--- a/deliverables/个人财务管理与可视化看板-综合实训设计报告.docx
+++ b/deliverables/个人财务管理与可视化看板-综合实训设计报告.docx
@@ -72,7 +72,7 @@
     </w:p>
     <w:tbl>
       <w:tblPr>
-        <w:tblW w:type="pct" w:w="100%"/>
+        <w:tblW w:type="dxa" w:w="8400"/>
         <w:tblBorders>
           <w:top w:val="single" w:color="DCE5E8" w:sz="4"/>
           <w:left w:val="single" w:color="DCE5E8" w:sz="4"/>
@@ -92,6 +92,7 @@
         </w:trPr>
         <w:tc>
           <w:tcPr>
+            <w:tcW w:type="dxa" w:w="2800"/>
             <w:shd w:fill="17324D" w:color="auto" w:val="clear"/>
             <w:tcMar>
               <w:top w:type="dxa" w:w="100"/>
@@ -117,6 +118,7 @@
         </w:tc>
         <w:tc>
           <w:tcPr>
+            <w:tcW w:type="dxa" w:w="5600"/>
             <w:shd w:fill="17324D" w:color="auto" w:val="clear"/>
             <w:tcMar>
               <w:top w:type="dxa" w:w="100"/>
@@ -136,7 +138,7 @@
                 <w:sz w:val="19"/>
                 <w:szCs w:val="19"/>
               </w:rPr>
-              <w:t xml:space="preserve">请填写</w:t>
+              <w:t xml:space="preserve">信息</w:t>
             </w:r>
           </w:p>
         </w:tc>
@@ -144,6 +146,7 @@
       <w:tr>
         <w:tc>
           <w:tcPr>
+            <w:tcW w:type="dxa" w:w="2800"/>
             <w:shd w:fill="FCFDFC" w:color="auto" w:val="clear"/>
             <w:tcMar>
               <w:top w:type="dxa" w:w="100"/>
@@ -169,6 +172,7 @@
         </w:tc>
         <w:tc>
           <w:tcPr>
+            <w:tcW w:type="dxa" w:w="5600"/>
             <w:shd w:fill="FCFDFC" w:color="auto" w:val="clear"/>
             <w:tcMar>
               <w:top w:type="dxa" w:w="100"/>
@@ -196,51 +200,53 @@
       <w:tr>
         <w:tc>
           <w:tcPr>
-            <w:shd w:fill="FCFDFC" w:color="auto" w:val="clear"/>
-            <w:tcMar>
-              <w:top w:type="dxa" w:w="100"/>
-              <w:left w:type="dxa" w:w="120"/>
-              <w:bottom w:type="dxa" w:w="100"/>
-              <w:right w:type="dxa" w:w="120"/>
-            </w:tcMar>
-            <w:vAlign w:val="center"/>
-          </w:tcPr>
-          <w:p>
-            <w:r>
-              <w:rPr>
-                <w:rFonts w:ascii="Microsoft YaHei" w:cs="Microsoft YaHei" w:eastAsia="Microsoft YaHei" w:hAnsi="Microsoft YaHei"/>
-                <w:b w:val="false"/>
-                <w:bCs w:val="false"/>
-                <w:color w:val="17324D"/>
-                <w:sz w:val="19"/>
-                <w:szCs w:val="19"/>
-              </w:rPr>
-              <w:t xml:space="preserve">姓名</w:t>
-            </w:r>
-          </w:p>
-        </w:tc>
-        <w:tc>
-          <w:tcPr>
-            <w:shd w:fill="FCFDFC" w:color="auto" w:val="clear"/>
-            <w:tcMar>
-              <w:top w:type="dxa" w:w="100"/>
-              <w:left w:type="dxa" w:w="120"/>
-              <w:bottom w:type="dxa" w:w="100"/>
-              <w:right w:type="dxa" w:w="120"/>
-            </w:tcMar>
-            <w:vAlign w:val="center"/>
-          </w:tcPr>
-          <w:p>
-            <w:r>
-              <w:rPr>
-                <w:rFonts w:ascii="Microsoft YaHei" w:cs="Microsoft YaHei" w:eastAsia="Microsoft YaHei" w:hAnsi="Microsoft YaHei"/>
-                <w:b w:val="false"/>
-                <w:bCs w:val="false"/>
-                <w:color w:val="17324D"/>
-                <w:sz w:val="19"/>
-                <w:szCs w:val="19"/>
-              </w:rPr>
-              <w:t xml:space="preserve">【请填写姓名】</w:t>
+            <w:tcW w:type="dxa" w:w="2800"/>
+            <w:shd w:fill="FCFDFC" w:color="auto" w:val="clear"/>
+            <w:tcMar>
+              <w:top w:type="dxa" w:w="100"/>
+              <w:left w:type="dxa" w:w="120"/>
+              <w:bottom w:type="dxa" w:w="100"/>
+              <w:right w:type="dxa" w:w="120"/>
+            </w:tcMar>
+            <w:vAlign w:val="center"/>
+          </w:tcPr>
+          <w:p>
+            <w:r>
+              <w:rPr>
+                <w:rFonts w:ascii="Microsoft YaHei" w:cs="Microsoft YaHei" w:eastAsia="Microsoft YaHei" w:hAnsi="Microsoft YaHei"/>
+                <w:b w:val="false"/>
+                <w:bCs w:val="false"/>
+                <w:color w:val="17324D"/>
+                <w:sz w:val="19"/>
+                <w:szCs w:val="19"/>
+              </w:rPr>
+              <w:t xml:space="preserve">小组成员</w:t>
+            </w:r>
+          </w:p>
+        </w:tc>
+        <w:tc>
+          <w:tcPr>
+            <w:tcW w:type="dxa" w:w="5600"/>
+            <w:shd w:fill="FCFDFC" w:color="auto" w:val="clear"/>
+            <w:tcMar>
+              <w:top w:type="dxa" w:w="100"/>
+              <w:left w:type="dxa" w:w="120"/>
+              <w:bottom w:type="dxa" w:w="100"/>
+              <w:right w:type="dxa" w:w="120"/>
+            </w:tcMar>
+            <w:vAlign w:val="center"/>
+          </w:tcPr>
+          <w:p>
+            <w:r>
+              <w:rPr>
+                <w:rFonts w:ascii="Microsoft YaHei" w:cs="Microsoft YaHei" w:eastAsia="Microsoft YaHei" w:hAnsi="Microsoft YaHei"/>
+                <w:b w:val="false"/>
+                <w:bCs w:val="false"/>
+                <w:color w:val="17324D"/>
+                <w:sz w:val="19"/>
+                <w:szCs w:val="19"/>
+              </w:rPr>
+              <w:t xml:space="preserve">蓝思钰 52302042011；姜萱萱 52302042008；刘晓盼 52302042019；王晨 52302042035；朱婷婷 52302042055</w:t>
             </w:r>
           </w:p>
         </w:tc>
@@ -248,51 +254,53 @@
       <w:tr>
         <w:tc>
           <w:tcPr>
-            <w:shd w:fill="FCFDFC" w:color="auto" w:val="clear"/>
-            <w:tcMar>
-              <w:top w:type="dxa" w:w="100"/>
-              <w:left w:type="dxa" w:w="120"/>
-              <w:bottom w:type="dxa" w:w="100"/>
-              <w:right w:type="dxa" w:w="120"/>
-            </w:tcMar>
-            <w:vAlign w:val="center"/>
-          </w:tcPr>
-          <w:p>
-            <w:r>
-              <w:rPr>
-                <w:rFonts w:ascii="Microsoft YaHei" w:cs="Microsoft YaHei" w:eastAsia="Microsoft YaHei" w:hAnsi="Microsoft YaHei"/>
-                <w:b w:val="false"/>
-                <w:bCs w:val="false"/>
-                <w:color w:val="17324D"/>
-                <w:sz w:val="19"/>
-                <w:szCs w:val="19"/>
-              </w:rPr>
-              <w:t xml:space="preserve">学号</w:t>
-            </w:r>
-          </w:p>
-        </w:tc>
-        <w:tc>
-          <w:tcPr>
-            <w:shd w:fill="FCFDFC" w:color="auto" w:val="clear"/>
-            <w:tcMar>
-              <w:top w:type="dxa" w:w="100"/>
-              <w:left w:type="dxa" w:w="120"/>
-              <w:bottom w:type="dxa" w:w="100"/>
-              <w:right w:type="dxa" w:w="120"/>
-            </w:tcMar>
-            <w:vAlign w:val="center"/>
-          </w:tcPr>
-          <w:p>
-            <w:r>
-              <w:rPr>
-                <w:rFonts w:ascii="Microsoft YaHei" w:cs="Microsoft YaHei" w:eastAsia="Microsoft YaHei" w:hAnsi="Microsoft YaHei"/>
-                <w:b w:val="false"/>
-                <w:bCs w:val="false"/>
-                <w:color w:val="17324D"/>
-                <w:sz w:val="19"/>
-                <w:szCs w:val="19"/>
-              </w:rPr>
-              <w:t xml:space="preserve">【请填写学号】</w:t>
+            <w:tcW w:type="dxa" w:w="2800"/>
+            <w:shd w:fill="FCFDFC" w:color="auto" w:val="clear"/>
+            <w:tcMar>
+              <w:top w:type="dxa" w:w="100"/>
+              <w:left w:type="dxa" w:w="120"/>
+              <w:bottom w:type="dxa" w:w="100"/>
+              <w:right w:type="dxa" w:w="120"/>
+            </w:tcMar>
+            <w:vAlign w:val="center"/>
+          </w:tcPr>
+          <w:p>
+            <w:r>
+              <w:rPr>
+                <w:rFonts w:ascii="Microsoft YaHei" w:cs="Microsoft YaHei" w:eastAsia="Microsoft YaHei" w:hAnsi="Microsoft YaHei"/>
+                <w:b w:val="false"/>
+                <w:bCs w:val="false"/>
+                <w:color w:val="17324D"/>
+                <w:sz w:val="19"/>
+                <w:szCs w:val="19"/>
+              </w:rPr>
+              <w:t xml:space="preserve">班级</w:t>
+            </w:r>
+          </w:p>
+        </w:tc>
+        <w:tc>
+          <w:tcPr>
+            <w:tcW w:type="dxa" w:w="5600"/>
+            <w:shd w:fill="FCFDFC" w:color="auto" w:val="clear"/>
+            <w:tcMar>
+              <w:top w:type="dxa" w:w="100"/>
+              <w:left w:type="dxa" w:w="120"/>
+              <w:bottom w:type="dxa" w:w="100"/>
+              <w:right w:type="dxa" w:w="120"/>
+            </w:tcMar>
+            <w:vAlign w:val="center"/>
+          </w:tcPr>
+          <w:p>
+            <w:r>
+              <w:rPr>
+                <w:rFonts w:ascii="Microsoft YaHei" w:cs="Microsoft YaHei" w:eastAsia="Microsoft YaHei" w:hAnsi="Microsoft YaHei"/>
+                <w:b w:val="false"/>
+                <w:bCs w:val="false"/>
+                <w:color w:val="17324D"/>
+                <w:sz w:val="19"/>
+                <w:szCs w:val="19"/>
+              </w:rPr>
+              <w:t xml:space="preserve">【请填写班级】</w:t>
             </w:r>
           </w:p>
         </w:tc>
@@ -300,51 +308,53 @@
       <w:tr>
         <w:tc>
           <w:tcPr>
-            <w:shd w:fill="FCFDFC" w:color="auto" w:val="clear"/>
-            <w:tcMar>
-              <w:top w:type="dxa" w:w="100"/>
-              <w:left w:type="dxa" w:w="120"/>
-              <w:bottom w:type="dxa" w:w="100"/>
-              <w:right w:type="dxa" w:w="120"/>
-            </w:tcMar>
-            <w:vAlign w:val="center"/>
-          </w:tcPr>
-          <w:p>
-            <w:r>
-              <w:rPr>
-                <w:rFonts w:ascii="Microsoft YaHei" w:cs="Microsoft YaHei" w:eastAsia="Microsoft YaHei" w:hAnsi="Microsoft YaHei"/>
-                <w:b w:val="false"/>
-                <w:bCs w:val="false"/>
-                <w:color w:val="17324D"/>
-                <w:sz w:val="19"/>
-                <w:szCs w:val="19"/>
-              </w:rPr>
-              <w:t xml:space="preserve">班级</w:t>
-            </w:r>
-          </w:p>
-        </w:tc>
-        <w:tc>
-          <w:tcPr>
-            <w:shd w:fill="FCFDFC" w:color="auto" w:val="clear"/>
-            <w:tcMar>
-              <w:top w:type="dxa" w:w="100"/>
-              <w:left w:type="dxa" w:w="120"/>
-              <w:bottom w:type="dxa" w:w="100"/>
-              <w:right w:type="dxa" w:w="120"/>
-            </w:tcMar>
-            <w:vAlign w:val="center"/>
-          </w:tcPr>
-          <w:p>
-            <w:r>
-              <w:rPr>
-                <w:rFonts w:ascii="Microsoft YaHei" w:cs="Microsoft YaHei" w:eastAsia="Microsoft YaHei" w:hAnsi="Microsoft YaHei"/>
-                <w:b w:val="false"/>
-                <w:bCs w:val="false"/>
-                <w:color w:val="17324D"/>
-                <w:sz w:val="19"/>
-                <w:szCs w:val="19"/>
-              </w:rPr>
-              <w:t xml:space="preserve">【请填写班级】</w:t>
+            <w:tcW w:type="dxa" w:w="2800"/>
+            <w:shd w:fill="FCFDFC" w:color="auto" w:val="clear"/>
+            <w:tcMar>
+              <w:top w:type="dxa" w:w="100"/>
+              <w:left w:type="dxa" w:w="120"/>
+              <w:bottom w:type="dxa" w:w="100"/>
+              <w:right w:type="dxa" w:w="120"/>
+            </w:tcMar>
+            <w:vAlign w:val="center"/>
+          </w:tcPr>
+          <w:p>
+            <w:r>
+              <w:rPr>
+                <w:rFonts w:ascii="Microsoft YaHei" w:cs="Microsoft YaHei" w:eastAsia="Microsoft YaHei" w:hAnsi="Microsoft YaHei"/>
+                <w:b w:val="false"/>
+                <w:bCs w:val="false"/>
+                <w:color w:val="17324D"/>
+                <w:sz w:val="19"/>
+                <w:szCs w:val="19"/>
+              </w:rPr>
+              <w:t xml:space="preserve">指导教师</w:t>
+            </w:r>
+          </w:p>
+        </w:tc>
+        <w:tc>
+          <w:tcPr>
+            <w:tcW w:type="dxa" w:w="5600"/>
+            <w:shd w:fill="FCFDFC" w:color="auto" w:val="clear"/>
+            <w:tcMar>
+              <w:top w:type="dxa" w:w="100"/>
+              <w:left w:type="dxa" w:w="120"/>
+              <w:bottom w:type="dxa" w:w="100"/>
+              <w:right w:type="dxa" w:w="120"/>
+            </w:tcMar>
+            <w:vAlign w:val="center"/>
+          </w:tcPr>
+          <w:p>
+            <w:r>
+              <w:rPr>
+                <w:rFonts w:ascii="Microsoft YaHei" w:cs="Microsoft YaHei" w:eastAsia="Microsoft YaHei" w:hAnsi="Microsoft YaHei"/>
+                <w:b w:val="false"/>
+                <w:bCs w:val="false"/>
+                <w:color w:val="17324D"/>
+                <w:sz w:val="19"/>
+                <w:szCs w:val="19"/>
+              </w:rPr>
+              <w:t xml:space="preserve">【请填写指导教师】</w:t>
             </w:r>
           </w:p>
         </w:tc>
@@ -352,58 +362,7 @@
       <w:tr>
         <w:tc>
           <w:tcPr>
-            <w:shd w:fill="FCFDFC" w:color="auto" w:val="clear"/>
-            <w:tcMar>
-              <w:top w:type="dxa" w:w="100"/>
-              <w:left w:type="dxa" w:w="120"/>
-              <w:bottom w:type="dxa" w:w="100"/>
-              <w:right w:type="dxa" w:w="120"/>
-            </w:tcMar>
-            <w:vAlign w:val="center"/>
-          </w:tcPr>
-          <w:p>
-            <w:r>
-              <w:rPr>
-                <w:rFonts w:ascii="Microsoft YaHei" w:cs="Microsoft YaHei" w:eastAsia="Microsoft YaHei" w:hAnsi="Microsoft YaHei"/>
-                <w:b w:val="false"/>
-                <w:bCs w:val="false"/>
-                <w:color w:val="17324D"/>
-                <w:sz w:val="19"/>
-                <w:szCs w:val="19"/>
-              </w:rPr>
-              <w:t xml:space="preserve">指导教师</w:t>
-            </w:r>
-          </w:p>
-        </w:tc>
-        <w:tc>
-          <w:tcPr>
-            <w:shd w:fill="FCFDFC" w:color="auto" w:val="clear"/>
-            <w:tcMar>
-              <w:top w:type="dxa" w:w="100"/>
-              <w:left w:type="dxa" w:w="120"/>
-              <w:bottom w:type="dxa" w:w="100"/>
-              <w:right w:type="dxa" w:w="120"/>
-            </w:tcMar>
-            <w:vAlign w:val="center"/>
-          </w:tcPr>
-          <w:p>
-            <w:r>
-              <w:rPr>
-                <w:rFonts w:ascii="Microsoft YaHei" w:cs="Microsoft YaHei" w:eastAsia="Microsoft YaHei" w:hAnsi="Microsoft YaHei"/>
-                <w:b w:val="false"/>
-                <w:bCs w:val="false"/>
-                <w:color w:val="17324D"/>
-                <w:sz w:val="19"/>
-                <w:szCs w:val="19"/>
-              </w:rPr>
-              <w:t xml:space="preserve">【请填写指导教师】</w:t>
-            </w:r>
-          </w:p>
-        </w:tc>
-      </w:tr>
-      <w:tr>
-        <w:tc>
-          <w:tcPr>
+            <w:tcW w:type="dxa" w:w="2800"/>
             <w:shd w:fill="FCFDFC" w:color="auto" w:val="clear"/>
             <w:tcMar>
               <w:top w:type="dxa" w:w="100"/>
@@ -429,6 +388,7 @@
         </w:tc>
         <w:tc>
           <w:tcPr>
+            <w:tcW w:type="dxa" w:w="5600"/>
             <w:shd w:fill="FCFDFC" w:color="auto" w:val="clear"/>
             <w:tcMar>
               <w:top w:type="dxa" w:w="100"/>
@@ -729,7 +689,7 @@
     </w:p>
     <w:tbl>
       <w:tblPr>
-        <w:tblW w:type="pct" w:w="100%"/>
+        <w:tblW w:type="dxa" w:w="8400"/>
         <w:tblBorders>
           <w:top w:val="single" w:color="DCE5E8" w:sz="4"/>
           <w:left w:val="single" w:color="DCE5E8" w:sz="4"/>
@@ -750,6 +710,7 @@
         </w:trPr>
         <w:tc>
           <w:tcPr>
+            <w:tcW w:type="dxa" w:w="1900"/>
             <w:shd w:fill="17324D" w:color="auto" w:val="clear"/>
             <w:tcMar>
               <w:top w:type="dxa" w:w="100"/>
@@ -775,6 +736,7 @@
         </w:tc>
         <w:tc>
           <w:tcPr>
+            <w:tcW w:type="dxa" w:w="5200"/>
             <w:shd w:fill="17324D" w:color="auto" w:val="clear"/>
             <w:tcMar>
               <w:top w:type="dxa" w:w="100"/>
@@ -800,6 +762,7 @@
         </w:tc>
         <w:tc>
           <w:tcPr>
+            <w:tcW w:type="dxa" w:w="1300"/>
             <w:shd w:fill="17324D" w:color="auto" w:val="clear"/>
             <w:tcMar>
               <w:top w:type="dxa" w:w="100"/>
@@ -827,6 +790,7 @@
       <w:tr>
         <w:tc>
           <w:tcPr>
+            <w:tcW w:type="dxa" w:w="1900"/>
             <w:shd w:fill="FCFDFC" w:color="auto" w:val="clear"/>
             <w:tcMar>
               <w:top w:type="dxa" w:w="100"/>
@@ -852,6 +816,7 @@
         </w:tc>
         <w:tc>
           <w:tcPr>
+            <w:tcW w:type="dxa" w:w="5200"/>
             <w:shd w:fill="FCFDFC" w:color="auto" w:val="clear"/>
             <w:tcMar>
               <w:top w:type="dxa" w:w="100"/>
@@ -877,6 +842,7 @@
         </w:tc>
         <w:tc>
           <w:tcPr>
+            <w:tcW w:type="dxa" w:w="1300"/>
             <w:shd w:fill="FCFDFC" w:color="auto" w:val="clear"/>
             <w:tcMar>
               <w:top w:type="dxa" w:w="100"/>
@@ -904,6 +870,7 @@
       <w:tr>
         <w:tc>
           <w:tcPr>
+            <w:tcW w:type="dxa" w:w="1900"/>
             <w:shd w:fill="FCFDFC" w:color="auto" w:val="clear"/>
             <w:tcMar>
               <w:top w:type="dxa" w:w="100"/>
@@ -929,6 +896,7 @@
         </w:tc>
         <w:tc>
           <w:tcPr>
+            <w:tcW w:type="dxa" w:w="5200"/>
             <w:shd w:fill="FCFDFC" w:color="auto" w:val="clear"/>
             <w:tcMar>
               <w:top w:type="dxa" w:w="100"/>
@@ -954,6 +922,7 @@
         </w:tc>
         <w:tc>
           <w:tcPr>
+            <w:tcW w:type="dxa" w:w="1300"/>
             <w:shd w:fill="FCFDFC" w:color="auto" w:val="clear"/>
             <w:tcMar>
               <w:top w:type="dxa" w:w="100"/>
@@ -981,6 +950,7 @@
       <w:tr>
         <w:tc>
           <w:tcPr>
+            <w:tcW w:type="dxa" w:w="1900"/>
             <w:shd w:fill="FCFDFC" w:color="auto" w:val="clear"/>
             <w:tcMar>
               <w:top w:type="dxa" w:w="100"/>
@@ -1006,6 +976,7 @@
         </w:tc>
         <w:tc>
           <w:tcPr>
+            <w:tcW w:type="dxa" w:w="5200"/>
             <w:shd w:fill="FCFDFC" w:color="auto" w:val="clear"/>
             <w:tcMar>
               <w:top w:type="dxa" w:w="100"/>
@@ -1031,6 +1002,7 @@
         </w:tc>
         <w:tc>
           <w:tcPr>
+            <w:tcW w:type="dxa" w:w="1300"/>
             <w:shd w:fill="FCFDFC" w:color="auto" w:val="clear"/>
             <w:tcMar>
               <w:top w:type="dxa" w:w="100"/>
@@ -1058,6 +1030,7 @@
       <w:tr>
         <w:tc>
           <w:tcPr>
+            <w:tcW w:type="dxa" w:w="1900"/>
             <w:shd w:fill="FCFDFC" w:color="auto" w:val="clear"/>
             <w:tcMar>
               <w:top w:type="dxa" w:w="100"/>
@@ -1083,6 +1056,7 @@
         </w:tc>
         <w:tc>
           <w:tcPr>
+            <w:tcW w:type="dxa" w:w="5200"/>
             <w:shd w:fill="FCFDFC" w:color="auto" w:val="clear"/>
             <w:tcMar>
               <w:top w:type="dxa" w:w="100"/>
@@ -1108,6 +1082,7 @@
         </w:tc>
         <w:tc>
           <w:tcPr>
+            <w:tcW w:type="dxa" w:w="1300"/>
             <w:shd w:fill="FCFDFC" w:color="auto" w:val="clear"/>
             <w:tcMar>
               <w:top w:type="dxa" w:w="100"/>
@@ -1135,6 +1110,7 @@
       <w:tr>
         <w:tc>
           <w:tcPr>
+            <w:tcW w:type="dxa" w:w="1900"/>
             <w:shd w:fill="FCFDFC" w:color="auto" w:val="clear"/>
             <w:tcMar>
               <w:top w:type="dxa" w:w="100"/>
@@ -1160,6 +1136,7 @@
         </w:tc>
         <w:tc>
           <w:tcPr>
+            <w:tcW w:type="dxa" w:w="5200"/>
             <w:shd w:fill="FCFDFC" w:color="auto" w:val="clear"/>
             <w:tcMar>
               <w:top w:type="dxa" w:w="100"/>
@@ -1185,6 +1162,7 @@
         </w:tc>
         <w:tc>
           <w:tcPr>
+            <w:tcW w:type="dxa" w:w="1300"/>
             <w:shd w:fill="FCFDFC" w:color="auto" w:val="clear"/>
             <w:tcMar>
               <w:top w:type="dxa" w:w="100"/>
@@ -1212,6 +1190,7 @@
       <w:tr>
         <w:tc>
           <w:tcPr>
+            <w:tcW w:type="dxa" w:w="1900"/>
             <w:shd w:fill="FCFDFC" w:color="auto" w:val="clear"/>
             <w:tcMar>
               <w:top w:type="dxa" w:w="100"/>
@@ -1237,6 +1216,7 @@
         </w:tc>
         <w:tc>
           <w:tcPr>
+            <w:tcW w:type="dxa" w:w="5200"/>
             <w:shd w:fill="FCFDFC" w:color="auto" w:val="clear"/>
             <w:tcMar>
               <w:top w:type="dxa" w:w="100"/>
@@ -1262,6 +1242,7 @@
         </w:tc>
         <w:tc>
           <w:tcPr>
+            <w:tcW w:type="dxa" w:w="1300"/>
             <w:shd w:fill="FCFDFC" w:color="auto" w:val="clear"/>
             <w:tcMar>
               <w:top w:type="dxa" w:w="100"/>
@@ -1289,6 +1270,7 @@
       <w:tr>
         <w:tc>
           <w:tcPr>
+            <w:tcW w:type="dxa" w:w="1900"/>
             <w:shd w:fill="FCFDFC" w:color="auto" w:val="clear"/>
             <w:tcMar>
               <w:top w:type="dxa" w:w="100"/>
@@ -1314,6 +1296,7 @@
         </w:tc>
         <w:tc>
           <w:tcPr>
+            <w:tcW w:type="dxa" w:w="5200"/>
             <w:shd w:fill="FCFDFC" w:color="auto" w:val="clear"/>
             <w:tcMar>
               <w:top w:type="dxa" w:w="100"/>
@@ -1339,6 +1322,7 @@
         </w:tc>
         <w:tc>
           <w:tcPr>
+            <w:tcW w:type="dxa" w:w="1300"/>
             <w:shd w:fill="FCFDFC" w:color="auto" w:val="clear"/>
             <w:tcMar>
               <w:top w:type="dxa" w:w="100"/>
@@ -1576,7 +1560,7 @@
     </w:p>
     <w:tbl>
       <w:tblPr>
-        <w:tblW w:type="pct" w:w="100%"/>
+        <w:tblW w:type="dxa" w:w="8400"/>
         <w:tblBorders>
           <w:top w:val="single" w:color="DCE5E8" w:sz="4"/>
           <w:left w:val="single" w:color="DCE5E8" w:sz="4"/>
@@ -1597,6 +1581,7 @@
         </w:trPr>
         <w:tc>
           <w:tcPr>
+            <w:tcW w:type="dxa" w:w="1600"/>
             <w:shd w:fill="17324D" w:color="auto" w:val="clear"/>
             <w:tcMar>
               <w:top w:type="dxa" w:w="100"/>
@@ -1622,6 +1607,7 @@
         </w:tc>
         <w:tc>
           <w:tcPr>
+            <w:tcW w:type="dxa" w:w="3000"/>
             <w:shd w:fill="17324D" w:color="auto" w:val="clear"/>
             <w:tcMar>
               <w:top w:type="dxa" w:w="100"/>
@@ -1647,6 +1633,7 @@
         </w:tc>
         <w:tc>
           <w:tcPr>
+            <w:tcW w:type="dxa" w:w="3800"/>
             <w:shd w:fill="17324D" w:color="auto" w:val="clear"/>
             <w:tcMar>
               <w:top w:type="dxa" w:w="100"/>
@@ -1674,6 +1661,7 @@
       <w:tr>
         <w:tc>
           <w:tcPr>
+            <w:tcW w:type="dxa" w:w="1600"/>
             <w:shd w:fill="FCFDFC" w:color="auto" w:val="clear"/>
             <w:tcMar>
               <w:top w:type="dxa" w:w="100"/>
@@ -1699,6 +1687,7 @@
         </w:tc>
         <w:tc>
           <w:tcPr>
+            <w:tcW w:type="dxa" w:w="3000"/>
             <w:shd w:fill="FCFDFC" w:color="auto" w:val="clear"/>
             <w:tcMar>
               <w:top w:type="dxa" w:w="100"/>
@@ -1724,6 +1713,7 @@
         </w:tc>
         <w:tc>
           <w:tcPr>
+            <w:tcW w:type="dxa" w:w="3800"/>
             <w:shd w:fill="FCFDFC" w:color="auto" w:val="clear"/>
             <w:tcMar>
               <w:top w:type="dxa" w:w="100"/>
@@ -1751,6 +1741,7 @@
       <w:tr>
         <w:tc>
           <w:tcPr>
+            <w:tcW w:type="dxa" w:w="1600"/>
             <w:shd w:fill="FCFDFC" w:color="auto" w:val="clear"/>
             <w:tcMar>
               <w:top w:type="dxa" w:w="100"/>
@@ -1776,6 +1767,7 @@
         </w:tc>
         <w:tc>
           <w:tcPr>
+            <w:tcW w:type="dxa" w:w="3000"/>
             <w:shd w:fill="FCFDFC" w:color="auto" w:val="clear"/>
             <w:tcMar>
               <w:top w:type="dxa" w:w="100"/>
@@ -1801,6 +1793,7 @@
         </w:tc>
         <w:tc>
           <w:tcPr>
+            <w:tcW w:type="dxa" w:w="3800"/>
             <w:shd w:fill="FCFDFC" w:color="auto" w:val="clear"/>
             <w:tcMar>
               <w:top w:type="dxa" w:w="100"/>
@@ -1828,6 +1821,7 @@
       <w:tr>
         <w:tc>
           <w:tcPr>
+            <w:tcW w:type="dxa" w:w="1600"/>
             <w:shd w:fill="FCFDFC" w:color="auto" w:val="clear"/>
             <w:tcMar>
               <w:top w:type="dxa" w:w="100"/>
@@ -1853,6 +1847,7 @@
         </w:tc>
         <w:tc>
           <w:tcPr>
+            <w:tcW w:type="dxa" w:w="3000"/>
             <w:shd w:fill="FCFDFC" w:color="auto" w:val="clear"/>
             <w:tcMar>
               <w:top w:type="dxa" w:w="100"/>
@@ -1878,6 +1873,7 @@
         </w:tc>
         <w:tc>
           <w:tcPr>
+            <w:tcW w:type="dxa" w:w="3800"/>
             <w:shd w:fill="FCFDFC" w:color="auto" w:val="clear"/>
             <w:tcMar>
               <w:top w:type="dxa" w:w="100"/>
@@ -1905,6 +1901,7 @@
       <w:tr>
         <w:tc>
           <w:tcPr>
+            <w:tcW w:type="dxa" w:w="1600"/>
             <w:shd w:fill="FCFDFC" w:color="auto" w:val="clear"/>
             <w:tcMar>
               <w:top w:type="dxa" w:w="100"/>
@@ -1930,6 +1927,7 @@
         </w:tc>
         <w:tc>
           <w:tcPr>
+            <w:tcW w:type="dxa" w:w="3000"/>
             <w:shd w:fill="FCFDFC" w:color="auto" w:val="clear"/>
             <w:tcMar>
               <w:top w:type="dxa" w:w="100"/>
@@ -1955,6 +1953,7 @@
         </w:tc>
         <w:tc>
           <w:tcPr>
+            <w:tcW w:type="dxa" w:w="3800"/>
             <w:shd w:fill="FCFDFC" w:color="auto" w:val="clear"/>
             <w:tcMar>
               <w:top w:type="dxa" w:w="100"/>
@@ -1982,6 +1981,7 @@
       <w:tr>
         <w:tc>
           <w:tcPr>
+            <w:tcW w:type="dxa" w:w="1600"/>
             <w:shd w:fill="FCFDFC" w:color="auto" w:val="clear"/>
             <w:tcMar>
               <w:top w:type="dxa" w:w="100"/>
@@ -2007,6 +2007,7 @@
         </w:tc>
         <w:tc>
           <w:tcPr>
+            <w:tcW w:type="dxa" w:w="3000"/>
             <w:shd w:fill="FCFDFC" w:color="auto" w:val="clear"/>
             <w:tcMar>
               <w:top w:type="dxa" w:w="100"/>
@@ -2032,6 +2033,7 @@
         </w:tc>
         <w:tc>
           <w:tcPr>
+            <w:tcW w:type="dxa" w:w="3800"/>
             <w:shd w:fill="FCFDFC" w:color="auto" w:val="clear"/>
             <w:tcMar>
               <w:top w:type="dxa" w:w="100"/>
@@ -2059,6 +2061,7 @@
       <w:tr>
         <w:tc>
           <w:tcPr>
+            <w:tcW w:type="dxa" w:w="1600"/>
             <w:shd w:fill="FCFDFC" w:color="auto" w:val="clear"/>
             <w:tcMar>
               <w:top w:type="dxa" w:w="100"/>
@@ -2084,6 +2087,7 @@
         </w:tc>
         <w:tc>
           <w:tcPr>
+            <w:tcW w:type="dxa" w:w="3000"/>
             <w:shd w:fill="FCFDFC" w:color="auto" w:val="clear"/>
             <w:tcMar>
               <w:top w:type="dxa" w:w="100"/>
@@ -2109,6 +2113,7 @@
         </w:tc>
         <w:tc>
           <w:tcPr>
+            <w:tcW w:type="dxa" w:w="3800"/>
             <w:shd w:fill="FCFDFC" w:color="auto" w:val="clear"/>
             <w:tcMar>
               <w:top w:type="dxa" w:w="100"/>
@@ -2218,7 +2223,7 @@
     </w:p>
     <w:tbl>
       <w:tblPr>
-        <w:tblW w:type="pct" w:w="100%"/>
+        <w:tblW w:type="dxa" w:w="8400"/>
         <w:tblBorders>
           <w:top w:val="single" w:color="DCE5E8" w:sz="4"/>
           <w:left w:val="single" w:color="DCE5E8" w:sz="4"/>
@@ -2239,6 +2244,7 @@
         </w:trPr>
         <w:tc>
           <w:tcPr>
+            <w:tcW w:type="dxa" w:w="1500"/>
             <w:shd w:fill="17324D" w:color="auto" w:val="clear"/>
             <w:tcMar>
               <w:top w:type="dxa" w:w="100"/>
@@ -2264,6 +2270,7 @@
         </w:tc>
         <w:tc>
           <w:tcPr>
+            <w:tcW w:type="dxa" w:w="3500"/>
             <w:shd w:fill="17324D" w:color="auto" w:val="clear"/>
             <w:tcMar>
               <w:top w:type="dxa" w:w="100"/>
@@ -2289,6 +2296,7 @@
         </w:tc>
         <w:tc>
           <w:tcPr>
+            <w:tcW w:type="dxa" w:w="3400"/>
             <w:shd w:fill="17324D" w:color="auto" w:val="clear"/>
             <w:tcMar>
               <w:top w:type="dxa" w:w="100"/>
@@ -2316,6 +2324,7 @@
       <w:tr>
         <w:tc>
           <w:tcPr>
+            <w:tcW w:type="dxa" w:w="1500"/>
             <w:shd w:fill="FCFDFC" w:color="auto" w:val="clear"/>
             <w:tcMar>
               <w:top w:type="dxa" w:w="100"/>
@@ -2341,6 +2350,7 @@
         </w:tc>
         <w:tc>
           <w:tcPr>
+            <w:tcW w:type="dxa" w:w="3500"/>
             <w:shd w:fill="FCFDFC" w:color="auto" w:val="clear"/>
             <w:tcMar>
               <w:top w:type="dxa" w:w="100"/>
@@ -2366,6 +2376,7 @@
         </w:tc>
         <w:tc>
           <w:tcPr>
+            <w:tcW w:type="dxa" w:w="3400"/>
             <w:shd w:fill="FCFDFC" w:color="auto" w:val="clear"/>
             <w:tcMar>
               <w:top w:type="dxa" w:w="100"/>
@@ -2393,6 +2404,7 @@
       <w:tr>
         <w:tc>
           <w:tcPr>
+            <w:tcW w:type="dxa" w:w="1500"/>
             <w:shd w:fill="FCFDFC" w:color="auto" w:val="clear"/>
             <w:tcMar>
               <w:top w:type="dxa" w:w="100"/>
@@ -2418,6 +2430,7 @@
         </w:tc>
         <w:tc>
           <w:tcPr>
+            <w:tcW w:type="dxa" w:w="3500"/>
             <w:shd w:fill="FCFDFC" w:color="auto" w:val="clear"/>
             <w:tcMar>
               <w:top w:type="dxa" w:w="100"/>
@@ -2443,6 +2456,7 @@
         </w:tc>
         <w:tc>
           <w:tcPr>
+            <w:tcW w:type="dxa" w:w="3400"/>
             <w:shd w:fill="FCFDFC" w:color="auto" w:val="clear"/>
             <w:tcMar>
               <w:top w:type="dxa" w:w="100"/>
@@ -2470,6 +2484,7 @@
       <w:tr>
         <w:tc>
           <w:tcPr>
+            <w:tcW w:type="dxa" w:w="1500"/>
             <w:shd w:fill="FCFDFC" w:color="auto" w:val="clear"/>
             <w:tcMar>
               <w:top w:type="dxa" w:w="100"/>
@@ -2495,6 +2510,7 @@
         </w:tc>
         <w:tc>
           <w:tcPr>
+            <w:tcW w:type="dxa" w:w="3500"/>
             <w:shd w:fill="FCFDFC" w:color="auto" w:val="clear"/>
             <w:tcMar>
               <w:top w:type="dxa" w:w="100"/>
@@ -2520,6 +2536,7 @@
         </w:tc>
         <w:tc>
           <w:tcPr>
+            <w:tcW w:type="dxa" w:w="3400"/>
             <w:shd w:fill="FCFDFC" w:color="auto" w:val="clear"/>
             <w:tcMar>
               <w:top w:type="dxa" w:w="100"/>
@@ -2547,6 +2564,7 @@
       <w:tr>
         <w:tc>
           <w:tcPr>
+            <w:tcW w:type="dxa" w:w="1500"/>
             <w:shd w:fill="FCFDFC" w:color="auto" w:val="clear"/>
             <w:tcMar>
               <w:top w:type="dxa" w:w="100"/>
@@ -2572,6 +2590,7 @@
         </w:tc>
         <w:tc>
           <w:tcPr>
+            <w:tcW w:type="dxa" w:w="3500"/>
             <w:shd w:fill="FCFDFC" w:color="auto" w:val="clear"/>
             <w:tcMar>
               <w:top w:type="dxa" w:w="100"/>
@@ -2597,6 +2616,7 @@
         </w:tc>
         <w:tc>
           <w:tcPr>
+            <w:tcW w:type="dxa" w:w="3400"/>
             <w:shd w:fill="FCFDFC" w:color="auto" w:val="clear"/>
             <w:tcMar>
               <w:top w:type="dxa" w:w="100"/>
@@ -2624,6 +2644,7 @@
       <w:tr>
         <w:tc>
           <w:tcPr>
+            <w:tcW w:type="dxa" w:w="1500"/>
             <w:shd w:fill="FCFDFC" w:color="auto" w:val="clear"/>
             <w:tcMar>
               <w:top w:type="dxa" w:w="100"/>
@@ -2649,6 +2670,7 @@
         </w:tc>
         <w:tc>
           <w:tcPr>
+            <w:tcW w:type="dxa" w:w="3500"/>
             <w:shd w:fill="FCFDFC" w:color="auto" w:val="clear"/>
             <w:tcMar>
               <w:top w:type="dxa" w:w="100"/>
@@ -2674,6 +2696,7 @@
         </w:tc>
         <w:tc>
           <w:tcPr>
+            <w:tcW w:type="dxa" w:w="3400"/>
             <w:shd w:fill="FCFDFC" w:color="auto" w:val="clear"/>
             <w:tcMar>
               <w:top w:type="dxa" w:w="100"/>
@@ -3196,7 +3219,7 @@
     </w:p>
     <w:tbl>
       <w:tblPr>
-        <w:tblW w:type="pct" w:w="100%"/>
+        <w:tblW w:type="dxa" w:w="8400"/>
         <w:tblBorders>
           <w:top w:val="single" w:color="DCE5E8" w:sz="4"/>
           <w:left w:val="single" w:color="DCE5E8" w:sz="4"/>
@@ -3217,6 +3240,7 @@
         </w:trPr>
         <w:tc>
           <w:tcPr>
+            <w:tcW w:type="dxa" w:w="1800"/>
             <w:shd w:fill="17324D" w:color="auto" w:val="clear"/>
             <w:tcMar>
               <w:top w:type="dxa" w:w="100"/>
@@ -3242,6 +3266,7 @@
         </w:tc>
         <w:tc>
           <w:tcPr>
+            <w:tcW w:type="dxa" w:w="5000"/>
             <w:shd w:fill="17324D" w:color="auto" w:val="clear"/>
             <w:tcMar>
               <w:top w:type="dxa" w:w="100"/>
@@ -3267,6 +3292,7 @@
         </w:tc>
         <w:tc>
           <w:tcPr>
+            <w:tcW w:type="dxa" w:w="1600"/>
             <w:shd w:fill="17324D" w:color="auto" w:val="clear"/>
             <w:tcMar>
               <w:top w:type="dxa" w:w="100"/>
@@ -3294,6 +3320,7 @@
       <w:tr>
         <w:tc>
           <w:tcPr>
+            <w:tcW w:type="dxa" w:w="1800"/>
             <w:shd w:fill="FCFDFC" w:color="auto" w:val="clear"/>
             <w:tcMar>
               <w:top w:type="dxa" w:w="100"/>
@@ -3319,6 +3346,7 @@
         </w:tc>
         <w:tc>
           <w:tcPr>
+            <w:tcW w:type="dxa" w:w="5000"/>
             <w:shd w:fill="FCFDFC" w:color="auto" w:val="clear"/>
             <w:tcMar>
               <w:top w:type="dxa" w:w="100"/>
@@ -3344,6 +3372,7 @@
         </w:tc>
         <w:tc>
           <w:tcPr>
+            <w:tcW w:type="dxa" w:w="1600"/>
             <w:shd w:fill="FCFDFC" w:color="auto" w:val="clear"/>
             <w:tcMar>
               <w:top w:type="dxa" w:w="100"/>
@@ -3371,6 +3400,7 @@
       <w:tr>
         <w:tc>
           <w:tcPr>
+            <w:tcW w:type="dxa" w:w="1800"/>
             <w:shd w:fill="FCFDFC" w:color="auto" w:val="clear"/>
             <w:tcMar>
               <w:top w:type="dxa" w:w="100"/>
@@ -3396,6 +3426,7 @@
         </w:tc>
         <w:tc>
           <w:tcPr>
+            <w:tcW w:type="dxa" w:w="5000"/>
             <w:shd w:fill="FCFDFC" w:color="auto" w:val="clear"/>
             <w:tcMar>
               <w:top w:type="dxa" w:w="100"/>
@@ -3421,6 +3452,7 @@
         </w:tc>
         <w:tc>
           <w:tcPr>
+            <w:tcW w:type="dxa" w:w="1600"/>
             <w:shd w:fill="FCFDFC" w:color="auto" w:val="clear"/>
             <w:tcMar>
               <w:top w:type="dxa" w:w="100"/>
@@ -3448,6 +3480,7 @@
       <w:tr>
         <w:tc>
           <w:tcPr>
+            <w:tcW w:type="dxa" w:w="1800"/>
             <w:shd w:fill="FCFDFC" w:color="auto" w:val="clear"/>
             <w:tcMar>
               <w:top w:type="dxa" w:w="100"/>
@@ -3473,6 +3506,7 @@
         </w:tc>
         <w:tc>
           <w:tcPr>
+            <w:tcW w:type="dxa" w:w="5000"/>
             <w:shd w:fill="FCFDFC" w:color="auto" w:val="clear"/>
             <w:tcMar>
               <w:top w:type="dxa" w:w="100"/>
@@ -3498,6 +3532,7 @@
         </w:tc>
         <w:tc>
           <w:tcPr>
+            <w:tcW w:type="dxa" w:w="1600"/>
             <w:shd w:fill="FCFDFC" w:color="auto" w:val="clear"/>
             <w:tcMar>
               <w:top w:type="dxa" w:w="100"/>
@@ -3525,6 +3560,7 @@
       <w:tr>
         <w:tc>
           <w:tcPr>
+            <w:tcW w:type="dxa" w:w="1800"/>
             <w:shd w:fill="FCFDFC" w:color="auto" w:val="clear"/>
             <w:tcMar>
               <w:top w:type="dxa" w:w="100"/>
@@ -3550,6 +3586,7 @@
         </w:tc>
         <w:tc>
           <w:tcPr>
+            <w:tcW w:type="dxa" w:w="5000"/>
             <w:shd w:fill="FCFDFC" w:color="auto" w:val="clear"/>
             <w:tcMar>
               <w:top w:type="dxa" w:w="100"/>
@@ -3575,6 +3612,7 @@
         </w:tc>
         <w:tc>
           <w:tcPr>
+            <w:tcW w:type="dxa" w:w="1600"/>
             <w:shd w:fill="FCFDFC" w:color="auto" w:val="clear"/>
             <w:tcMar>
               <w:top w:type="dxa" w:w="100"/>
@@ -3611,7 +3649,7 @@
     </w:p>
     <w:tbl>
       <w:tblPr>
-        <w:tblW w:type="pct" w:w="100%"/>
+        <w:tblW w:type="dxa" w:w="8400"/>
         <w:tblBorders>
           <w:top w:val="single" w:color="DCE5E8" w:sz="4"/>
           <w:left w:val="single" w:color="DCE5E8" w:sz="4"/>
@@ -3632,6 +3670,7 @@
         </w:trPr>
         <w:tc>
           <w:tcPr>
+            <w:tcW w:type="dxa" w:w="1000"/>
             <w:shd w:fill="17324D" w:color="auto" w:val="clear"/>
             <w:tcMar>
               <w:top w:type="dxa" w:w="100"/>
@@ -3657,6 +3696,7 @@
         </w:tc>
         <w:tc>
           <w:tcPr>
+            <w:tcW w:type="dxa" w:w="4100"/>
             <w:shd w:fill="17324D" w:color="auto" w:val="clear"/>
             <w:tcMar>
               <w:top w:type="dxa" w:w="100"/>
@@ -3682,6 +3722,7 @@
         </w:tc>
         <w:tc>
           <w:tcPr>
+            <w:tcW w:type="dxa" w:w="3300"/>
             <w:shd w:fill="17324D" w:color="auto" w:val="clear"/>
             <w:tcMar>
               <w:top w:type="dxa" w:w="100"/>
@@ -3709,6 +3750,7 @@
       <w:tr>
         <w:tc>
           <w:tcPr>
+            <w:tcW w:type="dxa" w:w="1000"/>
             <w:shd w:fill="FCFDFC" w:color="auto" w:val="clear"/>
             <w:tcMar>
               <w:top w:type="dxa" w:w="100"/>
@@ -3734,6 +3776,7 @@
         </w:tc>
         <w:tc>
           <w:tcPr>
+            <w:tcW w:type="dxa" w:w="4100"/>
             <w:shd w:fill="FCFDFC" w:color="auto" w:val="clear"/>
             <w:tcMar>
               <w:top w:type="dxa" w:w="100"/>
@@ -3759,6 +3802,7 @@
         </w:tc>
         <w:tc>
           <w:tcPr>
+            <w:tcW w:type="dxa" w:w="3300"/>
             <w:shd w:fill="FCFDFC" w:color="auto" w:val="clear"/>
             <w:tcMar>
               <w:top w:type="dxa" w:w="100"/>
@@ -3786,6 +3830,7 @@
       <w:tr>
         <w:tc>
           <w:tcPr>
+            <w:tcW w:type="dxa" w:w="1000"/>
             <w:shd w:fill="FCFDFC" w:color="auto" w:val="clear"/>
             <w:tcMar>
               <w:top w:type="dxa" w:w="100"/>
@@ -3811,6 +3856,7 @@
         </w:tc>
         <w:tc>
           <w:tcPr>
+            <w:tcW w:type="dxa" w:w="4100"/>
             <w:shd w:fill="FCFDFC" w:color="auto" w:val="clear"/>
             <w:tcMar>
               <w:top w:type="dxa" w:w="100"/>
@@ -3836,6 +3882,7 @@
         </w:tc>
         <w:tc>
           <w:tcPr>
+            <w:tcW w:type="dxa" w:w="3300"/>
             <w:shd w:fill="FCFDFC" w:color="auto" w:val="clear"/>
             <w:tcMar>
               <w:top w:type="dxa" w:w="100"/>
@@ -3863,6 +3910,7 @@
       <w:tr>
         <w:tc>
           <w:tcPr>
+            <w:tcW w:type="dxa" w:w="1000"/>
             <w:shd w:fill="FCFDFC" w:color="auto" w:val="clear"/>
             <w:tcMar>
               <w:top w:type="dxa" w:w="100"/>
@@ -3888,6 +3936,7 @@
         </w:tc>
         <w:tc>
           <w:tcPr>
+            <w:tcW w:type="dxa" w:w="4100"/>
             <w:shd w:fill="FCFDFC" w:color="auto" w:val="clear"/>
             <w:tcMar>
               <w:top w:type="dxa" w:w="100"/>
@@ -3913,6 +3962,7 @@
         </w:tc>
         <w:tc>
           <w:tcPr>
+            <w:tcW w:type="dxa" w:w="3300"/>
             <w:shd w:fill="FCFDFC" w:color="auto" w:val="clear"/>
             <w:tcMar>
               <w:top w:type="dxa" w:w="100"/>
@@ -3940,6 +3990,7 @@
       <w:tr>
         <w:tc>
           <w:tcPr>
+            <w:tcW w:type="dxa" w:w="1000"/>
             <w:shd w:fill="FCFDFC" w:color="auto" w:val="clear"/>
             <w:tcMar>
               <w:top w:type="dxa" w:w="100"/>
@@ -3965,6 +4016,7 @@
         </w:tc>
         <w:tc>
           <w:tcPr>
+            <w:tcW w:type="dxa" w:w="4100"/>
             <w:shd w:fill="FCFDFC" w:color="auto" w:val="clear"/>
             <w:tcMar>
               <w:top w:type="dxa" w:w="100"/>
@@ -3990,6 +4042,7 @@
         </w:tc>
         <w:tc>
           <w:tcPr>
+            <w:tcW w:type="dxa" w:w="3300"/>
             <w:shd w:fill="FCFDFC" w:color="auto" w:val="clear"/>
             <w:tcMar>
               <w:top w:type="dxa" w:w="100"/>
@@ -4017,6 +4070,7 @@
       <w:tr>
         <w:tc>
           <w:tcPr>
+            <w:tcW w:type="dxa" w:w="1000"/>
             <w:shd w:fill="FCFDFC" w:color="auto" w:val="clear"/>
             <w:tcMar>
               <w:top w:type="dxa" w:w="100"/>
@@ -4042,6 +4096,7 @@
         </w:tc>
         <w:tc>
           <w:tcPr>
+            <w:tcW w:type="dxa" w:w="4100"/>
             <w:shd w:fill="FCFDFC" w:color="auto" w:val="clear"/>
             <w:tcMar>
               <w:top w:type="dxa" w:w="100"/>
@@ -4067,6 +4122,7 @@
         </w:tc>
         <w:tc>
           <w:tcPr>
+            <w:tcW w:type="dxa" w:w="3300"/>
             <w:shd w:fill="FCFDFC" w:color="auto" w:val="clear"/>
             <w:tcMar>
               <w:top w:type="dxa" w:w="100"/>
@@ -4094,6 +4150,7 @@
       <w:tr>
         <w:tc>
           <w:tcPr>
+            <w:tcW w:type="dxa" w:w="1000"/>
             <w:shd w:fill="FCFDFC" w:color="auto" w:val="clear"/>
             <w:tcMar>
               <w:top w:type="dxa" w:w="100"/>
@@ -4119,6 +4176,7 @@
         </w:tc>
         <w:tc>
           <w:tcPr>
+            <w:tcW w:type="dxa" w:w="4100"/>
             <w:shd w:fill="FCFDFC" w:color="auto" w:val="clear"/>
             <w:tcMar>
               <w:top w:type="dxa" w:w="100"/>
@@ -4144,6 +4202,7 @@
         </w:tc>
         <w:tc>
           <w:tcPr>
+            <w:tcW w:type="dxa" w:w="3300"/>
             <w:shd w:fill="FCFDFC" w:color="auto" w:val="clear"/>
             <w:tcMar>
               <w:top w:type="dxa" w:w="100"/>
@@ -4171,6 +4230,7 @@
       <w:tr>
         <w:tc>
           <w:tcPr>
+            <w:tcW w:type="dxa" w:w="1000"/>
             <w:shd w:fill="FCFDFC" w:color="auto" w:val="clear"/>
             <w:tcMar>
               <w:top w:type="dxa" w:w="100"/>
@@ -4196,6 +4256,7 @@
         </w:tc>
         <w:tc>
           <w:tcPr>
+            <w:tcW w:type="dxa" w:w="4100"/>
             <w:shd w:fill="FCFDFC" w:color="auto" w:val="clear"/>
             <w:tcMar>
               <w:top w:type="dxa" w:w="100"/>
@@ -4221,6 +4282,7 @@
         </w:tc>
         <w:tc>
           <w:tcPr>
+            <w:tcW w:type="dxa" w:w="3300"/>
             <w:shd w:fill="FCFDFC" w:color="auto" w:val="clear"/>
             <w:tcMar>
               <w:top w:type="dxa" w:w="100"/>
@@ -4437,7 +4499,7 @@
     </w:p>
     <w:tbl>
       <w:tblPr>
-        <w:tblW w:type="pct" w:w="100%"/>
+        <w:tblW w:type="dxa" w:w="8700"/>
         <w:tblBorders>
           <w:top w:val="single" w:color="DCE5E8" w:sz="4"/>
           <w:left w:val="single" w:color="DCE5E8" w:sz="4"/>
@@ -4459,6 +4521,7 @@
         </w:trPr>
         <w:tc>
           <w:tcPr>
+            <w:tcW w:type="dxa" w:w="1800"/>
             <w:shd w:fill="17324D" w:color="auto" w:val="clear"/>
             <w:tcMar>
               <w:top w:type="dxa" w:w="100"/>
@@ -4484,6 +4547,7 @@
         </w:tc>
         <w:tc>
           <w:tcPr>
+            <w:tcW w:type="dxa" w:w="1800"/>
             <w:shd w:fill="17324D" w:color="auto" w:val="clear"/>
             <w:tcMar>
               <w:top w:type="dxa" w:w="100"/>
@@ -4509,6 +4573,7 @@
         </w:tc>
         <w:tc>
           <w:tcPr>
+            <w:tcW w:type="dxa" w:w="3900"/>
             <w:shd w:fill="17324D" w:color="auto" w:val="clear"/>
             <w:tcMar>
               <w:top w:type="dxa" w:w="100"/>
@@ -4534,6 +4599,7 @@
         </w:tc>
         <w:tc>
           <w:tcPr>
+            <w:tcW w:type="dxa" w:w="1200"/>
             <w:shd w:fill="17324D" w:color="auto" w:val="clear"/>
             <w:tcMar>
               <w:top w:type="dxa" w:w="100"/>
@@ -4561,101 +4627,105 @@
       <w:tr>
         <w:tc>
           <w:tcPr>
-            <w:shd w:fill="FCFDFC" w:color="auto" w:val="clear"/>
-            <w:tcMar>
-              <w:top w:type="dxa" w:w="100"/>
-              <w:left w:type="dxa" w:w="120"/>
-              <w:bottom w:type="dxa" w:w="100"/>
-              <w:right w:type="dxa" w:w="120"/>
-            </w:tcMar>
-            <w:vAlign w:val="center"/>
-          </w:tcPr>
-          <w:p>
-            <w:r>
-              <w:rPr>
-                <w:rFonts w:ascii="Microsoft YaHei" w:cs="Microsoft YaHei" w:eastAsia="Microsoft YaHei" w:hAnsi="Microsoft YaHei"/>
-                <w:b w:val="false"/>
-                <w:bCs w:val="false"/>
-                <w:color w:val="17324D"/>
-                <w:sz w:val="19"/>
-                <w:szCs w:val="19"/>
-              </w:rPr>
-              <w:t xml:space="preserve">【请填写】</w:t>
-            </w:r>
-          </w:p>
-        </w:tc>
-        <w:tc>
-          <w:tcPr>
-            <w:shd w:fill="FCFDFC" w:color="auto" w:val="clear"/>
-            <w:tcMar>
-              <w:top w:type="dxa" w:w="100"/>
-              <w:left w:type="dxa" w:w="120"/>
-              <w:bottom w:type="dxa" w:w="100"/>
-              <w:right w:type="dxa" w:w="120"/>
-            </w:tcMar>
-            <w:vAlign w:val="center"/>
-          </w:tcPr>
-          <w:p>
-            <w:r>
-              <w:rPr>
-                <w:rFonts w:ascii="Microsoft YaHei" w:cs="Microsoft YaHei" w:eastAsia="Microsoft YaHei" w:hAnsi="Microsoft YaHei"/>
-                <w:b w:val="false"/>
-                <w:bCs w:val="false"/>
-                <w:color w:val="17324D"/>
-                <w:sz w:val="19"/>
-                <w:szCs w:val="19"/>
-              </w:rPr>
-              <w:t xml:space="preserve">【请填写】</w:t>
-            </w:r>
-          </w:p>
-        </w:tc>
-        <w:tc>
-          <w:tcPr>
-            <w:shd w:fill="FCFDFC" w:color="auto" w:val="clear"/>
-            <w:tcMar>
-              <w:top w:type="dxa" w:w="100"/>
-              <w:left w:type="dxa" w:w="120"/>
-              <w:bottom w:type="dxa" w:w="100"/>
-              <w:right w:type="dxa" w:w="120"/>
-            </w:tcMar>
-            <w:vAlign w:val="center"/>
-          </w:tcPr>
-          <w:p>
-            <w:r>
-              <w:rPr>
-                <w:rFonts w:ascii="Microsoft YaHei" w:cs="Microsoft YaHei" w:eastAsia="Microsoft YaHei" w:hAnsi="Microsoft YaHei"/>
-                <w:b w:val="false"/>
-                <w:bCs w:val="false"/>
-                <w:color w:val="17324D"/>
-                <w:sz w:val="19"/>
-                <w:szCs w:val="19"/>
-              </w:rPr>
-              <w:t xml:space="preserve">需求分析、体系结构设计、前端实现、测试与文档</w:t>
-            </w:r>
-          </w:p>
-        </w:tc>
-        <w:tc>
-          <w:tcPr>
-            <w:shd w:fill="FCFDFC" w:color="auto" w:val="clear"/>
-            <w:tcMar>
-              <w:top w:type="dxa" w:w="100"/>
-              <w:left w:type="dxa" w:w="120"/>
-              <w:bottom w:type="dxa" w:w="100"/>
-              <w:right w:type="dxa" w:w="120"/>
-            </w:tcMar>
-            <w:vAlign w:val="center"/>
-          </w:tcPr>
-          <w:p>
-            <w:r>
-              <w:rPr>
-                <w:rFonts w:ascii="Microsoft YaHei" w:cs="Microsoft YaHei" w:eastAsia="Microsoft YaHei" w:hAnsi="Microsoft YaHei"/>
-                <w:b w:val="false"/>
-                <w:bCs w:val="false"/>
-                <w:color w:val="17324D"/>
-                <w:sz w:val="19"/>
-                <w:szCs w:val="19"/>
-              </w:rPr>
-              <w:t xml:space="preserve">100%（个人项目）</w:t>
+            <w:tcW w:type="dxa" w:w="1800"/>
+            <w:shd w:fill="FCFDFC" w:color="auto" w:val="clear"/>
+            <w:tcMar>
+              <w:top w:type="dxa" w:w="100"/>
+              <w:left w:type="dxa" w:w="120"/>
+              <w:bottom w:type="dxa" w:w="100"/>
+              <w:right w:type="dxa" w:w="120"/>
+            </w:tcMar>
+            <w:vAlign w:val="center"/>
+          </w:tcPr>
+          <w:p>
+            <w:r>
+              <w:rPr>
+                <w:rFonts w:ascii="Microsoft YaHei" w:cs="Microsoft YaHei" w:eastAsia="Microsoft YaHei" w:hAnsi="Microsoft YaHei"/>
+                <w:b w:val="false"/>
+                <w:bCs w:val="false"/>
+                <w:color w:val="17324D"/>
+                <w:sz w:val="19"/>
+                <w:szCs w:val="19"/>
+              </w:rPr>
+              <w:t xml:space="preserve">蓝思钰</w:t>
+            </w:r>
+          </w:p>
+        </w:tc>
+        <w:tc>
+          <w:tcPr>
+            <w:tcW w:type="dxa" w:w="1800"/>
+            <w:shd w:fill="FCFDFC" w:color="auto" w:val="clear"/>
+            <w:tcMar>
+              <w:top w:type="dxa" w:w="100"/>
+              <w:left w:type="dxa" w:w="120"/>
+              <w:bottom w:type="dxa" w:w="100"/>
+              <w:right w:type="dxa" w:w="120"/>
+            </w:tcMar>
+            <w:vAlign w:val="center"/>
+          </w:tcPr>
+          <w:p>
+            <w:r>
+              <w:rPr>
+                <w:rFonts w:ascii="Microsoft YaHei" w:cs="Microsoft YaHei" w:eastAsia="Microsoft YaHei" w:hAnsi="Microsoft YaHei"/>
+                <w:b w:val="false"/>
+                <w:bCs w:val="false"/>
+                <w:color w:val="17324D"/>
+                <w:sz w:val="19"/>
+                <w:szCs w:val="19"/>
+              </w:rPr>
+              <w:t xml:space="preserve">52302042011</w:t>
+            </w:r>
+          </w:p>
+        </w:tc>
+        <w:tc>
+          <w:tcPr>
+            <w:tcW w:type="dxa" w:w="3900"/>
+            <w:shd w:fill="FCFDFC" w:color="auto" w:val="clear"/>
+            <w:tcMar>
+              <w:top w:type="dxa" w:w="100"/>
+              <w:left w:type="dxa" w:w="120"/>
+              <w:bottom w:type="dxa" w:w="100"/>
+              <w:right w:type="dxa" w:w="120"/>
+            </w:tcMar>
+            <w:vAlign w:val="center"/>
+          </w:tcPr>
+          <w:p>
+            <w:r>
+              <w:rPr>
+                <w:rFonts w:ascii="Microsoft YaHei" w:cs="Microsoft YaHei" w:eastAsia="Microsoft YaHei" w:hAnsi="Microsoft YaHei"/>
+                <w:b w:val="false"/>
+                <w:bCs w:val="false"/>
+                <w:color w:val="17324D"/>
+                <w:sz w:val="19"/>
+                <w:szCs w:val="19"/>
+              </w:rPr>
+              <w:t xml:space="preserve">需求分析、产品方案与总体设计</w:t>
+            </w:r>
+          </w:p>
+        </w:tc>
+        <w:tc>
+          <w:tcPr>
+            <w:tcW w:type="dxa" w:w="1200"/>
+            <w:shd w:fill="FCFDFC" w:color="auto" w:val="clear"/>
+            <w:tcMar>
+              <w:top w:type="dxa" w:w="100"/>
+              <w:left w:type="dxa" w:w="120"/>
+              <w:bottom w:type="dxa" w:w="100"/>
+              <w:right w:type="dxa" w:w="120"/>
+            </w:tcMar>
+            <w:vAlign w:val="center"/>
+          </w:tcPr>
+          <w:p>
+            <w:r>
+              <w:rPr>
+                <w:rFonts w:ascii="Microsoft YaHei" w:cs="Microsoft YaHei" w:eastAsia="Microsoft YaHei" w:hAnsi="Microsoft YaHei"/>
+                <w:b w:val="false"/>
+                <w:bCs w:val="false"/>
+                <w:color w:val="17324D"/>
+                <w:sz w:val="19"/>
+                <w:szCs w:val="19"/>
+              </w:rPr>
+              <w:t xml:space="preserve">20%</w:t>
             </w:r>
           </w:p>
         </w:tc>
@@ -4663,101 +4733,423 @@
       <w:tr>
         <w:tc>
           <w:tcPr>
-            <w:shd w:fill="FCFDFC" w:color="auto" w:val="clear"/>
-            <w:tcMar>
-              <w:top w:type="dxa" w:w="100"/>
-              <w:left w:type="dxa" w:w="120"/>
-              <w:bottom w:type="dxa" w:w="100"/>
-              <w:right w:type="dxa" w:w="120"/>
-            </w:tcMar>
-            <w:vAlign w:val="center"/>
-          </w:tcPr>
-          <w:p>
-            <w:r>
-              <w:rPr>
-                <w:rFonts w:ascii="Microsoft YaHei" w:cs="Microsoft YaHei" w:eastAsia="Microsoft YaHei" w:hAnsi="Microsoft YaHei"/>
-                <w:b w:val="false"/>
-                <w:bCs w:val="false"/>
-                <w:color w:val="17324D"/>
-                <w:sz w:val="19"/>
-                <w:szCs w:val="19"/>
-              </w:rPr>
-              <w:t xml:space="preserve">【如为小组请新增】</w:t>
-            </w:r>
-          </w:p>
-        </w:tc>
-        <w:tc>
-          <w:tcPr>
-            <w:shd w:fill="FCFDFC" w:color="auto" w:val="clear"/>
-            <w:tcMar>
-              <w:top w:type="dxa" w:w="100"/>
-              <w:left w:type="dxa" w:w="120"/>
-              <w:bottom w:type="dxa" w:w="100"/>
-              <w:right w:type="dxa" w:w="120"/>
-            </w:tcMar>
-            <w:vAlign w:val="center"/>
-          </w:tcPr>
-          <w:p>
-            <w:r>
-              <w:rPr>
-                <w:rFonts w:ascii="Microsoft YaHei" w:cs="Microsoft YaHei" w:eastAsia="Microsoft YaHei" w:hAnsi="Microsoft YaHei"/>
-                <w:b w:val="false"/>
-                <w:bCs w:val="false"/>
-                <w:color w:val="17324D"/>
-                <w:sz w:val="19"/>
-                <w:szCs w:val="19"/>
-              </w:rPr>
-              <w:t xml:space="preserve">【请填写】</w:t>
-            </w:r>
-          </w:p>
-        </w:tc>
-        <w:tc>
-          <w:tcPr>
-            <w:shd w:fill="FCFDFC" w:color="auto" w:val="clear"/>
-            <w:tcMar>
-              <w:top w:type="dxa" w:w="100"/>
-              <w:left w:type="dxa" w:w="120"/>
-              <w:bottom w:type="dxa" w:w="100"/>
-              <w:right w:type="dxa" w:w="120"/>
-            </w:tcMar>
-            <w:vAlign w:val="center"/>
-          </w:tcPr>
-          <w:p>
-            <w:r>
-              <w:rPr>
-                <w:rFonts w:ascii="Microsoft YaHei" w:cs="Microsoft YaHei" w:eastAsia="Microsoft YaHei" w:hAnsi="Microsoft YaHei"/>
-                <w:b w:val="false"/>
-                <w:bCs w:val="false"/>
-                <w:color w:val="17324D"/>
-                <w:sz w:val="19"/>
-                <w:szCs w:val="19"/>
-              </w:rPr>
-              <w:t xml:space="preserve">【请填写实际分工】</w:t>
-            </w:r>
-          </w:p>
-        </w:tc>
-        <w:tc>
-          <w:tcPr>
-            <w:shd w:fill="FCFDFC" w:color="auto" w:val="clear"/>
-            <w:tcMar>
-              <w:top w:type="dxa" w:w="100"/>
-              <w:left w:type="dxa" w:w="120"/>
-              <w:bottom w:type="dxa" w:w="100"/>
-              <w:right w:type="dxa" w:w="120"/>
-            </w:tcMar>
-            <w:vAlign w:val="center"/>
-          </w:tcPr>
-          <w:p>
-            <w:r>
-              <w:rPr>
-                <w:rFonts w:ascii="Microsoft YaHei" w:cs="Microsoft YaHei" w:eastAsia="Microsoft YaHei" w:hAnsi="Microsoft YaHei"/>
-                <w:b w:val="false"/>
-                <w:bCs w:val="false"/>
-                <w:color w:val="17324D"/>
-                <w:sz w:val="19"/>
-                <w:szCs w:val="19"/>
-              </w:rPr>
-              <w:t xml:space="preserve">【请填写】</w:t>
+            <w:tcW w:type="dxa" w:w="1800"/>
+            <w:shd w:fill="FCFDFC" w:color="auto" w:val="clear"/>
+            <w:tcMar>
+              <w:top w:type="dxa" w:w="100"/>
+              <w:left w:type="dxa" w:w="120"/>
+              <w:bottom w:type="dxa" w:w="100"/>
+              <w:right w:type="dxa" w:w="120"/>
+            </w:tcMar>
+            <w:vAlign w:val="center"/>
+          </w:tcPr>
+          <w:p>
+            <w:r>
+              <w:rPr>
+                <w:rFonts w:ascii="Microsoft YaHei" w:cs="Microsoft YaHei" w:eastAsia="Microsoft YaHei" w:hAnsi="Microsoft YaHei"/>
+                <w:b w:val="false"/>
+                <w:bCs w:val="false"/>
+                <w:color w:val="17324D"/>
+                <w:sz w:val="19"/>
+                <w:szCs w:val="19"/>
+              </w:rPr>
+              <w:t xml:space="preserve">姜萱萱</w:t>
+            </w:r>
+          </w:p>
+        </w:tc>
+        <w:tc>
+          <w:tcPr>
+            <w:tcW w:type="dxa" w:w="1800"/>
+            <w:shd w:fill="FCFDFC" w:color="auto" w:val="clear"/>
+            <w:tcMar>
+              <w:top w:type="dxa" w:w="100"/>
+              <w:left w:type="dxa" w:w="120"/>
+              <w:bottom w:type="dxa" w:w="100"/>
+              <w:right w:type="dxa" w:w="120"/>
+            </w:tcMar>
+            <w:vAlign w:val="center"/>
+          </w:tcPr>
+          <w:p>
+            <w:r>
+              <w:rPr>
+                <w:rFonts w:ascii="Microsoft YaHei" w:cs="Microsoft YaHei" w:eastAsia="Microsoft YaHei" w:hAnsi="Microsoft YaHei"/>
+                <w:b w:val="false"/>
+                <w:bCs w:val="false"/>
+                <w:color w:val="17324D"/>
+                <w:sz w:val="19"/>
+                <w:szCs w:val="19"/>
+              </w:rPr>
+              <w:t xml:space="preserve">52302042008</w:t>
+            </w:r>
+          </w:p>
+        </w:tc>
+        <w:tc>
+          <w:tcPr>
+            <w:tcW w:type="dxa" w:w="3900"/>
+            <w:shd w:fill="FCFDFC" w:color="auto" w:val="clear"/>
+            <w:tcMar>
+              <w:top w:type="dxa" w:w="100"/>
+              <w:left w:type="dxa" w:w="120"/>
+              <w:bottom w:type="dxa" w:w="100"/>
+              <w:right w:type="dxa" w:w="120"/>
+            </w:tcMar>
+            <w:vAlign w:val="center"/>
+          </w:tcPr>
+          <w:p>
+            <w:r>
+              <w:rPr>
+                <w:rFonts w:ascii="Microsoft YaHei" w:cs="Microsoft YaHei" w:eastAsia="Microsoft YaHei" w:hAnsi="Microsoft YaHei"/>
+                <w:b w:val="false"/>
+                <w:bCs w:val="false"/>
+                <w:color w:val="17324D"/>
+                <w:sz w:val="19"/>
+                <w:szCs w:val="19"/>
+              </w:rPr>
+              <w:t xml:space="preserve">界面设计、响应式布局与交互实现</w:t>
+            </w:r>
+          </w:p>
+        </w:tc>
+        <w:tc>
+          <w:tcPr>
+            <w:tcW w:type="dxa" w:w="1200"/>
+            <w:shd w:fill="FCFDFC" w:color="auto" w:val="clear"/>
+            <w:tcMar>
+              <w:top w:type="dxa" w:w="100"/>
+              <w:left w:type="dxa" w:w="120"/>
+              <w:bottom w:type="dxa" w:w="100"/>
+              <w:right w:type="dxa" w:w="120"/>
+            </w:tcMar>
+            <w:vAlign w:val="center"/>
+          </w:tcPr>
+          <w:p>
+            <w:r>
+              <w:rPr>
+                <w:rFonts w:ascii="Microsoft YaHei" w:cs="Microsoft YaHei" w:eastAsia="Microsoft YaHei" w:hAnsi="Microsoft YaHei"/>
+                <w:b w:val="false"/>
+                <w:bCs w:val="false"/>
+                <w:color w:val="17324D"/>
+                <w:sz w:val="19"/>
+                <w:szCs w:val="19"/>
+              </w:rPr>
+              <w:t xml:space="preserve">20%</w:t>
+            </w:r>
+          </w:p>
+        </w:tc>
+      </w:tr>
+      <w:tr>
+        <w:tc>
+          <w:tcPr>
+            <w:tcW w:type="dxa" w:w="1800"/>
+            <w:shd w:fill="FCFDFC" w:color="auto" w:val="clear"/>
+            <w:tcMar>
+              <w:top w:type="dxa" w:w="100"/>
+              <w:left w:type="dxa" w:w="120"/>
+              <w:bottom w:type="dxa" w:w="100"/>
+              <w:right w:type="dxa" w:w="120"/>
+            </w:tcMar>
+            <w:vAlign w:val="center"/>
+          </w:tcPr>
+          <w:p>
+            <w:r>
+              <w:rPr>
+                <w:rFonts w:ascii="Microsoft YaHei" w:cs="Microsoft YaHei" w:eastAsia="Microsoft YaHei" w:hAnsi="Microsoft YaHei"/>
+                <w:b w:val="false"/>
+                <w:bCs w:val="false"/>
+                <w:color w:val="17324D"/>
+                <w:sz w:val="19"/>
+                <w:szCs w:val="19"/>
+              </w:rPr>
+              <w:t xml:space="preserve">刘晓盼</w:t>
+            </w:r>
+          </w:p>
+        </w:tc>
+        <w:tc>
+          <w:tcPr>
+            <w:tcW w:type="dxa" w:w="1800"/>
+            <w:shd w:fill="FCFDFC" w:color="auto" w:val="clear"/>
+            <w:tcMar>
+              <w:top w:type="dxa" w:w="100"/>
+              <w:left w:type="dxa" w:w="120"/>
+              <w:bottom w:type="dxa" w:w="100"/>
+              <w:right w:type="dxa" w:w="120"/>
+            </w:tcMar>
+            <w:vAlign w:val="center"/>
+          </w:tcPr>
+          <w:p>
+            <w:r>
+              <w:rPr>
+                <w:rFonts w:ascii="Microsoft YaHei" w:cs="Microsoft YaHei" w:eastAsia="Microsoft YaHei" w:hAnsi="Microsoft YaHei"/>
+                <w:b w:val="false"/>
+                <w:bCs w:val="false"/>
+                <w:color w:val="17324D"/>
+                <w:sz w:val="19"/>
+                <w:szCs w:val="19"/>
+              </w:rPr>
+              <w:t xml:space="preserve">52302042019</w:t>
+            </w:r>
+          </w:p>
+        </w:tc>
+        <w:tc>
+          <w:tcPr>
+            <w:tcW w:type="dxa" w:w="3900"/>
+            <w:shd w:fill="FCFDFC" w:color="auto" w:val="clear"/>
+            <w:tcMar>
+              <w:top w:type="dxa" w:w="100"/>
+              <w:left w:type="dxa" w:w="120"/>
+              <w:bottom w:type="dxa" w:w="100"/>
+              <w:right w:type="dxa" w:w="120"/>
+            </w:tcMar>
+            <w:vAlign w:val="center"/>
+          </w:tcPr>
+          <w:p>
+            <w:r>
+              <w:rPr>
+                <w:rFonts w:ascii="Microsoft YaHei" w:cs="Microsoft YaHei" w:eastAsia="Microsoft YaHei" w:hAnsi="Microsoft YaHei"/>
+                <w:b w:val="false"/>
+                <w:bCs w:val="false"/>
+                <w:color w:val="17324D"/>
+                <w:sz w:val="19"/>
+                <w:szCs w:val="19"/>
+              </w:rPr>
+              <w:t xml:space="preserve">领域模型、业务规则与报表计算</w:t>
+            </w:r>
+          </w:p>
+        </w:tc>
+        <w:tc>
+          <w:tcPr>
+            <w:tcW w:type="dxa" w:w="1200"/>
+            <w:shd w:fill="FCFDFC" w:color="auto" w:val="clear"/>
+            <w:tcMar>
+              <w:top w:type="dxa" w:w="100"/>
+              <w:left w:type="dxa" w:w="120"/>
+              <w:bottom w:type="dxa" w:w="100"/>
+              <w:right w:type="dxa" w:w="120"/>
+            </w:tcMar>
+            <w:vAlign w:val="center"/>
+          </w:tcPr>
+          <w:p>
+            <w:r>
+              <w:rPr>
+                <w:rFonts w:ascii="Microsoft YaHei" w:cs="Microsoft YaHei" w:eastAsia="Microsoft YaHei" w:hAnsi="Microsoft YaHei"/>
+                <w:b w:val="false"/>
+                <w:bCs w:val="false"/>
+                <w:color w:val="17324D"/>
+                <w:sz w:val="19"/>
+                <w:szCs w:val="19"/>
+              </w:rPr>
+              <w:t xml:space="preserve">20%</w:t>
+            </w:r>
+          </w:p>
+        </w:tc>
+      </w:tr>
+      <w:tr>
+        <w:tc>
+          <w:tcPr>
+            <w:tcW w:type="dxa" w:w="1800"/>
+            <w:shd w:fill="FCFDFC" w:color="auto" w:val="clear"/>
+            <w:tcMar>
+              <w:top w:type="dxa" w:w="100"/>
+              <w:left w:type="dxa" w:w="120"/>
+              <w:bottom w:type="dxa" w:w="100"/>
+              <w:right w:type="dxa" w:w="120"/>
+            </w:tcMar>
+            <w:vAlign w:val="center"/>
+          </w:tcPr>
+          <w:p>
+            <w:r>
+              <w:rPr>
+                <w:rFonts w:ascii="Microsoft YaHei" w:cs="Microsoft YaHei" w:eastAsia="Microsoft YaHei" w:hAnsi="Microsoft YaHei"/>
+                <w:b w:val="false"/>
+                <w:bCs w:val="false"/>
+                <w:color w:val="17324D"/>
+                <w:sz w:val="19"/>
+                <w:szCs w:val="19"/>
+              </w:rPr>
+              <w:t xml:space="preserve">王晨</w:t>
+            </w:r>
+          </w:p>
+        </w:tc>
+        <w:tc>
+          <w:tcPr>
+            <w:tcW w:type="dxa" w:w="1800"/>
+            <w:shd w:fill="FCFDFC" w:color="auto" w:val="clear"/>
+            <w:tcMar>
+              <w:top w:type="dxa" w:w="100"/>
+              <w:left w:type="dxa" w:w="120"/>
+              <w:bottom w:type="dxa" w:w="100"/>
+              <w:right w:type="dxa" w:w="120"/>
+            </w:tcMar>
+            <w:vAlign w:val="center"/>
+          </w:tcPr>
+          <w:p>
+            <w:r>
+              <w:rPr>
+                <w:rFonts w:ascii="Microsoft YaHei" w:cs="Microsoft YaHei" w:eastAsia="Microsoft YaHei" w:hAnsi="Microsoft YaHei"/>
+                <w:b w:val="false"/>
+                <w:bCs w:val="false"/>
+                <w:color w:val="17324D"/>
+                <w:sz w:val="19"/>
+                <w:szCs w:val="19"/>
+              </w:rPr>
+              <w:t xml:space="preserve">52302042035</w:t>
+            </w:r>
+          </w:p>
+        </w:tc>
+        <w:tc>
+          <w:tcPr>
+            <w:tcW w:type="dxa" w:w="3900"/>
+            <w:shd w:fill="FCFDFC" w:color="auto" w:val="clear"/>
+            <w:tcMar>
+              <w:top w:type="dxa" w:w="100"/>
+              <w:left w:type="dxa" w:w="120"/>
+              <w:bottom w:type="dxa" w:w="100"/>
+              <w:right w:type="dxa" w:w="120"/>
+            </w:tcMar>
+            <w:vAlign w:val="center"/>
+          </w:tcPr>
+          <w:p>
+            <w:r>
+              <w:rPr>
+                <w:rFonts w:ascii="Microsoft YaHei" w:cs="Microsoft YaHei" w:eastAsia="Microsoft YaHei" w:hAnsi="Microsoft YaHei"/>
+                <w:b w:val="false"/>
+                <w:bCs w:val="false"/>
+                <w:color w:val="17324D"/>
+                <w:sz w:val="19"/>
+                <w:szCs w:val="19"/>
+              </w:rPr>
+              <w:t xml:space="preserve">数据导入、安全控制与自动化测试</w:t>
+            </w:r>
+          </w:p>
+        </w:tc>
+        <w:tc>
+          <w:tcPr>
+            <w:tcW w:type="dxa" w:w="1200"/>
+            <w:shd w:fill="FCFDFC" w:color="auto" w:val="clear"/>
+            <w:tcMar>
+              <w:top w:type="dxa" w:w="100"/>
+              <w:left w:type="dxa" w:w="120"/>
+              <w:bottom w:type="dxa" w:w="100"/>
+              <w:right w:type="dxa" w:w="120"/>
+            </w:tcMar>
+            <w:vAlign w:val="center"/>
+          </w:tcPr>
+          <w:p>
+            <w:r>
+              <w:rPr>
+                <w:rFonts w:ascii="Microsoft YaHei" w:cs="Microsoft YaHei" w:eastAsia="Microsoft YaHei" w:hAnsi="Microsoft YaHei"/>
+                <w:b w:val="false"/>
+                <w:bCs w:val="false"/>
+                <w:color w:val="17324D"/>
+                <w:sz w:val="19"/>
+                <w:szCs w:val="19"/>
+              </w:rPr>
+              <w:t xml:space="preserve">20%</w:t>
+            </w:r>
+          </w:p>
+        </w:tc>
+      </w:tr>
+      <w:tr>
+        <w:tc>
+          <w:tcPr>
+            <w:tcW w:type="dxa" w:w="1800"/>
+            <w:shd w:fill="FCFDFC" w:color="auto" w:val="clear"/>
+            <w:tcMar>
+              <w:top w:type="dxa" w:w="100"/>
+              <w:left w:type="dxa" w:w="120"/>
+              <w:bottom w:type="dxa" w:w="100"/>
+              <w:right w:type="dxa" w:w="120"/>
+            </w:tcMar>
+            <w:vAlign w:val="center"/>
+          </w:tcPr>
+          <w:p>
+            <w:r>
+              <w:rPr>
+                <w:rFonts w:ascii="Microsoft YaHei" w:cs="Microsoft YaHei" w:eastAsia="Microsoft YaHei" w:hAnsi="Microsoft YaHei"/>
+                <w:b w:val="false"/>
+                <w:bCs w:val="false"/>
+                <w:color w:val="17324D"/>
+                <w:sz w:val="19"/>
+                <w:szCs w:val="19"/>
+              </w:rPr>
+              <w:t xml:space="preserve">朱婷婷</w:t>
+            </w:r>
+          </w:p>
+        </w:tc>
+        <w:tc>
+          <w:tcPr>
+            <w:tcW w:type="dxa" w:w="1800"/>
+            <w:shd w:fill="FCFDFC" w:color="auto" w:val="clear"/>
+            <w:tcMar>
+              <w:top w:type="dxa" w:w="100"/>
+              <w:left w:type="dxa" w:w="120"/>
+              <w:bottom w:type="dxa" w:w="100"/>
+              <w:right w:type="dxa" w:w="120"/>
+            </w:tcMar>
+            <w:vAlign w:val="center"/>
+          </w:tcPr>
+          <w:p>
+            <w:r>
+              <w:rPr>
+                <w:rFonts w:ascii="Microsoft YaHei" w:cs="Microsoft YaHei" w:eastAsia="Microsoft YaHei" w:hAnsi="Microsoft YaHei"/>
+                <w:b w:val="false"/>
+                <w:bCs w:val="false"/>
+                <w:color w:val="17324D"/>
+                <w:sz w:val="19"/>
+                <w:szCs w:val="19"/>
+              </w:rPr>
+              <w:t xml:space="preserve">52302042055</w:t>
+            </w:r>
+          </w:p>
+        </w:tc>
+        <w:tc>
+          <w:tcPr>
+            <w:tcW w:type="dxa" w:w="3900"/>
+            <w:shd w:fill="FCFDFC" w:color="auto" w:val="clear"/>
+            <w:tcMar>
+              <w:top w:type="dxa" w:w="100"/>
+              <w:left w:type="dxa" w:w="120"/>
+              <w:bottom w:type="dxa" w:w="100"/>
+              <w:right w:type="dxa" w:w="120"/>
+            </w:tcMar>
+            <w:vAlign w:val="center"/>
+          </w:tcPr>
+          <w:p>
+            <w:r>
+              <w:rPr>
+                <w:rFonts w:ascii="Microsoft YaHei" w:cs="Microsoft YaHei" w:eastAsia="Microsoft YaHei" w:hAnsi="Microsoft YaHei"/>
+                <w:b w:val="false"/>
+                <w:bCs w:val="false"/>
+                <w:color w:val="17324D"/>
+                <w:sz w:val="19"/>
+                <w:szCs w:val="19"/>
+              </w:rPr>
+              <w:t xml:space="preserve">部署打包、实训报告与答辩材料</w:t>
+            </w:r>
+          </w:p>
+        </w:tc>
+        <w:tc>
+          <w:tcPr>
+            <w:tcW w:type="dxa" w:w="1200"/>
+            <w:shd w:fill="FCFDFC" w:color="auto" w:val="clear"/>
+            <w:tcMar>
+              <w:top w:type="dxa" w:w="100"/>
+              <w:left w:type="dxa" w:w="120"/>
+              <w:bottom w:type="dxa" w:w="100"/>
+              <w:right w:type="dxa" w:w="120"/>
+            </w:tcMar>
+            <w:vAlign w:val="center"/>
+          </w:tcPr>
+          <w:p>
+            <w:r>
+              <w:rPr>
+                <w:rFonts w:ascii="Microsoft YaHei" w:cs="Microsoft YaHei" w:eastAsia="Microsoft YaHei" w:hAnsi="Microsoft YaHei"/>
+                <w:b w:val="false"/>
+                <w:bCs w:val="false"/>
+                <w:color w:val="17324D"/>
+                <w:sz w:val="19"/>
+                <w:szCs w:val="19"/>
+              </w:rPr>
+              <w:t xml:space="preserve">20%</w:t>
             </w:r>
           </w:p>
         </w:tc>

--- a/deliverables/个人财务管理与可视化看板-综合实训设计报告.docx
+++ b/deliverables/个人财务管理与可视化看板-综合实训设计报告.docx
@@ -4,34 +4,34 @@
   <w:body>
     <w:p>
       <w:pPr>
-        <w:spacing w:after="260" w:before="900"/>
+        <w:spacing w:before="900" w:after="260"/>
         <w:jc w:val="center"/>
       </w:pPr>
       <w:r>
         <w:rPr>
-          <w:rFonts w:ascii="Microsoft YaHei" w:cs="Microsoft YaHei" w:eastAsia="Microsoft YaHei" w:hAnsi="Microsoft YaHei"/>
           <w:b/>
           <w:bCs/>
           <w:color w:val="17324D"/>
           <w:sz w:val="42"/>
           <w:szCs w:val="42"/>
+          <w:rFonts w:ascii="Microsoft YaHei" w:cs="Microsoft YaHei" w:eastAsia="Microsoft YaHei" w:hAnsi="Microsoft YaHei"/>
         </w:rPr>
         <w:t xml:space="preserve">蚌埠学院</w:t>
       </w:r>
     </w:p>
     <w:p>
       <w:pPr>
-        <w:spacing w:after="180" w:before="620"/>
+        <w:spacing w:before="620" w:after="180"/>
         <w:jc w:val="center"/>
       </w:pPr>
       <w:r>
         <w:rPr>
-          <w:rFonts w:ascii="Microsoft YaHei" w:cs="Microsoft YaHei" w:eastAsia="Microsoft YaHei" w:hAnsi="Microsoft YaHei"/>
           <w:b/>
           <w:bCs/>
           <w:color w:val="167B68"/>
           <w:sz w:val="34"/>
           <w:szCs w:val="34"/>
+          <w:rFonts w:ascii="Microsoft YaHei" w:cs="Microsoft YaHei" w:eastAsia="Microsoft YaHei" w:hAnsi="Microsoft YaHei"/>
         </w:rPr>
         <w:t xml:space="preserve">软件系统设计与体系结构综合实训</w:t>
       </w:r>
@@ -43,12 +43,12 @@
       </w:pPr>
       <w:r>
         <w:rPr>
-          <w:rFonts w:ascii="Microsoft YaHei" w:cs="Microsoft YaHei" w:eastAsia="Microsoft YaHei" w:hAnsi="Microsoft YaHei"/>
           <w:b/>
           <w:bCs/>
           <w:color w:val="17324D"/>
           <w:sz w:val="50"/>
           <w:szCs w:val="50"/>
+          <w:rFonts w:ascii="Microsoft YaHei" w:cs="Microsoft YaHei" w:eastAsia="Microsoft YaHei" w:hAnsi="Microsoft YaHei"/>
         </w:rPr>
         <w:t xml:space="preserve">综合实训设计报告</w:t>
       </w:r>
@@ -60,12 +60,12 @@
       </w:pPr>
       <w:r>
         <w:rPr>
-          <w:rFonts w:ascii="Microsoft YaHei" w:cs="Microsoft YaHei" w:eastAsia="Microsoft YaHei" w:hAnsi="Microsoft YaHei"/>
           <w:b/>
           <w:bCs/>
           <w:color w:val="4B729B"/>
           <w:sz w:val="38"/>
           <w:szCs w:val="38"/>
+          <w:rFonts w:ascii="Microsoft YaHei" w:cs="Microsoft YaHei" w:eastAsia="Microsoft YaHei" w:hAnsi="Microsoft YaHei"/>
         </w:rPr>
         <w:t xml:space="preserve">个人财务管理与可视化看板</w:t>
       </w:r>
@@ -105,12 +105,12 @@
           <w:p>
             <w:r>
               <w:rPr>
-                <w:rFonts w:ascii="Microsoft YaHei" w:cs="Microsoft YaHei" w:eastAsia="Microsoft YaHei" w:hAnsi="Microsoft YaHei"/>
                 <w:b/>
                 <w:bCs/>
                 <w:color w:val="FFFFFF"/>
                 <w:sz w:val="19"/>
                 <w:szCs w:val="19"/>
+                <w:rFonts w:ascii="Microsoft YaHei" w:cs="Microsoft YaHei" w:eastAsia="Microsoft YaHei" w:hAnsi="Microsoft YaHei"/>
               </w:rPr>
               <w:t xml:space="preserve">项目</w:t>
             </w:r>
@@ -131,12 +131,12 @@
           <w:p>
             <w:r>
               <w:rPr>
-                <w:rFonts w:ascii="Microsoft YaHei" w:cs="Microsoft YaHei" w:eastAsia="Microsoft YaHei" w:hAnsi="Microsoft YaHei"/>
                 <w:b/>
                 <w:bCs/>
                 <w:color w:val="FFFFFF"/>
                 <w:sz w:val="19"/>
                 <w:szCs w:val="19"/>
+                <w:rFonts w:ascii="Microsoft YaHei" w:cs="Microsoft YaHei" w:eastAsia="Microsoft YaHei" w:hAnsi="Microsoft YaHei"/>
               </w:rPr>
               <w:t xml:space="preserve">信息</w:t>
             </w:r>
@@ -159,12 +159,12 @@
           <w:p>
             <w:r>
               <w:rPr>
-                <w:rFonts w:ascii="Microsoft YaHei" w:cs="Microsoft YaHei" w:eastAsia="Microsoft YaHei" w:hAnsi="Microsoft YaHei"/>
-                <w:b w:val="false"/>
-                <w:bCs w:val="false"/>
-                <w:color w:val="17324D"/>
-                <w:sz w:val="19"/>
-                <w:szCs w:val="19"/>
+                <w:b w:val="false"/>
+                <w:bCs w:val="false"/>
+                <w:color w:val="17324D"/>
+                <w:sz w:val="19"/>
+                <w:szCs w:val="19"/>
+                <w:rFonts w:ascii="Microsoft YaHei" w:cs="Microsoft YaHei" w:eastAsia="Microsoft YaHei" w:hAnsi="Microsoft YaHei"/>
               </w:rPr>
               <w:t xml:space="preserve">学院</w:t>
             </w:r>
@@ -185,12 +185,12 @@
           <w:p>
             <w:r>
               <w:rPr>
-                <w:rFonts w:ascii="Microsoft YaHei" w:cs="Microsoft YaHei" w:eastAsia="Microsoft YaHei" w:hAnsi="Microsoft YaHei"/>
-                <w:b w:val="false"/>
-                <w:bCs w:val="false"/>
-                <w:color w:val="17324D"/>
-                <w:sz w:val="19"/>
-                <w:szCs w:val="19"/>
+                <w:b w:val="false"/>
+                <w:bCs w:val="false"/>
+                <w:color w:val="17324D"/>
+                <w:sz w:val="19"/>
+                <w:szCs w:val="19"/>
+                <w:rFonts w:ascii="Microsoft YaHei" w:cs="Microsoft YaHei" w:eastAsia="Microsoft YaHei" w:hAnsi="Microsoft YaHei"/>
               </w:rPr>
               <w:t xml:space="preserve">计算机与信息工程学院</w:t>
             </w:r>
@@ -213,12 +213,12 @@
           <w:p>
             <w:r>
               <w:rPr>
-                <w:rFonts w:ascii="Microsoft YaHei" w:cs="Microsoft YaHei" w:eastAsia="Microsoft YaHei" w:hAnsi="Microsoft YaHei"/>
-                <w:b w:val="false"/>
-                <w:bCs w:val="false"/>
-                <w:color w:val="17324D"/>
-                <w:sz w:val="19"/>
-                <w:szCs w:val="19"/>
+                <w:b w:val="false"/>
+                <w:bCs w:val="false"/>
+                <w:color w:val="17324D"/>
+                <w:sz w:val="19"/>
+                <w:szCs w:val="19"/>
+                <w:rFonts w:ascii="Microsoft YaHei" w:cs="Microsoft YaHei" w:eastAsia="Microsoft YaHei" w:hAnsi="Microsoft YaHei"/>
               </w:rPr>
               <w:t xml:space="preserve">小组成员</w:t>
             </w:r>
@@ -239,12 +239,12 @@
           <w:p>
             <w:r>
               <w:rPr>
-                <w:rFonts w:ascii="Microsoft YaHei" w:cs="Microsoft YaHei" w:eastAsia="Microsoft YaHei" w:hAnsi="Microsoft YaHei"/>
-                <w:b w:val="false"/>
-                <w:bCs w:val="false"/>
-                <w:color w:val="17324D"/>
-                <w:sz w:val="19"/>
-                <w:szCs w:val="19"/>
+                <w:b w:val="false"/>
+                <w:bCs w:val="false"/>
+                <w:color w:val="17324D"/>
+                <w:sz w:val="19"/>
+                <w:szCs w:val="19"/>
+                <w:rFonts w:ascii="Microsoft YaHei" w:cs="Microsoft YaHei" w:eastAsia="Microsoft YaHei" w:hAnsi="Microsoft YaHei"/>
               </w:rPr>
               <w:t xml:space="preserve">蓝思钰 52302042011；姜萱萱 52302042008；刘晓盼 52302042019；王晨 52302042035；朱婷婷 52302042055</w:t>
             </w:r>
@@ -267,12 +267,12 @@
           <w:p>
             <w:r>
               <w:rPr>
-                <w:rFonts w:ascii="Microsoft YaHei" w:cs="Microsoft YaHei" w:eastAsia="Microsoft YaHei" w:hAnsi="Microsoft YaHei"/>
-                <w:b w:val="false"/>
-                <w:bCs w:val="false"/>
-                <w:color w:val="17324D"/>
-                <w:sz w:val="19"/>
-                <w:szCs w:val="19"/>
+                <w:b w:val="false"/>
+                <w:bCs w:val="false"/>
+                <w:color w:val="17324D"/>
+                <w:sz w:val="19"/>
+                <w:szCs w:val="19"/>
+                <w:rFonts w:ascii="Microsoft YaHei" w:cs="Microsoft YaHei" w:eastAsia="Microsoft YaHei" w:hAnsi="Microsoft YaHei"/>
               </w:rPr>
               <w:t xml:space="preserve">班级</w:t>
             </w:r>
@@ -293,14 +293,14 @@
           <w:p>
             <w:r>
               <w:rPr>
-                <w:rFonts w:ascii="Microsoft YaHei" w:cs="Microsoft YaHei" w:eastAsia="Microsoft YaHei" w:hAnsi="Microsoft YaHei"/>
-                <w:b w:val="false"/>
-                <w:bCs w:val="false"/>
-                <w:color w:val="17324D"/>
-                <w:sz w:val="19"/>
-                <w:szCs w:val="19"/>
-              </w:rPr>
-              <w:t xml:space="preserve">【请填写班级】</w:t>
+                <w:b w:val="false"/>
+                <w:bCs w:val="false"/>
+                <w:color w:val="17324D"/>
+                <w:sz w:val="19"/>
+                <w:szCs w:val="19"/>
+                <w:rFonts w:ascii="Microsoft YaHei" w:cs="Microsoft YaHei" w:eastAsia="Microsoft YaHei" w:hAnsi="Microsoft YaHei"/>
+              </w:rPr>
+              <w:t xml:space="preserve">23软件工程2班</w:t>
             </w:r>
           </w:p>
         </w:tc>
@@ -321,12 +321,12 @@
           <w:p>
             <w:r>
               <w:rPr>
-                <w:rFonts w:ascii="Microsoft YaHei" w:cs="Microsoft YaHei" w:eastAsia="Microsoft YaHei" w:hAnsi="Microsoft YaHei"/>
-                <w:b w:val="false"/>
-                <w:bCs w:val="false"/>
-                <w:color w:val="17324D"/>
-                <w:sz w:val="19"/>
-                <w:szCs w:val="19"/>
+                <w:b w:val="false"/>
+                <w:bCs w:val="false"/>
+                <w:color w:val="17324D"/>
+                <w:sz w:val="19"/>
+                <w:szCs w:val="19"/>
+                <w:rFonts w:ascii="Microsoft YaHei" w:cs="Microsoft YaHei" w:eastAsia="Microsoft YaHei" w:hAnsi="Microsoft YaHei"/>
               </w:rPr>
               <w:t xml:space="preserve">指导教师</w:t>
             </w:r>
@@ -347,14 +347,14 @@
           <w:p>
             <w:r>
               <w:rPr>
-                <w:rFonts w:ascii="Microsoft YaHei" w:cs="Microsoft YaHei" w:eastAsia="Microsoft YaHei" w:hAnsi="Microsoft YaHei"/>
-                <w:b w:val="false"/>
-                <w:bCs w:val="false"/>
-                <w:color w:val="17324D"/>
-                <w:sz w:val="19"/>
-                <w:szCs w:val="19"/>
-              </w:rPr>
-              <w:t xml:space="preserve">【请填写指导教师】</w:t>
+                <w:b w:val="false"/>
+                <w:bCs w:val="false"/>
+                <w:color w:val="17324D"/>
+                <w:sz w:val="19"/>
+                <w:szCs w:val="19"/>
+                <w:rFonts w:ascii="Microsoft YaHei" w:cs="Microsoft YaHei" w:eastAsia="Microsoft YaHei" w:hAnsi="Microsoft YaHei"/>
+              </w:rPr>
+              <w:t xml:space="preserve">王友</w:t>
             </w:r>
           </w:p>
         </w:tc>
@@ -375,12 +375,12 @@
           <w:p>
             <w:r>
               <w:rPr>
-                <w:rFonts w:ascii="Microsoft YaHei" w:cs="Microsoft YaHei" w:eastAsia="Microsoft YaHei" w:hAnsi="Microsoft YaHei"/>
-                <w:b w:val="false"/>
-                <w:bCs w:val="false"/>
-                <w:color w:val="17324D"/>
-                <w:sz w:val="19"/>
-                <w:szCs w:val="19"/>
+                <w:b w:val="false"/>
+                <w:bCs w:val="false"/>
+                <w:color w:val="17324D"/>
+                <w:sz w:val="19"/>
+                <w:szCs w:val="19"/>
+                <w:rFonts w:ascii="Microsoft YaHei" w:cs="Microsoft YaHei" w:eastAsia="Microsoft YaHei" w:hAnsi="Microsoft YaHei"/>
               </w:rPr>
               <w:t xml:space="preserve">完成日期</w:t>
             </w:r>
@@ -401,12 +401,12 @@
           <w:p>
             <w:r>
               <w:rPr>
-                <w:rFonts w:ascii="Microsoft YaHei" w:cs="Microsoft YaHei" w:eastAsia="Microsoft YaHei" w:hAnsi="Microsoft YaHei"/>
-                <w:b w:val="false"/>
-                <w:bCs w:val="false"/>
-                <w:color w:val="17324D"/>
-                <w:sz w:val="19"/>
-                <w:szCs w:val="19"/>
+                <w:b w:val="false"/>
+                <w:bCs w:val="false"/>
+                <w:color w:val="17324D"/>
+                <w:sz w:val="19"/>
+                <w:szCs w:val="19"/>
+                <w:rFonts w:ascii="Microsoft YaHei" w:cs="Microsoft YaHei" w:eastAsia="Microsoft YaHei" w:hAnsi="Microsoft YaHei"/>
               </w:rPr>
               <w:t xml:space="preserve">2026 年 9 月</w:t>
             </w:r>
@@ -422,7 +422,7 @@
     <w:p>
       <w:pPr>
         <w:pStyle w:val="Heading1"/>
-        <w:spacing w:after="140" w:before="180"/>
+        <w:spacing w:before="180" w:after="140"/>
       </w:pPr>
       <w:r>
         <w:t xml:space="preserve">摘  要</w:t>
@@ -435,10 +435,10 @@
       </w:pPr>
       <w:r>
         <w:rPr>
-          <w:rFonts w:ascii="Microsoft YaHei" w:cs="Microsoft YaHei" w:eastAsia="Microsoft YaHei" w:hAnsi="Microsoft YaHei"/>
           <w:color w:val="17324D"/>
           <w:sz w:val="22"/>
           <w:szCs w:val="22"/>
+          <w:rFonts w:ascii="Microsoft YaHei" w:cs="Microsoft YaHei" w:eastAsia="Microsoft YaHei" w:hAnsi="Microsoft YaHei"/>
         </w:rPr>
         <w:t xml:space="preserve">本项目设计并实现了一套本地优先的个人财务管理与可视化看板“一目”。系统面向拥有多个支付账户、希望建立预算与储蓄习惯的个人用户，围绕账户、交易、预算、目标和报表形成完整业务闭环。用户可以录入收入、支出和账户间转账，系统根据可追溯交易实时推导账户余额、净资产、月度现金流和预算使用状态；同时支持 CSV 账单导入、重复识别、批次撤销、目标进度管理、原始数据导出和彻底删除。</w:t>
       </w:r>
@@ -450,12 +450,12 @@
       </w:pPr>
       <w:r>
         <w:rPr>
-          <w:rFonts w:ascii="Microsoft YaHei" w:cs="Microsoft YaHei" w:eastAsia="Microsoft YaHei" w:hAnsi="Microsoft YaHei"/>
           <w:color w:val="17324D"/>
           <w:sz w:val="22"/>
           <w:szCs w:val="22"/>
-        </w:rPr>
-        <w:t xml:space="preserve">系统采用 MVC 分层架构和观察者模式。Model 集中封装金额、余额与报表计算规则，Controller 负责交互编排，View 根据只读状态渲染响应式界面。金额统一以整数分存储，避免浮点累计误差；本地服务器仅监听回环地址，并通过路径约束、内容安全策略和响应头降低本地演示风险。项目提供 30 项自动化测试、真实浏览器回归脚本、Java 17 可执行 JAR 和一键启动脚本，能够满足课程实训的设计、实现、测试、部署与答辩要求。</w:t>
+          <w:rFonts w:ascii="Microsoft YaHei" w:cs="Microsoft YaHei" w:eastAsia="Microsoft YaHei" w:hAnsi="Microsoft YaHei"/>
+        </w:rPr>
+        <w:t xml:space="preserve">系统采用 MVC 分层架构和观察者模式。Model 集中封装金额、余额与报表计算规则，Controller 负责交互编排并订阅状态事件，View 根据只读快照渲染响应式界面。金额统一以整数分存储，Java 17 本地服务通过 REST API 把数据规范化写入 SQLite；项目提供 39 项 Node 自动化测试、5 项 JUnit 集成测试、真实浏览器回归脚本、可执行胖 JAR 和一键启动脚本，能够覆盖课程实训的设计、实现、测试、数据库与交付要求。</w:t>
       </w:r>
     </w:p>
     <w:p>
@@ -465,10 +465,10 @@
       </w:pPr>
       <w:r>
         <w:rPr>
-          <w:rFonts w:ascii="Microsoft YaHei" w:cs="Microsoft YaHei" w:eastAsia="Microsoft YaHei" w:hAnsi="Microsoft YaHei"/>
           <w:color w:val="17324D"/>
           <w:sz w:val="22"/>
           <w:szCs w:val="22"/>
+          <w:rFonts w:ascii="Microsoft YaHei" w:cs="Microsoft YaHei" w:eastAsia="Microsoft YaHei" w:hAnsi="Microsoft YaHei"/>
         </w:rPr>
         <w:t xml:space="preserve">关键词：个人财务；MVC；观察者模式；可视化看板；本地优先；软件体系结构</w:t>
       </w:r>
@@ -481,7 +481,7 @@
     <w:p>
       <w:pPr>
         <w:pStyle w:val="Heading1"/>
-        <w:spacing w:after="140" w:before="180"/>
+        <w:spacing w:before="180" w:after="140"/>
       </w:pPr>
       <w:r>
         <w:t xml:space="preserve">目  录</w:t>
@@ -510,7 +510,7 @@
       <w:pPr>
         <w:pStyle w:val="Heading1"/>
         <w:pageBreakBefore/>
-        <w:spacing w:after="140" w:before="180"/>
+        <w:spacing w:before="180" w:after="140"/>
       </w:pPr>
       <w:r>
         <w:t xml:space="preserve">1 项目概述</w:t>
@@ -519,7 +519,7 @@
     <w:p>
       <w:pPr>
         <w:pStyle w:val="Heading2"/>
-        <w:spacing w:after="140" w:before="180"/>
+        <w:spacing w:before="180" w:after="140"/>
       </w:pPr>
       <w:r>
         <w:t xml:space="preserve">1.1 项目背景</w:t>
@@ -532,10 +532,10 @@
       </w:pPr>
       <w:r>
         <w:rPr>
-          <w:rFonts w:ascii="Microsoft YaHei" w:cs="Microsoft YaHei" w:eastAsia="Microsoft YaHei" w:hAnsi="Microsoft YaHei"/>
           <w:color w:val="17324D"/>
           <w:sz w:val="22"/>
           <w:szCs w:val="22"/>
+          <w:rFonts w:ascii="Microsoft YaHei" w:cs="Microsoft YaHei" w:eastAsia="Microsoft YaHei" w:hAnsi="Microsoft YaHei"/>
         </w:rPr>
         <w:t xml:space="preserve">个人财务数据通常分散在银行卡、第三方支付、现金和信用账户中。传统记账工具容易停留在流水堆积层面，用户仍然难以快速回答“钱在哪里、钱花到哪里、下一步如何调整”。本项目将交易记录作为唯一可追溯事实来源，用统一账户视图、预算节奏、目标进度和趋势报表把记录转化为可执行信息。</w:t>
       </w:r>
@@ -543,7 +543,7 @@
     <w:p>
       <w:pPr>
         <w:pStyle w:val="Heading2"/>
-        <w:spacing w:after="140" w:before="180"/>
+        <w:spacing w:before="180" w:after="140"/>
       </w:pPr>
       <w:r>
         <w:t xml:space="preserve">1.2 建设目标</w:t>
@@ -560,10 +560,10 @@
       </w:pPr>
       <w:r>
         <w:rPr>
-          <w:rFonts w:ascii="Microsoft YaHei" w:cs="Microsoft YaHei" w:eastAsia="Microsoft YaHei" w:hAnsi="Microsoft YaHei"/>
           <w:color w:val="17324D"/>
           <w:sz w:val="22"/>
           <w:szCs w:val="22"/>
+          <w:rFonts w:ascii="Microsoft YaHei" w:cs="Microsoft YaHei" w:eastAsia="Microsoft YaHei" w:hAnsi="Microsoft YaHei"/>
         </w:rPr>
         <w:t xml:space="preserve">在一个界面中统一管理资产账户、负债账户及其动态余额。</w:t>
       </w:r>
@@ -579,10 +579,10 @@
       </w:pPr>
       <w:r>
         <w:rPr>
-          <w:rFonts w:ascii="Microsoft YaHei" w:cs="Microsoft YaHei" w:eastAsia="Microsoft YaHei" w:hAnsi="Microsoft YaHei"/>
           <w:color w:val="17324D"/>
           <w:sz w:val="22"/>
           <w:szCs w:val="22"/>
+          <w:rFonts w:ascii="Microsoft YaHei" w:cs="Microsoft YaHei" w:eastAsia="Microsoft YaHei" w:hAnsi="Microsoft YaHei"/>
         </w:rPr>
         <w:t xml:space="preserve">完整支持收入、支出、转账的新增、编辑、删除和查询。</w:t>
       </w:r>
@@ -598,10 +598,10 @@
       </w:pPr>
       <w:r>
         <w:rPr>
-          <w:rFonts w:ascii="Microsoft YaHei" w:cs="Microsoft YaHei" w:eastAsia="Microsoft YaHei" w:hAnsi="Microsoft YaHei"/>
           <w:color w:val="17324D"/>
           <w:sz w:val="22"/>
           <w:szCs w:val="22"/>
+          <w:rFonts w:ascii="Microsoft YaHei" w:cs="Microsoft YaHei" w:eastAsia="Microsoft YaHei" w:hAnsi="Microsoft YaHei"/>
         </w:rPr>
         <w:t xml:space="preserve">提供月度预算、财务目标、六个月现金流和支出分类分析。</w:t>
       </w:r>
@@ -617,10 +617,10 @@
       </w:pPr>
       <w:r>
         <w:rPr>
-          <w:rFonts w:ascii="Microsoft YaHei" w:cs="Microsoft YaHei" w:eastAsia="Microsoft YaHei" w:hAnsi="Microsoft YaHei"/>
           <w:color w:val="17324D"/>
           <w:sz w:val="22"/>
           <w:szCs w:val="22"/>
+          <w:rFonts w:ascii="Microsoft YaHei" w:cs="Microsoft YaHei" w:eastAsia="Microsoft YaHei" w:hAnsi="Microsoft YaHei"/>
         </w:rPr>
         <w:t xml:space="preserve">提供 CSV 导入、重复识别、批次撤销、JSON 导出和数据彻底删除。</w:t>
       </w:r>
@@ -636,10 +636,10 @@
       </w:pPr>
       <w:r>
         <w:rPr>
-          <w:rFonts w:ascii="Microsoft YaHei" w:cs="Microsoft YaHei" w:eastAsia="Microsoft YaHei" w:hAnsi="Microsoft YaHei"/>
           <w:color w:val="17324D"/>
           <w:sz w:val="22"/>
           <w:szCs w:val="22"/>
+          <w:rFonts w:ascii="Microsoft YaHei" w:cs="Microsoft YaHei" w:eastAsia="Microsoft YaHei" w:hAnsi="Microsoft YaHei"/>
         </w:rPr>
         <w:t xml:space="preserve">以 MVC 和观察者模式体现体系结构设计，并提供自动化测试与可执行程序。</w:t>
       </w:r>
@@ -647,7 +647,7 @@
     <w:p>
       <w:pPr>
         <w:pStyle w:val="Heading2"/>
-        <w:spacing w:after="140" w:before="180"/>
+        <w:spacing w:before="180" w:after="140"/>
       </w:pPr>
       <w:r>
         <w:t xml:space="preserve">1.3 范围与边界</w:t>
@@ -660,10 +660,10 @@
       </w:pPr>
       <w:r>
         <w:rPr>
-          <w:rFonts w:ascii="Microsoft YaHei" w:cs="Microsoft YaHei" w:eastAsia="Microsoft YaHei" w:hAnsi="Microsoft YaHei"/>
           <w:color w:val="17324D"/>
           <w:sz w:val="22"/>
           <w:szCs w:val="22"/>
+          <w:rFonts w:ascii="Microsoft YaHei" w:cs="Microsoft YaHei" w:eastAsia="Microsoft YaHei" w:hAnsi="Microsoft YaHei"/>
         </w:rPr>
         <w:t xml:space="preserve">课程提交版定位为单用户、本地优先应用，不包含用户注册、云端同步、多人权限、实时金融行情和投资建议。该边界既降低敏感财务数据外泄面，也使体系结构、领域规则和测试证据可以在无网络环境下完整演示。</w:t>
       </w:r>
@@ -672,7 +672,7 @@
       <w:pPr>
         <w:pStyle w:val="Heading1"/>
         <w:pageBreakBefore/>
-        <w:spacing w:after="140" w:before="180"/>
+        <w:spacing w:before="180" w:after="140"/>
       </w:pPr>
       <w:r>
         <w:t xml:space="preserve">2 需求分析</w:t>
@@ -681,7 +681,7 @@
     <w:p>
       <w:pPr>
         <w:pStyle w:val="Heading2"/>
-        <w:spacing w:after="140" w:before="180"/>
+        <w:spacing w:before="180" w:after="140"/>
       </w:pPr>
       <w:r>
         <w:t xml:space="preserve">2.1 功能需求</w:t>
@@ -723,12 +723,12 @@
           <w:p>
             <w:r>
               <w:rPr>
-                <w:rFonts w:ascii="Microsoft YaHei" w:cs="Microsoft YaHei" w:eastAsia="Microsoft YaHei" w:hAnsi="Microsoft YaHei"/>
                 <w:b/>
                 <w:bCs/>
                 <w:color w:val="FFFFFF"/>
                 <w:sz w:val="19"/>
                 <w:szCs w:val="19"/>
+                <w:rFonts w:ascii="Microsoft YaHei" w:cs="Microsoft YaHei" w:eastAsia="Microsoft YaHei" w:hAnsi="Microsoft YaHei"/>
               </w:rPr>
               <w:t xml:space="preserve">模块</w:t>
             </w:r>
@@ -749,12 +749,12 @@
           <w:p>
             <w:r>
               <w:rPr>
-                <w:rFonts w:ascii="Microsoft YaHei" w:cs="Microsoft YaHei" w:eastAsia="Microsoft YaHei" w:hAnsi="Microsoft YaHei"/>
                 <w:b/>
                 <w:bCs/>
                 <w:color w:val="FFFFFF"/>
                 <w:sz w:val="19"/>
                 <w:szCs w:val="19"/>
+                <w:rFonts w:ascii="Microsoft YaHei" w:cs="Microsoft YaHei" w:eastAsia="Microsoft YaHei" w:hAnsi="Microsoft YaHei"/>
               </w:rPr>
               <w:t xml:space="preserve">核心功能</w:t>
             </w:r>
@@ -775,12 +775,12 @@
           <w:p>
             <w:r>
               <w:rPr>
-                <w:rFonts w:ascii="Microsoft YaHei" w:cs="Microsoft YaHei" w:eastAsia="Microsoft YaHei" w:hAnsi="Microsoft YaHei"/>
                 <w:b/>
                 <w:bCs/>
                 <w:color w:val="FFFFFF"/>
                 <w:sz w:val="19"/>
                 <w:szCs w:val="19"/>
+                <w:rFonts w:ascii="Microsoft YaHei" w:cs="Microsoft YaHei" w:eastAsia="Microsoft YaHei" w:hAnsi="Microsoft YaHei"/>
               </w:rPr>
               <w:t xml:space="preserve">完成情况</w:t>
             </w:r>
@@ -803,12 +803,12 @@
           <w:p>
             <w:r>
               <w:rPr>
-                <w:rFonts w:ascii="Microsoft YaHei" w:cs="Microsoft YaHei" w:eastAsia="Microsoft YaHei" w:hAnsi="Microsoft YaHei"/>
-                <w:b w:val="false"/>
-                <w:bCs w:val="false"/>
-                <w:color w:val="17324D"/>
-                <w:sz w:val="19"/>
-                <w:szCs w:val="19"/>
+                <w:b w:val="false"/>
+                <w:bCs w:val="false"/>
+                <w:color w:val="17324D"/>
+                <w:sz w:val="19"/>
+                <w:szCs w:val="19"/>
+                <w:rFonts w:ascii="Microsoft YaHei" w:cs="Microsoft YaHei" w:eastAsia="Microsoft YaHei" w:hAnsi="Microsoft YaHei"/>
               </w:rPr>
               <w:t xml:space="preserve">财务概览</w:t>
             </w:r>
@@ -829,12 +829,12 @@
           <w:p>
             <w:r>
               <w:rPr>
-                <w:rFonts w:ascii="Microsoft YaHei" w:cs="Microsoft YaHei" w:eastAsia="Microsoft YaHei" w:hAnsi="Microsoft YaHei"/>
-                <w:b w:val="false"/>
-                <w:bCs w:val="false"/>
-                <w:color w:val="17324D"/>
-                <w:sz w:val="19"/>
-                <w:szCs w:val="19"/>
+                <w:b w:val="false"/>
+                <w:bCs w:val="false"/>
+                <w:color w:val="17324D"/>
+                <w:sz w:val="19"/>
+                <w:szCs w:val="19"/>
+                <w:rFonts w:ascii="Microsoft YaHei" w:cs="Microsoft YaHei" w:eastAsia="Microsoft YaHei" w:hAnsi="Microsoft YaHei"/>
               </w:rPr>
               <w:t xml:space="preserve">净资产、收支、结余率、资金轨迹、最近交易</w:t>
             </w:r>
@@ -855,12 +855,12 @@
           <w:p>
             <w:r>
               <w:rPr>
-                <w:rFonts w:ascii="Microsoft YaHei" w:cs="Microsoft YaHei" w:eastAsia="Microsoft YaHei" w:hAnsi="Microsoft YaHei"/>
-                <w:b w:val="false"/>
-                <w:bCs w:val="false"/>
-                <w:color w:val="17324D"/>
-                <w:sz w:val="19"/>
-                <w:szCs w:val="19"/>
+                <w:b w:val="false"/>
+                <w:bCs w:val="false"/>
+                <w:color w:val="17324D"/>
+                <w:sz w:val="19"/>
+                <w:szCs w:val="19"/>
+                <w:rFonts w:ascii="Microsoft YaHei" w:cs="Microsoft YaHei" w:eastAsia="Microsoft YaHei" w:hAnsi="Microsoft YaHei"/>
               </w:rPr>
               <w:t xml:space="preserve">已完成</w:t>
             </w:r>
@@ -883,12 +883,12 @@
           <w:p>
             <w:r>
               <w:rPr>
-                <w:rFonts w:ascii="Microsoft YaHei" w:cs="Microsoft YaHei" w:eastAsia="Microsoft YaHei" w:hAnsi="Microsoft YaHei"/>
-                <w:b w:val="false"/>
-                <w:bCs w:val="false"/>
-                <w:color w:val="17324D"/>
-                <w:sz w:val="19"/>
-                <w:szCs w:val="19"/>
+                <w:b w:val="false"/>
+                <w:bCs w:val="false"/>
+                <w:color w:val="17324D"/>
+                <w:sz w:val="19"/>
+                <w:szCs w:val="19"/>
+                <w:rFonts w:ascii="Microsoft YaHei" w:cs="Microsoft YaHei" w:eastAsia="Microsoft YaHei" w:hAnsi="Microsoft YaHei"/>
               </w:rPr>
               <w:t xml:space="preserve">交易管理</w:t>
             </w:r>
@@ -909,12 +909,12 @@
           <w:p>
             <w:r>
               <w:rPr>
-                <w:rFonts w:ascii="Microsoft YaHei" w:cs="Microsoft YaHei" w:eastAsia="Microsoft YaHei" w:hAnsi="Microsoft YaHei"/>
-                <w:b w:val="false"/>
-                <w:bCs w:val="false"/>
-                <w:color w:val="17324D"/>
-                <w:sz w:val="19"/>
-                <w:szCs w:val="19"/>
+                <w:b w:val="false"/>
+                <w:bCs w:val="false"/>
+                <w:color w:val="17324D"/>
+                <w:sz w:val="19"/>
+                <w:szCs w:val="19"/>
+                <w:rFonts w:ascii="Microsoft YaHei" w:cs="Microsoft YaHei" w:eastAsia="Microsoft YaHei" w:hAnsi="Microsoft YaHei"/>
               </w:rPr>
               <w:t xml:space="preserve">收入/支出/转账、编辑、删除、筛选与搜索</w:t>
             </w:r>
@@ -935,12 +935,12 @@
           <w:p>
             <w:r>
               <w:rPr>
-                <w:rFonts w:ascii="Microsoft YaHei" w:cs="Microsoft YaHei" w:eastAsia="Microsoft YaHei" w:hAnsi="Microsoft YaHei"/>
-                <w:b w:val="false"/>
-                <w:bCs w:val="false"/>
-                <w:color w:val="17324D"/>
-                <w:sz w:val="19"/>
-                <w:szCs w:val="19"/>
+                <w:b w:val="false"/>
+                <w:bCs w:val="false"/>
+                <w:color w:val="17324D"/>
+                <w:sz w:val="19"/>
+                <w:szCs w:val="19"/>
+                <w:rFonts w:ascii="Microsoft YaHei" w:cs="Microsoft YaHei" w:eastAsia="Microsoft YaHei" w:hAnsi="Microsoft YaHei"/>
               </w:rPr>
               <w:t xml:space="preserve">已完成</w:t>
             </w:r>
@@ -963,12 +963,12 @@
           <w:p>
             <w:r>
               <w:rPr>
-                <w:rFonts w:ascii="Microsoft YaHei" w:cs="Microsoft YaHei" w:eastAsia="Microsoft YaHei" w:hAnsi="Microsoft YaHei"/>
-                <w:b w:val="false"/>
-                <w:bCs w:val="false"/>
-                <w:color w:val="17324D"/>
-                <w:sz w:val="19"/>
-                <w:szCs w:val="19"/>
+                <w:b w:val="false"/>
+                <w:bCs w:val="false"/>
+                <w:color w:val="17324D"/>
+                <w:sz w:val="19"/>
+                <w:szCs w:val="19"/>
+                <w:rFonts w:ascii="Microsoft YaHei" w:cs="Microsoft YaHei" w:eastAsia="Microsoft YaHei" w:hAnsi="Microsoft YaHei"/>
               </w:rPr>
               <w:t xml:space="preserve">账户管理</w:t>
             </w:r>
@@ -989,12 +989,12 @@
           <w:p>
             <w:r>
               <w:rPr>
-                <w:rFonts w:ascii="Microsoft YaHei" w:cs="Microsoft YaHei" w:eastAsia="Microsoft YaHei" w:hAnsi="Microsoft YaHei"/>
-                <w:b w:val="false"/>
-                <w:bCs w:val="false"/>
-                <w:color w:val="17324D"/>
-                <w:sz w:val="19"/>
-                <w:szCs w:val="19"/>
+                <w:b w:val="false"/>
+                <w:bCs w:val="false"/>
+                <w:color w:val="17324D"/>
+                <w:sz w:val="19"/>
+                <w:szCs w:val="19"/>
+                <w:rFonts w:ascii="Microsoft YaHei" w:cs="Microsoft YaHei" w:eastAsia="Microsoft YaHei" w:hAnsi="Microsoft YaHei"/>
               </w:rPr>
               <w:t xml:space="preserve">资产/负债账户、期初余额、实时余额</w:t>
             </w:r>
@@ -1015,12 +1015,12 @@
           <w:p>
             <w:r>
               <w:rPr>
-                <w:rFonts w:ascii="Microsoft YaHei" w:cs="Microsoft YaHei" w:eastAsia="Microsoft YaHei" w:hAnsi="Microsoft YaHei"/>
-                <w:b w:val="false"/>
-                <w:bCs w:val="false"/>
-                <w:color w:val="17324D"/>
-                <w:sz w:val="19"/>
-                <w:szCs w:val="19"/>
+                <w:b w:val="false"/>
+                <w:bCs w:val="false"/>
+                <w:color w:val="17324D"/>
+                <w:sz w:val="19"/>
+                <w:szCs w:val="19"/>
+                <w:rFonts w:ascii="Microsoft YaHei" w:cs="Microsoft YaHei" w:eastAsia="Microsoft YaHei" w:hAnsi="Microsoft YaHei"/>
               </w:rPr>
               <w:t xml:space="preserve">已完成</w:t>
             </w:r>
@@ -1043,12 +1043,12 @@
           <w:p>
             <w:r>
               <w:rPr>
-                <w:rFonts w:ascii="Microsoft YaHei" w:cs="Microsoft YaHei" w:eastAsia="Microsoft YaHei" w:hAnsi="Microsoft YaHei"/>
-                <w:b w:val="false"/>
-                <w:bCs w:val="false"/>
-                <w:color w:val="17324D"/>
-                <w:sz w:val="19"/>
-                <w:szCs w:val="19"/>
+                <w:b w:val="false"/>
+                <w:bCs w:val="false"/>
+                <w:color w:val="17324D"/>
+                <w:sz w:val="19"/>
+                <w:szCs w:val="19"/>
+                <w:rFonts w:ascii="Microsoft YaHei" w:cs="Microsoft YaHei" w:eastAsia="Microsoft YaHei" w:hAnsi="Microsoft YaHei"/>
               </w:rPr>
               <w:t xml:space="preserve">预算管理</w:t>
             </w:r>
@@ -1069,12 +1069,12 @@
           <w:p>
             <w:r>
               <w:rPr>
-                <w:rFonts w:ascii="Microsoft YaHei" w:cs="Microsoft YaHei" w:eastAsia="Microsoft YaHei" w:hAnsi="Microsoft YaHei"/>
-                <w:b w:val="false"/>
-                <w:bCs w:val="false"/>
-                <w:color w:val="17324D"/>
-                <w:sz w:val="19"/>
-                <w:szCs w:val="19"/>
+                <w:b w:val="false"/>
+                <w:bCs w:val="false"/>
+                <w:color w:val="17324D"/>
+                <w:sz w:val="19"/>
+                <w:szCs w:val="19"/>
+                <w:rFonts w:ascii="Microsoft YaHei" w:cs="Microsoft YaHei" w:eastAsia="Microsoft YaHei" w:hAnsi="Microsoft YaHei"/>
               </w:rPr>
               <w:t xml:space="preserve">月度分类预算、阈值状态、删除</w:t>
             </w:r>
@@ -1095,12 +1095,12 @@
           <w:p>
             <w:r>
               <w:rPr>
-                <w:rFonts w:ascii="Microsoft YaHei" w:cs="Microsoft YaHei" w:eastAsia="Microsoft YaHei" w:hAnsi="Microsoft YaHei"/>
-                <w:b w:val="false"/>
-                <w:bCs w:val="false"/>
-                <w:color w:val="17324D"/>
-                <w:sz w:val="19"/>
-                <w:szCs w:val="19"/>
+                <w:b w:val="false"/>
+                <w:bCs w:val="false"/>
+                <w:color w:val="17324D"/>
+                <w:sz w:val="19"/>
+                <w:szCs w:val="19"/>
+                <w:rFonts w:ascii="Microsoft YaHei" w:cs="Microsoft YaHei" w:eastAsia="Microsoft YaHei" w:hAnsi="Microsoft YaHei"/>
               </w:rPr>
               <w:t xml:space="preserve">已完成</w:t>
             </w:r>
@@ -1123,12 +1123,12 @@
           <w:p>
             <w:r>
               <w:rPr>
-                <w:rFonts w:ascii="Microsoft YaHei" w:cs="Microsoft YaHei" w:eastAsia="Microsoft YaHei" w:hAnsi="Microsoft YaHei"/>
-                <w:b w:val="false"/>
-                <w:bCs w:val="false"/>
-                <w:color w:val="17324D"/>
-                <w:sz w:val="19"/>
-                <w:szCs w:val="19"/>
+                <w:b w:val="false"/>
+                <w:bCs w:val="false"/>
+                <w:color w:val="17324D"/>
+                <w:sz w:val="19"/>
+                <w:szCs w:val="19"/>
+                <w:rFonts w:ascii="Microsoft YaHei" w:cs="Microsoft YaHei" w:eastAsia="Microsoft YaHei" w:hAnsi="Microsoft YaHei"/>
               </w:rPr>
               <w:t xml:space="preserve">目标管理</w:t>
             </w:r>
@@ -1149,12 +1149,12 @@
           <w:p>
             <w:r>
               <w:rPr>
-                <w:rFonts w:ascii="Microsoft YaHei" w:cs="Microsoft YaHei" w:eastAsia="Microsoft YaHei" w:hAnsi="Microsoft YaHei"/>
-                <w:b w:val="false"/>
-                <w:bCs w:val="false"/>
-                <w:color w:val="17324D"/>
-                <w:sz w:val="19"/>
-                <w:szCs w:val="19"/>
+                <w:b w:val="false"/>
+                <w:bCs w:val="false"/>
+                <w:color w:val="17324D"/>
+                <w:sz w:val="19"/>
+                <w:szCs w:val="19"/>
+                <w:rFonts w:ascii="Microsoft YaHei" w:cs="Microsoft YaHei" w:eastAsia="Microsoft YaHei" w:hAnsi="Microsoft YaHei"/>
               </w:rPr>
               <w:t xml:space="preserve">储蓄/还债目标、新增、更新、删除</w:t>
             </w:r>
@@ -1175,12 +1175,12 @@
           <w:p>
             <w:r>
               <w:rPr>
-                <w:rFonts w:ascii="Microsoft YaHei" w:cs="Microsoft YaHei" w:eastAsia="Microsoft YaHei" w:hAnsi="Microsoft YaHei"/>
-                <w:b w:val="false"/>
-                <w:bCs w:val="false"/>
-                <w:color w:val="17324D"/>
-                <w:sz w:val="19"/>
-                <w:szCs w:val="19"/>
+                <w:b w:val="false"/>
+                <w:bCs w:val="false"/>
+                <w:color w:val="17324D"/>
+                <w:sz w:val="19"/>
+                <w:szCs w:val="19"/>
+                <w:rFonts w:ascii="Microsoft YaHei" w:cs="Microsoft YaHei" w:eastAsia="Microsoft YaHei" w:hAnsi="Microsoft YaHei"/>
               </w:rPr>
               <w:t xml:space="preserve">已完成</w:t>
             </w:r>
@@ -1203,12 +1203,12 @@
           <w:p>
             <w:r>
               <w:rPr>
-                <w:rFonts w:ascii="Microsoft YaHei" w:cs="Microsoft YaHei" w:eastAsia="Microsoft YaHei" w:hAnsi="Microsoft YaHei"/>
-                <w:b w:val="false"/>
-                <w:bCs w:val="false"/>
-                <w:color w:val="17324D"/>
-                <w:sz w:val="19"/>
-                <w:szCs w:val="19"/>
+                <w:b w:val="false"/>
+                <w:bCs w:val="false"/>
+                <w:color w:val="17324D"/>
+                <w:sz w:val="19"/>
+                <w:szCs w:val="19"/>
+                <w:rFonts w:ascii="Microsoft YaHei" w:cs="Microsoft YaHei" w:eastAsia="Microsoft YaHei" w:hAnsi="Microsoft YaHei"/>
               </w:rPr>
               <w:t xml:space="preserve">分析报表</w:t>
             </w:r>
@@ -1229,12 +1229,12 @@
           <w:p>
             <w:r>
               <w:rPr>
-                <w:rFonts w:ascii="Microsoft YaHei" w:cs="Microsoft YaHei" w:eastAsia="Microsoft YaHei" w:hAnsi="Microsoft YaHei"/>
-                <w:b w:val="false"/>
-                <w:bCs w:val="false"/>
-                <w:color w:val="17324D"/>
-                <w:sz w:val="19"/>
-                <w:szCs w:val="19"/>
+                <w:b w:val="false"/>
+                <w:bCs w:val="false"/>
+                <w:color w:val="17324D"/>
+                <w:sz w:val="19"/>
+                <w:szCs w:val="19"/>
+                <w:rFonts w:ascii="Microsoft YaHei" w:cs="Microsoft YaHei" w:eastAsia="Microsoft YaHei" w:hAnsi="Microsoft YaHei"/>
               </w:rPr>
               <w:t xml:space="preserve">六个月现金流、分类结构、本月洞察</w:t>
             </w:r>
@@ -1255,12 +1255,12 @@
           <w:p>
             <w:r>
               <w:rPr>
-                <w:rFonts w:ascii="Microsoft YaHei" w:cs="Microsoft YaHei" w:eastAsia="Microsoft YaHei" w:hAnsi="Microsoft YaHei"/>
-                <w:b w:val="false"/>
-                <w:bCs w:val="false"/>
-                <w:color w:val="17324D"/>
-                <w:sz w:val="19"/>
-                <w:szCs w:val="19"/>
+                <w:b w:val="false"/>
+                <w:bCs w:val="false"/>
+                <w:color w:val="17324D"/>
+                <w:sz w:val="19"/>
+                <w:szCs w:val="19"/>
+                <w:rFonts w:ascii="Microsoft YaHei" w:cs="Microsoft YaHei" w:eastAsia="Microsoft YaHei" w:hAnsi="Microsoft YaHei"/>
               </w:rPr>
               <w:t xml:space="preserve">已完成</w:t>
             </w:r>
@@ -1283,12 +1283,12 @@
           <w:p>
             <w:r>
               <w:rPr>
-                <w:rFonts w:ascii="Microsoft YaHei" w:cs="Microsoft YaHei" w:eastAsia="Microsoft YaHei" w:hAnsi="Microsoft YaHei"/>
-                <w:b w:val="false"/>
-                <w:bCs w:val="false"/>
-                <w:color w:val="17324D"/>
-                <w:sz w:val="19"/>
-                <w:szCs w:val="19"/>
+                <w:b w:val="false"/>
+                <w:bCs w:val="false"/>
+                <w:color w:val="17324D"/>
+                <w:sz w:val="19"/>
+                <w:szCs w:val="19"/>
+                <w:rFonts w:ascii="Microsoft YaHei" w:cs="Microsoft YaHei" w:eastAsia="Microsoft YaHei" w:hAnsi="Microsoft YaHei"/>
               </w:rPr>
               <w:t xml:space="preserve">数据管理</w:t>
             </w:r>
@@ -1309,12 +1309,12 @@
           <w:p>
             <w:r>
               <w:rPr>
-                <w:rFonts w:ascii="Microsoft YaHei" w:cs="Microsoft YaHei" w:eastAsia="Microsoft YaHei" w:hAnsi="Microsoft YaHei"/>
-                <w:b w:val="false"/>
-                <w:bCs w:val="false"/>
-                <w:color w:val="17324D"/>
-                <w:sz w:val="19"/>
-                <w:szCs w:val="19"/>
+                <w:b w:val="false"/>
+                <w:bCs w:val="false"/>
+                <w:color w:val="17324D"/>
+                <w:sz w:val="19"/>
+                <w:szCs w:val="19"/>
+                <w:rFonts w:ascii="Microsoft YaHei" w:cs="Microsoft YaHei" w:eastAsia="Microsoft YaHei" w:hAnsi="Microsoft YaHei"/>
               </w:rPr>
               <w:t xml:space="preserve">CSV 导入、重复识别、批次撤销、JSON 导出、彻底删除</w:t>
             </w:r>
@@ -1335,12 +1335,12 @@
           <w:p>
             <w:r>
               <w:rPr>
-                <w:rFonts w:ascii="Microsoft YaHei" w:cs="Microsoft YaHei" w:eastAsia="Microsoft YaHei" w:hAnsi="Microsoft YaHei"/>
-                <w:b w:val="false"/>
-                <w:bCs w:val="false"/>
-                <w:color w:val="17324D"/>
-                <w:sz w:val="19"/>
-                <w:szCs w:val="19"/>
+                <w:b w:val="false"/>
+                <w:bCs w:val="false"/>
+                <w:color w:val="17324D"/>
+                <w:sz w:val="19"/>
+                <w:szCs w:val="19"/>
+                <w:rFonts w:ascii="Microsoft YaHei" w:cs="Microsoft YaHei" w:eastAsia="Microsoft YaHei" w:hAnsi="Microsoft YaHei"/>
               </w:rPr>
               <w:t xml:space="preserve">已完成</w:t>
             </w:r>
@@ -1351,7 +1351,7 @@
     <w:p>
       <w:pPr>
         <w:pStyle w:val="Heading2"/>
-        <w:spacing w:after="140" w:before="180"/>
+        <w:spacing w:before="180" w:after="140"/>
       </w:pPr>
       <w:r>
         <w:t xml:space="preserve">2.2 非功能需求</w:t>
@@ -1368,10 +1368,10 @@
       </w:pPr>
       <w:r>
         <w:rPr>
-          <w:rFonts w:ascii="Microsoft YaHei" w:cs="Microsoft YaHei" w:eastAsia="Microsoft YaHei" w:hAnsi="Microsoft YaHei"/>
           <w:color w:val="17324D"/>
           <w:sz w:val="22"/>
           <w:szCs w:val="22"/>
+          <w:rFonts w:ascii="Microsoft YaHei" w:cs="Microsoft YaHei" w:eastAsia="Microsoft YaHei" w:hAnsi="Microsoft YaHei"/>
         </w:rPr>
         <w:t xml:space="preserve">易用性：桌面端和移动端均可操作；表单字段具备明确标签；金额可一键隐藏。</w:t>
       </w:r>
@@ -1387,10 +1387,10 @@
       </w:pPr>
       <w:r>
         <w:rPr>
-          <w:rFonts w:ascii="Microsoft YaHei" w:cs="Microsoft YaHei" w:eastAsia="Microsoft YaHei" w:hAnsi="Microsoft YaHei"/>
           <w:color w:val="17324D"/>
           <w:sz w:val="22"/>
           <w:szCs w:val="22"/>
+          <w:rFonts w:ascii="Microsoft YaHei" w:cs="Microsoft YaHei" w:eastAsia="Microsoft YaHei" w:hAnsi="Microsoft YaHei"/>
         </w:rPr>
         <w:t xml:space="preserve">正确性：金额以整数分计算；转账不计入收支；账户和交易必须满足引用完整性。</w:t>
       </w:r>
@@ -1406,10 +1406,10 @@
       </w:pPr>
       <w:r>
         <w:rPr>
-          <w:rFonts w:ascii="Microsoft YaHei" w:cs="Microsoft YaHei" w:eastAsia="Microsoft YaHei" w:hAnsi="Microsoft YaHei"/>
           <w:color w:val="17324D"/>
           <w:sz w:val="22"/>
           <w:szCs w:val="22"/>
+          <w:rFonts w:ascii="Microsoft YaHei" w:cs="Microsoft YaHei" w:eastAsia="Microsoft YaHei" w:hAnsi="Microsoft YaHei"/>
         </w:rPr>
         <w:t xml:space="preserve">安全性：用户输入输出编码；CSV 大小和字段校验；服务端限制方法、路径和内容类型。</w:t>
       </w:r>
@@ -1425,10 +1425,10 @@
       </w:pPr>
       <w:r>
         <w:rPr>
-          <w:rFonts w:ascii="Microsoft YaHei" w:cs="Microsoft YaHei" w:eastAsia="Microsoft YaHei" w:hAnsi="Microsoft YaHei"/>
           <w:color w:val="17324D"/>
           <w:sz w:val="22"/>
           <w:szCs w:val="22"/>
+          <w:rFonts w:ascii="Microsoft YaHei" w:cs="Microsoft YaHei" w:eastAsia="Microsoft YaHei" w:hAnsi="Microsoft YaHei"/>
         </w:rPr>
         <w:t xml:space="preserve">可维护性：Model、View、Controller 职责分离；计算函数保持纯函数，便于单元测试。</w:t>
       </w:r>
@@ -1444,10 +1444,10 @@
       </w:pPr>
       <w:r>
         <w:rPr>
-          <w:rFonts w:ascii="Microsoft YaHei" w:cs="Microsoft YaHei" w:eastAsia="Microsoft YaHei" w:hAnsi="Microsoft YaHei"/>
           <w:color w:val="17324D"/>
           <w:sz w:val="22"/>
           <w:szCs w:val="22"/>
+          <w:rFonts w:ascii="Microsoft YaHei" w:cs="Microsoft YaHei" w:eastAsia="Microsoft YaHei" w:hAnsi="Microsoft YaHei"/>
         </w:rPr>
         <w:t xml:space="preserve">可部署性：提供 Java 17 可执行 JAR、Node 开发服务器和一键运行脚本。</w:t>
       </w:r>
@@ -1456,7 +1456,7 @@
       <w:pPr>
         <w:pStyle w:val="Heading1"/>
         <w:pageBreakBefore/>
-        <w:spacing w:after="140" w:before="180"/>
+        <w:spacing w:before="180" w:after="140"/>
       </w:pPr>
       <w:r>
         <w:t xml:space="preserve">3 总体设计</w:t>
@@ -1465,7 +1465,7 @@
     <w:p>
       <w:pPr>
         <w:pStyle w:val="Heading2"/>
-        <w:spacing w:after="140" w:before="180"/>
+        <w:spacing w:before="180" w:after="140"/>
       </w:pPr>
       <w:r>
         <w:t xml:space="preserve">3.1 体系结构选择</w:t>
@@ -1478,17 +1478,689 @@
       </w:pPr>
       <w:r>
         <w:rPr>
-          <w:rFonts w:ascii="Microsoft YaHei" w:cs="Microsoft YaHei" w:eastAsia="Microsoft YaHei" w:hAnsi="Microsoft YaHei"/>
           <w:color w:val="17324D"/>
           <w:sz w:val="22"/>
           <w:szCs w:val="22"/>
-        </w:rPr>
-        <w:t xml:space="preserve">系统采用 MVC 分层体系结构。表现层由响应式 HTML/CSS 与 DashboardView 组成；控制层由 AppController 统一处理导航、表单、筛选、导入导出和高影响确认；领域层由 FinanceStore 与一组纯计算函数组成；持久化层使用 localStorage，并通过 Java 或 Node 本地服务器交付静态资源。该结构使业务规则与界面实现解耦，后续可以在保持 View/Controller 大部分接口不变的情况下替换为 REST API 和数据库。</w:t>
-      </w:r>
-    </w:p>
-    <w:p>
-      <w:pPr>
-        <w:spacing w:after="80" w:before="120"/>
+          <w:rFonts w:ascii="Microsoft YaHei" w:cs="Microsoft YaHei" w:eastAsia="Microsoft YaHei" w:hAnsi="Microsoft YaHei"/>
+        </w:rPr>
+        <w:t xml:space="preserve">系统采用 MVC 分层体系结构。表现层由响应式 HTML/CSS 与 DashboardView 组成；控制层由 AppController 统一处理导航、表单、筛选、导入导出和高影响确认；领域层由 FinanceStore 与一组纯计算函数组成；持久化适配器在 JAR 模式下调用 Java REST API 和 SQLite，在 Node 开发模式下回退 localStorage。该结构使业务规则、界面和数据访问解耦。</w:t>
+      </w:r>
+    </w:p>
+    <w:p>
+      <w:pPr>
+        <w:spacing w:before="120" w:after="80"/>
+        <w:jc w:val="center"/>
+      </w:pPr>
+      <w:r>
+        <w:drawing>
+          <wp:inline distT="0" distB="0" distL="0" distR="0">
+            <wp:extent cx="6191250" cy="3095625"/>
+            <wp:effectExtent t="0" r="0" b="0" l="0"/>
+            <wp:docPr id="1" name="" descr="" title=""/>
+            <wp:cNvGraphicFramePr>
+              <a:graphicFrameLocks xmlns:a="http://schemas.openxmlformats.org/drawingml/2006/main" noChangeAspect="1"/>
+            </wp:cNvGraphicFramePr>
+            <a:graphic xmlns:a="http://schemas.openxmlformats.org/drawingml/2006/main">
+              <a:graphicData uri="http://schemas.openxmlformats.org/drawingml/2006/picture">
+                <pic:pic xmlns:pic="http://schemas.openxmlformats.org/drawingml/2006/picture">
+                  <pic:nvPicPr>
+                    <pic:cNvPr id="0" name="" descr=""/>
+                    <pic:cNvPicPr>
+                      <a:picLocks noChangeAspect="1" noChangeArrowheads="1"/>
+                    </pic:cNvPicPr>
+                  </pic:nvPicPr>
+                  <pic:blipFill>
+                    <a:blip r:embed="rId7" cstate="none"/>
+                    <a:srcRect/>
+                    <a:stretch>
+                      <a:fillRect/>
+                    </a:stretch>
+                  </pic:blipFill>
+                  <pic:spPr bwMode="auto">
+                    <a:xfrm>
+                      <a:off x="0" y="0"/>
+                      <a:ext cx="6191250" cy="3095625"/>
+                    </a:xfrm>
+                    <a:prstGeom prst="rect">
+                      <a:avLst/>
+                    </a:prstGeom>
+                  </pic:spPr>
+                </pic:pic>
+              </a:graphicData>
+            </a:graphic>
+          </wp:inline>
+        </w:drawing>
+      </w:r>
+    </w:p>
+    <w:p>
+      <w:pPr>
+        <w:spacing w:after="180"/>
+        <w:jc w:val="center"/>
+      </w:pPr>
+      <w:r>
+        <w:rPr>
+          <w:i/>
+          <w:iCs/>
+          <w:color w:val="687D8F"/>
+          <w:sz w:val="18"/>
+          <w:szCs w:val="18"/>
+          <w:rFonts w:ascii="Microsoft YaHei" w:cs="Microsoft YaHei" w:eastAsia="Microsoft YaHei" w:hAnsi="Microsoft YaHei"/>
+        </w:rPr>
+        <w:t xml:space="preserve">图 3-1  系统 MVC 分层与本地运行边界</w:t>
+      </w:r>
+    </w:p>
+    <w:p>
+      <w:pPr>
+        <w:pStyle w:val="Heading2"/>
+        <w:spacing w:before="180" w:after="140"/>
+      </w:pPr>
+      <w:r>
+        <w:t xml:space="preserve">3.2 模块划分</w:t>
+      </w:r>
+    </w:p>
+    <w:tbl>
+      <w:tblPr>
+        <w:tblW w:type="dxa" w:w="8400"/>
+        <w:tblBorders>
+          <w:top w:val="single" w:color="DCE5E8" w:sz="4"/>
+          <w:left w:val="single" w:color="DCE5E8" w:sz="4"/>
+          <w:bottom w:val="single" w:color="DCE5E8" w:sz="4"/>
+          <w:right w:val="single" w:color="DCE5E8" w:sz="4"/>
+          <w:insideH w:val="single" w:color="DCE5E8" w:sz="3"/>
+          <w:insideV w:val="single" w:color="DCE5E8" w:sz="3"/>
+        </w:tblBorders>
+      </w:tblPr>
+      <w:tblGrid>
+        <w:gridCol w:w="1600"/>
+        <w:gridCol w:w="3000"/>
+        <w:gridCol w:w="3800"/>
+      </w:tblGrid>
+      <w:tr>
+        <w:trPr>
+          <w:tblHeader/>
+        </w:trPr>
+        <w:tc>
+          <w:tcPr>
+            <w:tcW w:type="dxa" w:w="1600"/>
+            <w:shd w:fill="17324D" w:color="auto" w:val="clear"/>
+            <w:tcMar>
+              <w:top w:type="dxa" w:w="100"/>
+              <w:left w:type="dxa" w:w="120"/>
+              <w:bottom w:type="dxa" w:w="100"/>
+              <w:right w:type="dxa" w:w="120"/>
+            </w:tcMar>
+            <w:vAlign w:val="center"/>
+          </w:tcPr>
+          <w:p>
+            <w:r>
+              <w:rPr>
+                <w:b/>
+                <w:bCs/>
+                <w:color w:val="FFFFFF"/>
+                <w:sz w:val="19"/>
+                <w:szCs w:val="19"/>
+                <w:rFonts w:ascii="Microsoft YaHei" w:cs="Microsoft YaHei" w:eastAsia="Microsoft YaHei" w:hAnsi="Microsoft YaHei"/>
+              </w:rPr>
+              <w:t xml:space="preserve">层次</w:t>
+            </w:r>
+          </w:p>
+        </w:tc>
+        <w:tc>
+          <w:tcPr>
+            <w:tcW w:type="dxa" w:w="3000"/>
+            <w:shd w:fill="17324D" w:color="auto" w:val="clear"/>
+            <w:tcMar>
+              <w:top w:type="dxa" w:w="100"/>
+              <w:left w:type="dxa" w:w="120"/>
+              <w:bottom w:type="dxa" w:w="100"/>
+              <w:right w:type="dxa" w:w="120"/>
+            </w:tcMar>
+            <w:vAlign w:val="center"/>
+          </w:tcPr>
+          <w:p>
+            <w:r>
+              <w:rPr>
+                <w:b/>
+                <w:bCs/>
+                <w:color w:val="FFFFFF"/>
+                <w:sz w:val="19"/>
+                <w:szCs w:val="19"/>
+                <w:rFonts w:ascii="Microsoft YaHei" w:cs="Microsoft YaHei" w:eastAsia="Microsoft YaHei" w:hAnsi="Microsoft YaHei"/>
+              </w:rPr>
+              <w:t xml:space="preserve">主要文件</w:t>
+            </w:r>
+          </w:p>
+        </w:tc>
+        <w:tc>
+          <w:tcPr>
+            <w:tcW w:type="dxa" w:w="3800"/>
+            <w:shd w:fill="17324D" w:color="auto" w:val="clear"/>
+            <w:tcMar>
+              <w:top w:type="dxa" w:w="100"/>
+              <w:left w:type="dxa" w:w="120"/>
+              <w:bottom w:type="dxa" w:w="100"/>
+              <w:right w:type="dxa" w:w="120"/>
+            </w:tcMar>
+            <w:vAlign w:val="center"/>
+          </w:tcPr>
+          <w:p>
+            <w:r>
+              <w:rPr>
+                <w:b/>
+                <w:bCs/>
+                <w:color w:val="FFFFFF"/>
+                <w:sz w:val="19"/>
+                <w:szCs w:val="19"/>
+                <w:rFonts w:ascii="Microsoft YaHei" w:cs="Microsoft YaHei" w:eastAsia="Microsoft YaHei" w:hAnsi="Microsoft YaHei"/>
+              </w:rPr>
+              <w:t xml:space="preserve">职责</w:t>
+            </w:r>
+          </w:p>
+        </w:tc>
+      </w:tr>
+      <w:tr>
+        <w:tc>
+          <w:tcPr>
+            <w:tcW w:type="dxa" w:w="1600"/>
+            <w:shd w:fill="FCFDFC" w:color="auto" w:val="clear"/>
+            <w:tcMar>
+              <w:top w:type="dxa" w:w="100"/>
+              <w:left w:type="dxa" w:w="120"/>
+              <w:bottom w:type="dxa" w:w="100"/>
+              <w:right w:type="dxa" w:w="120"/>
+            </w:tcMar>
+            <w:vAlign w:val="center"/>
+          </w:tcPr>
+          <w:p>
+            <w:r>
+              <w:rPr>
+                <w:b w:val="false"/>
+                <w:bCs w:val="false"/>
+                <w:color w:val="17324D"/>
+                <w:sz w:val="19"/>
+                <w:szCs w:val="19"/>
+                <w:rFonts w:ascii="Microsoft YaHei" w:cs="Microsoft YaHei" w:eastAsia="Microsoft YaHei" w:hAnsi="Microsoft YaHei"/>
+              </w:rPr>
+              <w:t xml:space="preserve">组装入口</w:t>
+            </w:r>
+          </w:p>
+        </w:tc>
+        <w:tc>
+          <w:tcPr>
+            <w:tcW w:type="dxa" w:w="3000"/>
+            <w:shd w:fill="FCFDFC" w:color="auto" w:val="clear"/>
+            <w:tcMar>
+              <w:top w:type="dxa" w:w="100"/>
+              <w:left w:type="dxa" w:w="120"/>
+              <w:bottom w:type="dxa" w:w="100"/>
+              <w:right w:type="dxa" w:w="120"/>
+            </w:tcMar>
+            <w:vAlign w:val="center"/>
+          </w:tcPr>
+          <w:p>
+            <w:r>
+              <w:rPr>
+                <w:b w:val="false"/>
+                <w:bCs w:val="false"/>
+                <w:color w:val="17324D"/>
+                <w:sz w:val="19"/>
+                <w:szCs w:val="19"/>
+                <w:rFonts w:ascii="Microsoft YaHei" w:cs="Microsoft YaHei" w:eastAsia="Microsoft YaHei" w:hAnsi="Microsoft YaHei"/>
+              </w:rPr>
+              <w:t xml:space="preserve">src/app.js</w:t>
+            </w:r>
+          </w:p>
+        </w:tc>
+        <w:tc>
+          <w:tcPr>
+            <w:tcW w:type="dxa" w:w="3800"/>
+            <w:shd w:fill="FCFDFC" w:color="auto" w:val="clear"/>
+            <w:tcMar>
+              <w:top w:type="dxa" w:w="100"/>
+              <w:left w:type="dxa" w:w="120"/>
+              <w:bottom w:type="dxa" w:w="100"/>
+              <w:right w:type="dxa" w:w="120"/>
+            </w:tcMar>
+            <w:vAlign w:val="center"/>
+          </w:tcPr>
+          <w:p>
+            <w:r>
+              <w:rPr>
+                <w:b w:val="false"/>
+                <w:bCs w:val="false"/>
+                <w:color w:val="17324D"/>
+                <w:sz w:val="19"/>
+                <w:szCs w:val="19"/>
+                <w:rFonts w:ascii="Microsoft YaHei" w:cs="Microsoft YaHei" w:eastAsia="Microsoft YaHei" w:hAnsi="Microsoft YaHei"/>
+              </w:rPr>
+              <w:t xml:space="preserve">创建 Store、View、Controller 并启动</w:t>
+            </w:r>
+          </w:p>
+        </w:tc>
+      </w:tr>
+      <w:tr>
+        <w:tc>
+          <w:tcPr>
+            <w:tcW w:type="dxa" w:w="1600"/>
+            <w:shd w:fill="FCFDFC" w:color="auto" w:val="clear"/>
+            <w:tcMar>
+              <w:top w:type="dxa" w:w="100"/>
+              <w:left w:type="dxa" w:w="120"/>
+              <w:bottom w:type="dxa" w:w="100"/>
+              <w:right w:type="dxa" w:w="120"/>
+            </w:tcMar>
+            <w:vAlign w:val="center"/>
+          </w:tcPr>
+          <w:p>
+            <w:r>
+              <w:rPr>
+                <w:b w:val="false"/>
+                <w:bCs w:val="false"/>
+                <w:color w:val="17324D"/>
+                <w:sz w:val="19"/>
+                <w:szCs w:val="19"/>
+                <w:rFonts w:ascii="Microsoft YaHei" w:cs="Microsoft YaHei" w:eastAsia="Microsoft YaHei" w:hAnsi="Microsoft YaHei"/>
+              </w:rPr>
+              <w:t xml:space="preserve">控制层</w:t>
+            </w:r>
+          </w:p>
+        </w:tc>
+        <w:tc>
+          <w:tcPr>
+            <w:tcW w:type="dxa" w:w="3000"/>
+            <w:shd w:fill="FCFDFC" w:color="auto" w:val="clear"/>
+            <w:tcMar>
+              <w:top w:type="dxa" w:w="100"/>
+              <w:left w:type="dxa" w:w="120"/>
+              <w:bottom w:type="dxa" w:w="100"/>
+              <w:right w:type="dxa" w:w="120"/>
+            </w:tcMar>
+            <w:vAlign w:val="center"/>
+          </w:tcPr>
+          <w:p>
+            <w:r>
+              <w:rPr>
+                <w:b w:val="false"/>
+                <w:bCs w:val="false"/>
+                <w:color w:val="17324D"/>
+                <w:sz w:val="19"/>
+                <w:szCs w:val="19"/>
+                <w:rFonts w:ascii="Microsoft YaHei" w:cs="Microsoft YaHei" w:eastAsia="Microsoft YaHei" w:hAnsi="Microsoft YaHei"/>
+              </w:rPr>
+              <w:t xml:space="preserve">src/controller/app-controller.js</w:t>
+            </w:r>
+          </w:p>
+        </w:tc>
+        <w:tc>
+          <w:tcPr>
+            <w:tcW w:type="dxa" w:w="3800"/>
+            <w:shd w:fill="FCFDFC" w:color="auto" w:val="clear"/>
+            <w:tcMar>
+              <w:top w:type="dxa" w:w="100"/>
+              <w:left w:type="dxa" w:w="120"/>
+              <w:bottom w:type="dxa" w:w="100"/>
+              <w:right w:type="dxa" w:w="120"/>
+            </w:tcMar>
+            <w:vAlign w:val="center"/>
+          </w:tcPr>
+          <w:p>
+            <w:r>
+              <w:rPr>
+                <w:b w:val="false"/>
+                <w:bCs w:val="false"/>
+                <w:color w:val="17324D"/>
+                <w:sz w:val="19"/>
+                <w:szCs w:val="19"/>
+                <w:rFonts w:ascii="Microsoft YaHei" w:cs="Microsoft YaHei" w:eastAsia="Microsoft YaHei" w:hAnsi="Microsoft YaHei"/>
+              </w:rPr>
+              <w:t xml:space="preserve">处理用户事件并订阅 Model 状态</w:t>
+            </w:r>
+          </w:p>
+        </w:tc>
+      </w:tr>
+      <w:tr>
+        <w:tc>
+          <w:tcPr>
+            <w:tcW w:type="dxa" w:w="1600"/>
+            <w:shd w:fill="FCFDFC" w:color="auto" w:val="clear"/>
+            <w:tcMar>
+              <w:top w:type="dxa" w:w="100"/>
+              <w:left w:type="dxa" w:w="120"/>
+              <w:bottom w:type="dxa" w:w="100"/>
+              <w:right w:type="dxa" w:w="120"/>
+            </w:tcMar>
+            <w:vAlign w:val="center"/>
+          </w:tcPr>
+          <w:p>
+            <w:r>
+              <w:rPr>
+                <w:b w:val="false"/>
+                <w:bCs w:val="false"/>
+                <w:color w:val="17324D"/>
+                <w:sz w:val="19"/>
+                <w:szCs w:val="19"/>
+                <w:rFonts w:ascii="Microsoft YaHei" w:cs="Microsoft YaHei" w:eastAsia="Microsoft YaHei" w:hAnsi="Microsoft YaHei"/>
+              </w:rPr>
+              <w:t xml:space="preserve">模型层</w:t>
+            </w:r>
+          </w:p>
+        </w:tc>
+        <w:tc>
+          <w:tcPr>
+            <w:tcW w:type="dxa" w:w="3000"/>
+            <w:shd w:fill="FCFDFC" w:color="auto" w:val="clear"/>
+            <w:tcMar>
+              <w:top w:type="dxa" w:w="100"/>
+              <w:left w:type="dxa" w:w="120"/>
+              <w:bottom w:type="dxa" w:w="100"/>
+              <w:right w:type="dxa" w:w="120"/>
+            </w:tcMar>
+            <w:vAlign w:val="center"/>
+          </w:tcPr>
+          <w:p>
+            <w:r>
+              <w:rPr>
+                <w:b w:val="false"/>
+                <w:bCs w:val="false"/>
+                <w:color w:val="17324D"/>
+                <w:sz w:val="19"/>
+                <w:szCs w:val="19"/>
+                <w:rFonts w:ascii="Microsoft YaHei" w:cs="Microsoft YaHei" w:eastAsia="Microsoft YaHei" w:hAnsi="Microsoft YaHei"/>
+              </w:rPr>
+              <w:t xml:space="preserve">src/model/finance-model.js</w:t>
+            </w:r>
+          </w:p>
+        </w:tc>
+        <w:tc>
+          <w:tcPr>
+            <w:tcW w:type="dxa" w:w="3800"/>
+            <w:shd w:fill="FCFDFC" w:color="auto" w:val="clear"/>
+            <w:tcMar>
+              <w:top w:type="dxa" w:w="100"/>
+              <w:left w:type="dxa" w:w="120"/>
+              <w:bottom w:type="dxa" w:w="100"/>
+              <w:right w:type="dxa" w:w="120"/>
+            </w:tcMar>
+            <w:vAlign w:val="center"/>
+          </w:tcPr>
+          <w:p>
+            <w:r>
+              <w:rPr>
+                <w:b w:val="false"/>
+                <w:bCs w:val="false"/>
+                <w:color w:val="17324D"/>
+                <w:sz w:val="19"/>
+                <w:szCs w:val="19"/>
+                <w:rFonts w:ascii="Microsoft YaHei" w:cs="Microsoft YaHei" w:eastAsia="Microsoft YaHei" w:hAnsi="Microsoft YaHei"/>
+              </w:rPr>
+              <w:t xml:space="preserve">状态、校验、计算与具名事件</w:t>
+            </w:r>
+          </w:p>
+        </w:tc>
+      </w:tr>
+      <w:tr>
+        <w:tc>
+          <w:tcPr>
+            <w:tcW w:type="dxa" w:w="1600"/>
+            <w:shd w:fill="FCFDFC" w:color="auto" w:val="clear"/>
+            <w:tcMar>
+              <w:top w:type="dxa" w:w="100"/>
+              <w:left w:type="dxa" w:w="120"/>
+              <w:bottom w:type="dxa" w:w="100"/>
+              <w:right w:type="dxa" w:w="120"/>
+            </w:tcMar>
+            <w:vAlign w:val="center"/>
+          </w:tcPr>
+          <w:p>
+            <w:r>
+              <w:rPr>
+                <w:b w:val="false"/>
+                <w:bCs w:val="false"/>
+                <w:color w:val="17324D"/>
+                <w:sz w:val="19"/>
+                <w:szCs w:val="19"/>
+                <w:rFonts w:ascii="Microsoft YaHei" w:cs="Microsoft YaHei" w:eastAsia="Microsoft YaHei" w:hAnsi="Microsoft YaHei"/>
+              </w:rPr>
+              <w:t xml:space="preserve">视图层</w:t>
+            </w:r>
+          </w:p>
+        </w:tc>
+        <w:tc>
+          <w:tcPr>
+            <w:tcW w:type="dxa" w:w="3000"/>
+            <w:shd w:fill="FCFDFC" w:color="auto" w:val="clear"/>
+            <w:tcMar>
+              <w:top w:type="dxa" w:w="100"/>
+              <w:left w:type="dxa" w:w="120"/>
+              <w:bottom w:type="dxa" w:w="100"/>
+              <w:right w:type="dxa" w:w="120"/>
+            </w:tcMar>
+            <w:vAlign w:val="center"/>
+          </w:tcPr>
+          <w:p>
+            <w:r>
+              <w:rPr>
+                <w:b w:val="false"/>
+                <w:bCs w:val="false"/>
+                <w:color w:val="17324D"/>
+                <w:sz w:val="19"/>
+                <w:szCs w:val="19"/>
+                <w:rFonts w:ascii="Microsoft YaHei" w:cs="Microsoft YaHei" w:eastAsia="Microsoft YaHei" w:hAnsi="Microsoft YaHei"/>
+              </w:rPr>
+              <w:t xml:space="preserve">src/view/dashboard-view.js</w:t>
+            </w:r>
+          </w:p>
+        </w:tc>
+        <w:tc>
+          <w:tcPr>
+            <w:tcW w:type="dxa" w:w="3800"/>
+            <w:shd w:fill="FCFDFC" w:color="auto" w:val="clear"/>
+            <w:tcMar>
+              <w:top w:type="dxa" w:w="100"/>
+              <w:left w:type="dxa" w:w="120"/>
+              <w:bottom w:type="dxa" w:w="100"/>
+              <w:right w:type="dxa" w:w="120"/>
+            </w:tcMar>
+            <w:vAlign w:val="center"/>
+          </w:tcPr>
+          <w:p>
+            <w:r>
+              <w:rPr>
+                <w:b w:val="false"/>
+                <w:bCs w:val="false"/>
+                <w:color w:val="17324D"/>
+                <w:sz w:val="19"/>
+                <w:szCs w:val="19"/>
+                <w:rFonts w:ascii="Microsoft YaHei" w:cs="Microsoft YaHei" w:eastAsia="Microsoft YaHei" w:hAnsi="Microsoft YaHei"/>
+              </w:rPr>
+              <w:t xml:space="preserve">渲染六个业务页面和可视化</w:t>
+            </w:r>
+          </w:p>
+        </w:tc>
+      </w:tr>
+      <w:tr>
+        <w:tc>
+          <w:tcPr>
+            <w:tcW w:type="dxa" w:w="1600"/>
+            <w:shd w:fill="FCFDFC" w:color="auto" w:val="clear"/>
+            <w:tcMar>
+              <w:top w:type="dxa" w:w="100"/>
+              <w:left w:type="dxa" w:w="120"/>
+              <w:bottom w:type="dxa" w:w="100"/>
+              <w:right w:type="dxa" w:w="120"/>
+            </w:tcMar>
+            <w:vAlign w:val="center"/>
+          </w:tcPr>
+          <w:p>
+            <w:r>
+              <w:rPr>
+                <w:b w:val="false"/>
+                <w:bCs w:val="false"/>
+                <w:color w:val="17324D"/>
+                <w:sz w:val="19"/>
+                <w:szCs w:val="19"/>
+                <w:rFonts w:ascii="Microsoft YaHei" w:cs="Microsoft YaHei" w:eastAsia="Microsoft YaHei" w:hAnsi="Microsoft YaHei"/>
+              </w:rPr>
+              <w:t xml:space="preserve">持久化适配</w:t>
+            </w:r>
+          </w:p>
+        </w:tc>
+        <w:tc>
+          <w:tcPr>
+            <w:tcW w:type="dxa" w:w="3000"/>
+            <w:shd w:fill="FCFDFC" w:color="auto" w:val="clear"/>
+            <w:tcMar>
+              <w:top w:type="dxa" w:w="100"/>
+              <w:left w:type="dxa" w:w="120"/>
+              <w:bottom w:type="dxa" w:w="100"/>
+              <w:right w:type="dxa" w:w="120"/>
+            </w:tcMar>
+            <w:vAlign w:val="center"/>
+          </w:tcPr>
+          <w:p>
+            <w:r>
+              <w:rPr>
+                <w:b w:val="false"/>
+                <w:bCs w:val="false"/>
+                <w:color w:val="17324D"/>
+                <w:sz w:val="19"/>
+                <w:szCs w:val="19"/>
+                <w:rFonts w:ascii="Microsoft YaHei" w:cs="Microsoft YaHei" w:eastAsia="Microsoft YaHei" w:hAnsi="Microsoft YaHei"/>
+              </w:rPr>
+              <w:t xml:space="preserve">src/data/persistence.js</w:t>
+            </w:r>
+          </w:p>
+        </w:tc>
+        <w:tc>
+          <w:tcPr>
+            <w:tcW w:type="dxa" w:w="3800"/>
+            <w:shd w:fill="FCFDFC" w:color="auto" w:val="clear"/>
+            <w:tcMar>
+              <w:top w:type="dxa" w:w="100"/>
+              <w:left w:type="dxa" w:w="120"/>
+              <w:bottom w:type="dxa" w:w="100"/>
+              <w:right w:type="dxa" w:w="120"/>
+            </w:tcMar>
+            <w:vAlign w:val="center"/>
+          </w:tcPr>
+          <w:p>
+            <w:r>
+              <w:rPr>
+                <w:b w:val="false"/>
+                <w:bCs w:val="false"/>
+                <w:color w:val="17324D"/>
+                <w:sz w:val="19"/>
+                <w:szCs w:val="19"/>
+                <w:rFonts w:ascii="Microsoft YaHei" w:cs="Microsoft YaHei" w:eastAsia="Microsoft YaHei" w:hAnsi="Microsoft YaHei"/>
+              </w:rPr>
+              <w:t xml:space="preserve">REST API 优先，localStorage 降级</w:t>
+            </w:r>
+          </w:p>
+        </w:tc>
+      </w:tr>
+      <w:tr>
+        <w:tc>
+          <w:tcPr>
+            <w:tcW w:type="dxa" w:w="1600"/>
+            <w:shd w:fill="FCFDFC" w:color="auto" w:val="clear"/>
+            <w:tcMar>
+              <w:top w:type="dxa" w:w="100"/>
+              <w:left w:type="dxa" w:w="120"/>
+              <w:bottom w:type="dxa" w:w="100"/>
+              <w:right w:type="dxa" w:w="120"/>
+            </w:tcMar>
+            <w:vAlign w:val="center"/>
+          </w:tcPr>
+          <w:p>
+            <w:r>
+              <w:rPr>
+                <w:b w:val="false"/>
+                <w:bCs w:val="false"/>
+                <w:color w:val="17324D"/>
+                <w:sz w:val="19"/>
+                <w:szCs w:val="19"/>
+                <w:rFonts w:ascii="Microsoft YaHei" w:cs="Microsoft YaHei" w:eastAsia="Microsoft YaHei" w:hAnsi="Microsoft YaHei"/>
+              </w:rPr>
+              <w:t xml:space="preserve">数据访问层</w:t>
+            </w:r>
+          </w:p>
+        </w:tc>
+        <w:tc>
+          <w:tcPr>
+            <w:tcW w:type="dxa" w:w="3000"/>
+            <w:shd w:fill="FCFDFC" w:color="auto" w:val="clear"/>
+            <w:tcMar>
+              <w:top w:type="dxa" w:w="100"/>
+              <w:left w:type="dxa" w:w="120"/>
+              <w:bottom w:type="dxa" w:w="100"/>
+              <w:right w:type="dxa" w:w="120"/>
+            </w:tcMar>
+            <w:vAlign w:val="center"/>
+          </w:tcPr>
+          <w:p>
+            <w:r>
+              <w:rPr>
+                <w:b w:val="false"/>
+                <w:bCs w:val="false"/>
+                <w:color w:val="17324D"/>
+                <w:sz w:val="19"/>
+                <w:szCs w:val="19"/>
+                <w:rFonts w:ascii="Microsoft YaHei" w:cs="Microsoft YaHei" w:eastAsia="Microsoft YaHei" w:hAnsi="Microsoft YaHei"/>
+              </w:rPr>
+              <w:t xml:space="preserve">SqliteFinanceRepository.java</w:t>
+            </w:r>
+          </w:p>
+        </w:tc>
+        <w:tc>
+          <w:tcPr>
+            <w:tcW w:type="dxa" w:w="3800"/>
+            <w:shd w:fill="FCFDFC" w:color="auto" w:val="clear"/>
+            <w:tcMar>
+              <w:top w:type="dxa" w:w="100"/>
+              <w:left w:type="dxa" w:w="120"/>
+              <w:bottom w:type="dxa" w:w="100"/>
+              <w:right w:type="dxa" w:w="120"/>
+            </w:tcMar>
+            <w:vAlign w:val="center"/>
+          </w:tcPr>
+          <w:p>
+            <w:r>
+              <w:rPr>
+                <w:b w:val="false"/>
+                <w:bCs w:val="false"/>
+                <w:color w:val="17324D"/>
+                <w:sz w:val="19"/>
+                <w:szCs w:val="19"/>
+                <w:rFonts w:ascii="Microsoft YaHei" w:cs="Microsoft YaHei" w:eastAsia="Microsoft YaHei" w:hAnsi="Microsoft YaHei"/>
+              </w:rPr>
+              <w:t xml:space="preserve">事务化读写规范化 SQLite 表</w:t>
+            </w:r>
+          </w:p>
+        </w:tc>
+      </w:tr>
+    </w:tbl>
+    <w:p>
+      <w:pPr>
+        <w:pStyle w:val="Heading1"/>
+        <w:pageBreakBefore/>
+        <w:spacing w:before="180" w:after="140"/>
+      </w:pPr>
+      <w:r>
+        <w:t xml:space="preserve">4 详细设计</w:t>
+      </w:r>
+    </w:p>
+    <w:p>
+      <w:pPr>
+        <w:pStyle w:val="Heading2"/>
+        <w:spacing w:before="180" w:after="140"/>
+      </w:pPr>
+      <w:r>
+        <w:t xml:space="preserve">4.1 核心数据模型</w:t>
+      </w:r>
+    </w:p>
+    <w:p>
+      <w:pPr>
+        <w:spacing w:before="120" w:after="80"/>
         <w:jc w:val="center"/>
       </w:pPr>
       <w:r>
@@ -1539,23 +2211,14 @@
       </w:pPr>
       <w:r>
         <w:rPr>
-          <w:rFonts w:ascii="Microsoft YaHei" w:cs="Microsoft YaHei" w:eastAsia="Microsoft YaHei" w:hAnsi="Microsoft YaHei"/>
           <w:i/>
           <w:iCs/>
           <w:color w:val="687D8F"/>
           <w:sz w:val="18"/>
           <w:szCs w:val="18"/>
-        </w:rPr>
-        <w:t xml:space="preserve">图 3-1  系统 MVC 分层与本地运行边界</w:t>
-      </w:r>
-    </w:p>
-    <w:p>
-      <w:pPr>
-        <w:pStyle w:val="Heading2"/>
-        <w:spacing w:after="140" w:before="180"/>
-      </w:pPr>
-      <w:r>
-        <w:t xml:space="preserve">3.2 模块划分</w:t>
+          <w:rFonts w:ascii="Microsoft YaHei" w:cs="Microsoft YaHei" w:eastAsia="Microsoft YaHei" w:hAnsi="Microsoft YaHei"/>
+        </w:rPr>
+        <w:t xml:space="preserve">图 4-1  SQLite 数据库 ER 图</w:t>
       </w:r>
     </w:p>
     <w:tbl>
@@ -1571,8 +2234,8 @@
         </w:tblBorders>
       </w:tblPr>
       <w:tblGrid>
-        <w:gridCol w:w="1600"/>
-        <w:gridCol w:w="3000"/>
+        <w:gridCol w:w="2200"/>
+        <w:gridCol w:w="2400"/>
         <w:gridCol w:w="3800"/>
       </w:tblGrid>
       <w:tr>
@@ -1581,7 +2244,7 @@
         </w:trPr>
         <w:tc>
           <w:tcPr>
-            <w:tcW w:type="dxa" w:w="1600"/>
+            <w:tcW w:type="dxa" w:w="2200"/>
             <w:shd w:fill="17324D" w:color="auto" w:val="clear"/>
             <w:tcMar>
               <w:top w:type="dxa" w:w="100"/>
@@ -1594,20 +2257,20 @@
           <w:p>
             <w:r>
               <w:rPr>
-                <w:rFonts w:ascii="Microsoft YaHei" w:cs="Microsoft YaHei" w:eastAsia="Microsoft YaHei" w:hAnsi="Microsoft YaHei"/>
                 <w:b/>
                 <w:bCs/>
                 <w:color w:val="FFFFFF"/>
                 <w:sz w:val="19"/>
                 <w:szCs w:val="19"/>
-              </w:rPr>
-              <w:t xml:space="preserve">层次</w:t>
-            </w:r>
-          </w:p>
-        </w:tc>
-        <w:tc>
-          <w:tcPr>
-            <w:tcW w:type="dxa" w:w="3000"/>
+                <w:rFonts w:ascii="Microsoft YaHei" w:cs="Microsoft YaHei" w:eastAsia="Microsoft YaHei" w:hAnsi="Microsoft YaHei"/>
+              </w:rPr>
+              <w:t xml:space="preserve">数据表</w:t>
+            </w:r>
+          </w:p>
+        </w:tc>
+        <w:tc>
+          <w:tcPr>
+            <w:tcW w:type="dxa" w:w="2400"/>
             <w:shd w:fill="17324D" w:color="auto" w:val="clear"/>
             <w:tcMar>
               <w:top w:type="dxa" w:w="100"/>
@@ -1620,14 +2283,14 @@
           <w:p>
             <w:r>
               <w:rPr>
-                <w:rFonts w:ascii="Microsoft YaHei" w:cs="Microsoft YaHei" w:eastAsia="Microsoft YaHei" w:hAnsi="Microsoft YaHei"/>
                 <w:b/>
                 <w:bCs/>
                 <w:color w:val="FFFFFF"/>
                 <w:sz w:val="19"/>
                 <w:szCs w:val="19"/>
-              </w:rPr>
-              <w:t xml:space="preserve">主要文件</w:t>
+                <w:rFonts w:ascii="Microsoft YaHei" w:cs="Microsoft YaHei" w:eastAsia="Microsoft YaHei" w:hAnsi="Microsoft YaHei"/>
+              </w:rPr>
+              <w:t xml:space="preserve">主键</w:t>
             </w:r>
           </w:p>
         </w:tc>
@@ -1646,14 +2309,14 @@
           <w:p>
             <w:r>
               <w:rPr>
-                <w:rFonts w:ascii="Microsoft YaHei" w:cs="Microsoft YaHei" w:eastAsia="Microsoft YaHei" w:hAnsi="Microsoft YaHei"/>
                 <w:b/>
                 <w:bCs/>
                 <w:color w:val="FFFFFF"/>
                 <w:sz w:val="19"/>
                 <w:szCs w:val="19"/>
-              </w:rPr>
-              <w:t xml:space="preserve">职责</w:t>
+                <w:rFonts w:ascii="Microsoft YaHei" w:cs="Microsoft YaHei" w:eastAsia="Microsoft YaHei" w:hAnsi="Microsoft YaHei"/>
+              </w:rPr>
+              <w:t xml:space="preserve">用途</w:t>
             </w:r>
           </w:p>
         </w:tc>
@@ -1661,53 +2324,53 @@
       <w:tr>
         <w:tc>
           <w:tcPr>
-            <w:tcW w:type="dxa" w:w="1600"/>
-            <w:shd w:fill="FCFDFC" w:color="auto" w:val="clear"/>
-            <w:tcMar>
-              <w:top w:type="dxa" w:w="100"/>
-              <w:left w:type="dxa" w:w="120"/>
-              <w:bottom w:type="dxa" w:w="100"/>
-              <w:right w:type="dxa" w:w="120"/>
-            </w:tcMar>
-            <w:vAlign w:val="center"/>
-          </w:tcPr>
-          <w:p>
-            <w:r>
-              <w:rPr>
-                <w:rFonts w:ascii="Microsoft YaHei" w:cs="Microsoft YaHei" w:eastAsia="Microsoft YaHei" w:hAnsi="Microsoft YaHei"/>
-                <w:b w:val="false"/>
-                <w:bCs w:val="false"/>
-                <w:color w:val="17324D"/>
-                <w:sz w:val="19"/>
-                <w:szCs w:val="19"/>
-              </w:rPr>
-              <w:t xml:space="preserve">组装入口</w:t>
-            </w:r>
-          </w:p>
-        </w:tc>
-        <w:tc>
-          <w:tcPr>
-            <w:tcW w:type="dxa" w:w="3000"/>
-            <w:shd w:fill="FCFDFC" w:color="auto" w:val="clear"/>
-            <w:tcMar>
-              <w:top w:type="dxa" w:w="100"/>
-              <w:left w:type="dxa" w:w="120"/>
-              <w:bottom w:type="dxa" w:w="100"/>
-              <w:right w:type="dxa" w:w="120"/>
-            </w:tcMar>
-            <w:vAlign w:val="center"/>
-          </w:tcPr>
-          <w:p>
-            <w:r>
-              <w:rPr>
-                <w:rFonts w:ascii="Microsoft YaHei" w:cs="Microsoft YaHei" w:eastAsia="Microsoft YaHei" w:hAnsi="Microsoft YaHei"/>
-                <w:b w:val="false"/>
-                <w:bCs w:val="false"/>
-                <w:color w:val="17324D"/>
-                <w:sz w:val="19"/>
-                <w:szCs w:val="19"/>
-              </w:rPr>
-              <w:t xml:space="preserve">src/app.js</w:t>
+            <w:tcW w:type="dxa" w:w="2200"/>
+            <w:shd w:fill="FCFDFC" w:color="auto" w:val="clear"/>
+            <w:tcMar>
+              <w:top w:type="dxa" w:w="100"/>
+              <w:left w:type="dxa" w:w="120"/>
+              <w:bottom w:type="dxa" w:w="100"/>
+              <w:right w:type="dxa" w:w="120"/>
+            </w:tcMar>
+            <w:vAlign w:val="center"/>
+          </w:tcPr>
+          <w:p>
+            <w:r>
+              <w:rPr>
+                <w:b w:val="false"/>
+                <w:bCs w:val="false"/>
+                <w:color w:val="17324D"/>
+                <w:sz w:val="19"/>
+                <w:szCs w:val="19"/>
+                <w:rFonts w:ascii="Microsoft YaHei" w:cs="Microsoft YaHei" w:eastAsia="Microsoft YaHei" w:hAnsi="Microsoft YaHei"/>
+              </w:rPr>
+              <w:t xml:space="preserve">accounts</w:t>
+            </w:r>
+          </w:p>
+        </w:tc>
+        <w:tc>
+          <w:tcPr>
+            <w:tcW w:type="dxa" w:w="2400"/>
+            <w:shd w:fill="FCFDFC" w:color="auto" w:val="clear"/>
+            <w:tcMar>
+              <w:top w:type="dxa" w:w="100"/>
+              <w:left w:type="dxa" w:w="120"/>
+              <w:bottom w:type="dxa" w:w="100"/>
+              <w:right w:type="dxa" w:w="120"/>
+            </w:tcMar>
+            <w:vAlign w:val="center"/>
+          </w:tcPr>
+          <w:p>
+            <w:r>
+              <w:rPr>
+                <w:b w:val="false"/>
+                <w:bCs w:val="false"/>
+                <w:color w:val="17324D"/>
+                <w:sz w:val="19"/>
+                <w:szCs w:val="19"/>
+                <w:rFonts w:ascii="Microsoft YaHei" w:cs="Microsoft YaHei" w:eastAsia="Microsoft YaHei" w:hAnsi="Microsoft YaHei"/>
+              </w:rPr>
+              <w:t xml:space="preserve">account_id</w:t>
             </w:r>
           </w:p>
         </w:tc>
@@ -1726,14 +2389,14 @@
           <w:p>
             <w:r>
               <w:rPr>
-                <w:rFonts w:ascii="Microsoft YaHei" w:cs="Microsoft YaHei" w:eastAsia="Microsoft YaHei" w:hAnsi="Microsoft YaHei"/>
-                <w:b w:val="false"/>
-                <w:bCs w:val="false"/>
-                <w:color w:val="17324D"/>
-                <w:sz w:val="19"/>
-                <w:szCs w:val="19"/>
-              </w:rPr>
-              <w:t xml:space="preserve">创建 Store、View、Controller 并启动</w:t>
+                <w:b w:val="false"/>
+                <w:bCs w:val="false"/>
+                <w:color w:val="17324D"/>
+                <w:sz w:val="19"/>
+                <w:szCs w:val="19"/>
+                <w:rFonts w:ascii="Microsoft YaHei" w:cs="Microsoft YaHei" w:eastAsia="Microsoft YaHei" w:hAnsi="Microsoft YaHei"/>
+              </w:rPr>
+              <w:t xml:space="preserve">账户与期初余额</w:t>
             </w:r>
           </w:p>
         </w:tc>
@@ -1741,53 +2404,53 @@
       <w:tr>
         <w:tc>
           <w:tcPr>
-            <w:tcW w:type="dxa" w:w="1600"/>
-            <w:shd w:fill="FCFDFC" w:color="auto" w:val="clear"/>
-            <w:tcMar>
-              <w:top w:type="dxa" w:w="100"/>
-              <w:left w:type="dxa" w:w="120"/>
-              <w:bottom w:type="dxa" w:w="100"/>
-              <w:right w:type="dxa" w:w="120"/>
-            </w:tcMar>
-            <w:vAlign w:val="center"/>
-          </w:tcPr>
-          <w:p>
-            <w:r>
-              <w:rPr>
-                <w:rFonts w:ascii="Microsoft YaHei" w:cs="Microsoft YaHei" w:eastAsia="Microsoft YaHei" w:hAnsi="Microsoft YaHei"/>
-                <w:b w:val="false"/>
-                <w:bCs w:val="false"/>
-                <w:color w:val="17324D"/>
-                <w:sz w:val="19"/>
-                <w:szCs w:val="19"/>
-              </w:rPr>
-              <w:t xml:space="preserve">控制层</w:t>
-            </w:r>
-          </w:p>
-        </w:tc>
-        <w:tc>
-          <w:tcPr>
-            <w:tcW w:type="dxa" w:w="3000"/>
-            <w:shd w:fill="FCFDFC" w:color="auto" w:val="clear"/>
-            <w:tcMar>
-              <w:top w:type="dxa" w:w="100"/>
-              <w:left w:type="dxa" w:w="120"/>
-              <w:bottom w:type="dxa" w:w="100"/>
-              <w:right w:type="dxa" w:w="120"/>
-            </w:tcMar>
-            <w:vAlign w:val="center"/>
-          </w:tcPr>
-          <w:p>
-            <w:r>
-              <w:rPr>
-                <w:rFonts w:ascii="Microsoft YaHei" w:cs="Microsoft YaHei" w:eastAsia="Microsoft YaHei" w:hAnsi="Microsoft YaHei"/>
-                <w:b w:val="false"/>
-                <w:bCs w:val="false"/>
-                <w:color w:val="17324D"/>
-                <w:sz w:val="19"/>
-                <w:szCs w:val="19"/>
-              </w:rPr>
-              <w:t xml:space="preserve">src/controller/app-controller.js</w:t>
+            <w:tcW w:type="dxa" w:w="2200"/>
+            <w:shd w:fill="FCFDFC" w:color="auto" w:val="clear"/>
+            <w:tcMar>
+              <w:top w:type="dxa" w:w="100"/>
+              <w:left w:type="dxa" w:w="120"/>
+              <w:bottom w:type="dxa" w:w="100"/>
+              <w:right w:type="dxa" w:w="120"/>
+            </w:tcMar>
+            <w:vAlign w:val="center"/>
+          </w:tcPr>
+          <w:p>
+            <w:r>
+              <w:rPr>
+                <w:b w:val="false"/>
+                <w:bCs w:val="false"/>
+                <w:color w:val="17324D"/>
+                <w:sz w:val="19"/>
+                <w:szCs w:val="19"/>
+                <w:rFonts w:ascii="Microsoft YaHei" w:cs="Microsoft YaHei" w:eastAsia="Microsoft YaHei" w:hAnsi="Microsoft YaHei"/>
+              </w:rPr>
+              <w:t xml:space="preserve">transactions</w:t>
+            </w:r>
+          </w:p>
+        </w:tc>
+        <w:tc>
+          <w:tcPr>
+            <w:tcW w:type="dxa" w:w="2400"/>
+            <w:shd w:fill="FCFDFC" w:color="auto" w:val="clear"/>
+            <w:tcMar>
+              <w:top w:type="dxa" w:w="100"/>
+              <w:left w:type="dxa" w:w="120"/>
+              <w:bottom w:type="dxa" w:w="100"/>
+              <w:right w:type="dxa" w:w="120"/>
+            </w:tcMar>
+            <w:vAlign w:val="center"/>
+          </w:tcPr>
+          <w:p>
+            <w:r>
+              <w:rPr>
+                <w:b w:val="false"/>
+                <w:bCs w:val="false"/>
+                <w:color w:val="17324D"/>
+                <w:sz w:val="19"/>
+                <w:szCs w:val="19"/>
+                <w:rFonts w:ascii="Microsoft YaHei" w:cs="Microsoft YaHei" w:eastAsia="Microsoft YaHei" w:hAnsi="Microsoft YaHei"/>
+              </w:rPr>
+              <w:t xml:space="preserve">transaction_id</w:t>
             </w:r>
           </w:p>
         </w:tc>
@@ -1806,14 +2469,14 @@
           <w:p>
             <w:r>
               <w:rPr>
-                <w:rFonts w:ascii="Microsoft YaHei" w:cs="Microsoft YaHei" w:eastAsia="Microsoft YaHei" w:hAnsi="Microsoft YaHei"/>
-                <w:b w:val="false"/>
-                <w:bCs w:val="false"/>
-                <w:color w:val="17324D"/>
-                <w:sz w:val="19"/>
-                <w:szCs w:val="19"/>
-              </w:rPr>
-              <w:t xml:space="preserve">处理用户事件和业务流程</w:t>
+                <w:b w:val="false"/>
+                <w:bCs w:val="false"/>
+                <w:color w:val="17324D"/>
+                <w:sz w:val="19"/>
+                <w:szCs w:val="19"/>
+                <w:rFonts w:ascii="Microsoft YaHei" w:cs="Microsoft YaHei" w:eastAsia="Microsoft YaHei" w:hAnsi="Microsoft YaHei"/>
+              </w:rPr>
+              <w:t xml:space="preserve">收入、支出、转账事实</w:t>
             </w:r>
           </w:p>
         </w:tc>
@@ -1821,53 +2484,53 @@
       <w:tr>
         <w:tc>
           <w:tcPr>
-            <w:tcW w:type="dxa" w:w="1600"/>
-            <w:shd w:fill="FCFDFC" w:color="auto" w:val="clear"/>
-            <w:tcMar>
-              <w:top w:type="dxa" w:w="100"/>
-              <w:left w:type="dxa" w:w="120"/>
-              <w:bottom w:type="dxa" w:w="100"/>
-              <w:right w:type="dxa" w:w="120"/>
-            </w:tcMar>
-            <w:vAlign w:val="center"/>
-          </w:tcPr>
-          <w:p>
-            <w:r>
-              <w:rPr>
-                <w:rFonts w:ascii="Microsoft YaHei" w:cs="Microsoft YaHei" w:eastAsia="Microsoft YaHei" w:hAnsi="Microsoft YaHei"/>
-                <w:b w:val="false"/>
-                <w:bCs w:val="false"/>
-                <w:color w:val="17324D"/>
-                <w:sz w:val="19"/>
-                <w:szCs w:val="19"/>
-              </w:rPr>
-              <w:t xml:space="preserve">模型层</w:t>
-            </w:r>
-          </w:p>
-        </w:tc>
-        <w:tc>
-          <w:tcPr>
-            <w:tcW w:type="dxa" w:w="3000"/>
-            <w:shd w:fill="FCFDFC" w:color="auto" w:val="clear"/>
-            <w:tcMar>
-              <w:top w:type="dxa" w:w="100"/>
-              <w:left w:type="dxa" w:w="120"/>
-              <w:bottom w:type="dxa" w:w="100"/>
-              <w:right w:type="dxa" w:w="120"/>
-            </w:tcMar>
-            <w:vAlign w:val="center"/>
-          </w:tcPr>
-          <w:p>
-            <w:r>
-              <w:rPr>
-                <w:rFonts w:ascii="Microsoft YaHei" w:cs="Microsoft YaHei" w:eastAsia="Microsoft YaHei" w:hAnsi="Microsoft YaHei"/>
-                <w:b w:val="false"/>
-                <w:bCs w:val="false"/>
-                <w:color w:val="17324D"/>
-                <w:sz w:val="19"/>
-                <w:szCs w:val="19"/>
-              </w:rPr>
-              <w:t xml:space="preserve">src/model/finance-model.js</w:t>
+            <w:tcW w:type="dxa" w:w="2200"/>
+            <w:shd w:fill="FCFDFC" w:color="auto" w:val="clear"/>
+            <w:tcMar>
+              <w:top w:type="dxa" w:w="100"/>
+              <w:left w:type="dxa" w:w="120"/>
+              <w:bottom w:type="dxa" w:w="100"/>
+              <w:right w:type="dxa" w:w="120"/>
+            </w:tcMar>
+            <w:vAlign w:val="center"/>
+          </w:tcPr>
+          <w:p>
+            <w:r>
+              <w:rPr>
+                <w:b w:val="false"/>
+                <w:bCs w:val="false"/>
+                <w:color w:val="17324D"/>
+                <w:sz w:val="19"/>
+                <w:szCs w:val="19"/>
+                <w:rFonts w:ascii="Microsoft YaHei" w:cs="Microsoft YaHei" w:eastAsia="Microsoft YaHei" w:hAnsi="Microsoft YaHei"/>
+              </w:rPr>
+              <w:t xml:space="preserve">budgets</w:t>
+            </w:r>
+          </w:p>
+        </w:tc>
+        <w:tc>
+          <w:tcPr>
+            <w:tcW w:type="dxa" w:w="2400"/>
+            <w:shd w:fill="FCFDFC" w:color="auto" w:val="clear"/>
+            <w:tcMar>
+              <w:top w:type="dxa" w:w="100"/>
+              <w:left w:type="dxa" w:w="120"/>
+              <w:bottom w:type="dxa" w:w="100"/>
+              <w:right w:type="dxa" w:w="120"/>
+            </w:tcMar>
+            <w:vAlign w:val="center"/>
+          </w:tcPr>
+          <w:p>
+            <w:r>
+              <w:rPr>
+                <w:b w:val="false"/>
+                <w:bCs w:val="false"/>
+                <w:color w:val="17324D"/>
+                <w:sz w:val="19"/>
+                <w:szCs w:val="19"/>
+                <w:rFonts w:ascii="Microsoft YaHei" w:cs="Microsoft YaHei" w:eastAsia="Microsoft YaHei" w:hAnsi="Microsoft YaHei"/>
+              </w:rPr>
+              <w:t xml:space="preserve">budget_month + category</w:t>
             </w:r>
           </w:p>
         </w:tc>
@@ -1886,14 +2549,14 @@
           <w:p>
             <w:r>
               <w:rPr>
-                <w:rFonts w:ascii="Microsoft YaHei" w:cs="Microsoft YaHei" w:eastAsia="Microsoft YaHei" w:hAnsi="Microsoft YaHei"/>
-                <w:b w:val="false"/>
-                <w:bCs w:val="false"/>
-                <w:color w:val="17324D"/>
-                <w:sz w:val="19"/>
-                <w:szCs w:val="19"/>
-              </w:rPr>
-              <w:t xml:space="preserve">状态、校验、计算、持久化与通知</w:t>
+                <w:b w:val="false"/>
+                <w:bCs w:val="false"/>
+                <w:color w:val="17324D"/>
+                <w:sz w:val="19"/>
+                <w:szCs w:val="19"/>
+                <w:rFonts w:ascii="Microsoft YaHei" w:cs="Microsoft YaHei" w:eastAsia="Microsoft YaHei" w:hAnsi="Microsoft YaHei"/>
+              </w:rPr>
+              <w:t xml:space="preserve">分类月度预算</w:t>
             </w:r>
           </w:p>
         </w:tc>
@@ -1901,53 +2564,53 @@
       <w:tr>
         <w:tc>
           <w:tcPr>
-            <w:tcW w:type="dxa" w:w="1600"/>
-            <w:shd w:fill="FCFDFC" w:color="auto" w:val="clear"/>
-            <w:tcMar>
-              <w:top w:type="dxa" w:w="100"/>
-              <w:left w:type="dxa" w:w="120"/>
-              <w:bottom w:type="dxa" w:w="100"/>
-              <w:right w:type="dxa" w:w="120"/>
-            </w:tcMar>
-            <w:vAlign w:val="center"/>
-          </w:tcPr>
-          <w:p>
-            <w:r>
-              <w:rPr>
-                <w:rFonts w:ascii="Microsoft YaHei" w:cs="Microsoft YaHei" w:eastAsia="Microsoft YaHei" w:hAnsi="Microsoft YaHei"/>
-                <w:b w:val="false"/>
-                <w:bCs w:val="false"/>
-                <w:color w:val="17324D"/>
-                <w:sz w:val="19"/>
-                <w:szCs w:val="19"/>
-              </w:rPr>
-              <w:t xml:space="preserve">视图层</w:t>
-            </w:r>
-          </w:p>
-        </w:tc>
-        <w:tc>
-          <w:tcPr>
-            <w:tcW w:type="dxa" w:w="3000"/>
-            <w:shd w:fill="FCFDFC" w:color="auto" w:val="clear"/>
-            <w:tcMar>
-              <w:top w:type="dxa" w:w="100"/>
-              <w:left w:type="dxa" w:w="120"/>
-              <w:bottom w:type="dxa" w:w="100"/>
-              <w:right w:type="dxa" w:w="120"/>
-            </w:tcMar>
-            <w:vAlign w:val="center"/>
-          </w:tcPr>
-          <w:p>
-            <w:r>
-              <w:rPr>
-                <w:rFonts w:ascii="Microsoft YaHei" w:cs="Microsoft YaHei" w:eastAsia="Microsoft YaHei" w:hAnsi="Microsoft YaHei"/>
-                <w:b w:val="false"/>
-                <w:bCs w:val="false"/>
-                <w:color w:val="17324D"/>
-                <w:sz w:val="19"/>
-                <w:szCs w:val="19"/>
-              </w:rPr>
-              <w:t xml:space="preserve">src/view/dashboard-view.js</w:t>
+            <w:tcW w:type="dxa" w:w="2200"/>
+            <w:shd w:fill="FCFDFC" w:color="auto" w:val="clear"/>
+            <w:tcMar>
+              <w:top w:type="dxa" w:w="100"/>
+              <w:left w:type="dxa" w:w="120"/>
+              <w:bottom w:type="dxa" w:w="100"/>
+              <w:right w:type="dxa" w:w="120"/>
+            </w:tcMar>
+            <w:vAlign w:val="center"/>
+          </w:tcPr>
+          <w:p>
+            <w:r>
+              <w:rPr>
+                <w:b w:val="false"/>
+                <w:bCs w:val="false"/>
+                <w:color w:val="17324D"/>
+                <w:sz w:val="19"/>
+                <w:szCs w:val="19"/>
+                <w:rFonts w:ascii="Microsoft YaHei" w:cs="Microsoft YaHei" w:eastAsia="Microsoft YaHei" w:hAnsi="Microsoft YaHei"/>
+              </w:rPr>
+              <w:t xml:space="preserve">goals</w:t>
+            </w:r>
+          </w:p>
+        </w:tc>
+        <w:tc>
+          <w:tcPr>
+            <w:tcW w:type="dxa" w:w="2400"/>
+            <w:shd w:fill="FCFDFC" w:color="auto" w:val="clear"/>
+            <w:tcMar>
+              <w:top w:type="dxa" w:w="100"/>
+              <w:left w:type="dxa" w:w="120"/>
+              <w:bottom w:type="dxa" w:w="100"/>
+              <w:right w:type="dxa" w:w="120"/>
+            </w:tcMar>
+            <w:vAlign w:val="center"/>
+          </w:tcPr>
+          <w:p>
+            <w:r>
+              <w:rPr>
+                <w:b w:val="false"/>
+                <w:bCs w:val="false"/>
+                <w:color w:val="17324D"/>
+                <w:sz w:val="19"/>
+                <w:szCs w:val="19"/>
+                <w:rFonts w:ascii="Microsoft YaHei" w:cs="Microsoft YaHei" w:eastAsia="Microsoft YaHei" w:hAnsi="Microsoft YaHei"/>
+              </w:rPr>
+              <w:t xml:space="preserve">goal_id</w:t>
             </w:r>
           </w:p>
         </w:tc>
@@ -1966,14 +2629,14 @@
           <w:p>
             <w:r>
               <w:rPr>
-                <w:rFonts w:ascii="Microsoft YaHei" w:cs="Microsoft YaHei" w:eastAsia="Microsoft YaHei" w:hAnsi="Microsoft YaHei"/>
-                <w:b w:val="false"/>
-                <w:bCs w:val="false"/>
-                <w:color w:val="17324D"/>
-                <w:sz w:val="19"/>
-                <w:szCs w:val="19"/>
-              </w:rPr>
-              <w:t xml:space="preserve">渲染六个业务页面和可视化</w:t>
+                <w:b w:val="false"/>
+                <w:bCs w:val="false"/>
+                <w:color w:val="17324D"/>
+                <w:sz w:val="19"/>
+                <w:szCs w:val="19"/>
+                <w:rFonts w:ascii="Microsoft YaHei" w:cs="Microsoft YaHei" w:eastAsia="Microsoft YaHei" w:hAnsi="Microsoft YaHei"/>
+              </w:rPr>
+              <w:t xml:space="preserve">储蓄与还债目标</w:t>
             </w:r>
           </w:p>
         </w:tc>
@@ -1981,53 +2644,53 @@
       <w:tr>
         <w:tc>
           <w:tcPr>
-            <w:tcW w:type="dxa" w:w="1600"/>
-            <w:shd w:fill="FCFDFC" w:color="auto" w:val="clear"/>
-            <w:tcMar>
-              <w:top w:type="dxa" w:w="100"/>
-              <w:left w:type="dxa" w:w="120"/>
-              <w:bottom w:type="dxa" w:w="100"/>
-              <w:right w:type="dxa" w:w="120"/>
-            </w:tcMar>
-            <w:vAlign w:val="center"/>
-          </w:tcPr>
-          <w:p>
-            <w:r>
-              <w:rPr>
-                <w:rFonts w:ascii="Microsoft YaHei" w:cs="Microsoft YaHei" w:eastAsia="Microsoft YaHei" w:hAnsi="Microsoft YaHei"/>
-                <w:b w:val="false"/>
-                <w:bCs w:val="false"/>
-                <w:color w:val="17324D"/>
-                <w:sz w:val="19"/>
-                <w:szCs w:val="19"/>
-              </w:rPr>
-              <w:t xml:space="preserve">演示数据</w:t>
-            </w:r>
-          </w:p>
-        </w:tc>
-        <w:tc>
-          <w:tcPr>
-            <w:tcW w:type="dxa" w:w="3000"/>
-            <w:shd w:fill="FCFDFC" w:color="auto" w:val="clear"/>
-            <w:tcMar>
-              <w:top w:type="dxa" w:w="100"/>
-              <w:left w:type="dxa" w:w="120"/>
-              <w:bottom w:type="dxa" w:w="100"/>
-              <w:right w:type="dxa" w:w="120"/>
-            </w:tcMar>
-            <w:vAlign w:val="center"/>
-          </w:tcPr>
-          <w:p>
-            <w:r>
-              <w:rPr>
-                <w:rFonts w:ascii="Microsoft YaHei" w:cs="Microsoft YaHei" w:eastAsia="Microsoft YaHei" w:hAnsi="Microsoft YaHei"/>
-                <w:b w:val="false"/>
-                <w:bCs w:val="false"/>
-                <w:color w:val="17324D"/>
-                <w:sz w:val="19"/>
-                <w:szCs w:val="19"/>
-              </w:rPr>
-              <w:t xml:space="preserve">src/data/seed-data.js</w:t>
+            <w:tcW w:type="dxa" w:w="2200"/>
+            <w:shd w:fill="FCFDFC" w:color="auto" w:val="clear"/>
+            <w:tcMar>
+              <w:top w:type="dxa" w:w="100"/>
+              <w:left w:type="dxa" w:w="120"/>
+              <w:bottom w:type="dxa" w:w="100"/>
+              <w:right w:type="dxa" w:w="120"/>
+            </w:tcMar>
+            <w:vAlign w:val="center"/>
+          </w:tcPr>
+          <w:p>
+            <w:r>
+              <w:rPr>
+                <w:b w:val="false"/>
+                <w:bCs w:val="false"/>
+                <w:color w:val="17324D"/>
+                <w:sz w:val="19"/>
+                <w:szCs w:val="19"/>
+                <w:rFonts w:ascii="Microsoft YaHei" w:cs="Microsoft YaHei" w:eastAsia="Microsoft YaHei" w:hAnsi="Microsoft YaHei"/>
+              </w:rPr>
+              <w:t xml:space="preserve">import_batches</w:t>
+            </w:r>
+          </w:p>
+        </w:tc>
+        <w:tc>
+          <w:tcPr>
+            <w:tcW w:type="dxa" w:w="2400"/>
+            <w:shd w:fill="FCFDFC" w:color="auto" w:val="clear"/>
+            <w:tcMar>
+              <w:top w:type="dxa" w:w="100"/>
+              <w:left w:type="dxa" w:w="120"/>
+              <w:bottom w:type="dxa" w:w="100"/>
+              <w:right w:type="dxa" w:w="120"/>
+            </w:tcMar>
+            <w:vAlign w:val="center"/>
+          </w:tcPr>
+          <w:p>
+            <w:r>
+              <w:rPr>
+                <w:b w:val="false"/>
+                <w:bCs w:val="false"/>
+                <w:color w:val="17324D"/>
+                <w:sz w:val="19"/>
+                <w:szCs w:val="19"/>
+                <w:rFonts w:ascii="Microsoft YaHei" w:cs="Microsoft YaHei" w:eastAsia="Microsoft YaHei" w:hAnsi="Microsoft YaHei"/>
+              </w:rPr>
+              <w:t xml:space="preserve">batch_id</w:t>
             </w:r>
           </w:p>
         </w:tc>
@@ -2046,14 +2709,14 @@
           <w:p>
             <w:r>
               <w:rPr>
-                <w:rFonts w:ascii="Microsoft YaHei" w:cs="Microsoft YaHei" w:eastAsia="Microsoft YaHei" w:hAnsi="Microsoft YaHei"/>
-                <w:b w:val="false"/>
-                <w:bCs w:val="false"/>
-                <w:color w:val="17324D"/>
-                <w:sz w:val="19"/>
-                <w:szCs w:val="19"/>
-              </w:rPr>
-              <w:t xml:space="preserve">首次启动时提供可讲解数据</w:t>
+                <w:b w:val="false"/>
+                <w:bCs w:val="false"/>
+                <w:color w:val="17324D"/>
+                <w:sz w:val="19"/>
+                <w:szCs w:val="19"/>
+                <w:rFonts w:ascii="Microsoft YaHei" w:cs="Microsoft YaHei" w:eastAsia="Microsoft YaHei" w:hAnsi="Microsoft YaHei"/>
+              </w:rPr>
+              <w:t xml:space="preserve">导入批次及撤销状态</w:t>
             </w:r>
           </w:p>
         </w:tc>
@@ -2061,53 +2724,53 @@
       <w:tr>
         <w:tc>
           <w:tcPr>
-            <w:tcW w:type="dxa" w:w="1600"/>
-            <w:shd w:fill="FCFDFC" w:color="auto" w:val="clear"/>
-            <w:tcMar>
-              <w:top w:type="dxa" w:w="100"/>
-              <w:left w:type="dxa" w:w="120"/>
-              <w:bottom w:type="dxa" w:w="100"/>
-              <w:right w:type="dxa" w:w="120"/>
-            </w:tcMar>
-            <w:vAlign w:val="center"/>
-          </w:tcPr>
-          <w:p>
-            <w:r>
-              <w:rPr>
-                <w:rFonts w:ascii="Microsoft YaHei" w:cs="Microsoft YaHei" w:eastAsia="Microsoft YaHei" w:hAnsi="Microsoft YaHei"/>
-                <w:b w:val="false"/>
-                <w:bCs w:val="false"/>
-                <w:color w:val="17324D"/>
-                <w:sz w:val="19"/>
-                <w:szCs w:val="19"/>
-              </w:rPr>
-              <w:t xml:space="preserve">部署层</w:t>
-            </w:r>
-          </w:p>
-        </w:tc>
-        <w:tc>
-          <w:tcPr>
-            <w:tcW w:type="dxa" w:w="3000"/>
-            <w:shd w:fill="FCFDFC" w:color="auto" w:val="clear"/>
-            <w:tcMar>
-              <w:top w:type="dxa" w:w="100"/>
-              <w:left w:type="dxa" w:w="120"/>
-              <w:bottom w:type="dxa" w:w="100"/>
-              <w:right w:type="dxa" w:w="120"/>
-            </w:tcMar>
-            <w:vAlign w:val="center"/>
-          </w:tcPr>
-          <w:p>
-            <w:r>
-              <w:rPr>
-                <w:rFonts w:ascii="Microsoft YaHei" w:cs="Microsoft YaHei" w:eastAsia="Microsoft YaHei" w:hAnsi="Microsoft YaHei"/>
-                <w:b w:val="false"/>
-                <w:bCs w:val="false"/>
-                <w:color w:val="17324D"/>
-                <w:sz w:val="19"/>
-                <w:szCs w:val="19"/>
-              </w:rPr>
-              <w:t xml:space="preserve">src/main/java/.../Main.java</w:t>
+            <w:tcW w:type="dxa" w:w="2200"/>
+            <w:shd w:fill="FCFDFC" w:color="auto" w:val="clear"/>
+            <w:tcMar>
+              <w:top w:type="dxa" w:w="100"/>
+              <w:left w:type="dxa" w:w="120"/>
+              <w:bottom w:type="dxa" w:w="100"/>
+              <w:right w:type="dxa" w:w="120"/>
+            </w:tcMar>
+            <w:vAlign w:val="center"/>
+          </w:tcPr>
+          <w:p>
+            <w:r>
+              <w:rPr>
+                <w:b w:val="false"/>
+                <w:bCs w:val="false"/>
+                <w:color w:val="17324D"/>
+                <w:sz w:val="19"/>
+                <w:szCs w:val="19"/>
+                <w:rFonts w:ascii="Microsoft YaHei" w:cs="Microsoft YaHei" w:eastAsia="Microsoft YaHei" w:hAnsi="Microsoft YaHei"/>
+              </w:rPr>
+              <w:t xml:space="preserve">app_meta</w:t>
+            </w:r>
+          </w:p>
+        </w:tc>
+        <w:tc>
+          <w:tcPr>
+            <w:tcW w:type="dxa" w:w="2400"/>
+            <w:shd w:fill="FCFDFC" w:color="auto" w:val="clear"/>
+            <w:tcMar>
+              <w:top w:type="dxa" w:w="100"/>
+              <w:left w:type="dxa" w:w="120"/>
+              <w:bottom w:type="dxa" w:w="100"/>
+              <w:right w:type="dxa" w:w="120"/>
+            </w:tcMar>
+            <w:vAlign w:val="center"/>
+          </w:tcPr>
+          <w:p>
+            <w:r>
+              <w:rPr>
+                <w:b w:val="false"/>
+                <w:bCs w:val="false"/>
+                <w:color w:val="17324D"/>
+                <w:sz w:val="19"/>
+                <w:szCs w:val="19"/>
+                <w:rFonts w:ascii="Microsoft YaHei" w:cs="Microsoft YaHei" w:eastAsia="Microsoft YaHei" w:hAnsi="Microsoft YaHei"/>
+              </w:rPr>
+              <w:t xml:space="preserve">meta_key</w:t>
             </w:r>
           </w:p>
         </w:tc>
@@ -2126,47 +2789,676 @@
           <w:p>
             <w:r>
               <w:rPr>
-                <w:rFonts w:ascii="Microsoft YaHei" w:cs="Microsoft YaHei" w:eastAsia="Microsoft YaHei" w:hAnsi="Microsoft YaHei"/>
-                <w:b w:val="false"/>
-                <w:bCs w:val="false"/>
-                <w:color w:val="17324D"/>
-                <w:sz w:val="19"/>
-                <w:szCs w:val="19"/>
-              </w:rPr>
-              <w:t xml:space="preserve">本地静态资源服务与安全响应头</w:t>
+                <w:b w:val="false"/>
+                <w:bCs w:val="false"/>
+                <w:color w:val="17324D"/>
+                <w:sz w:val="19"/>
+                <w:szCs w:val="19"/>
+                <w:rFonts w:ascii="Microsoft YaHei" w:cs="Microsoft YaHei" w:eastAsia="Microsoft YaHei" w:hAnsi="Microsoft YaHei"/>
+              </w:rPr>
+              <w:t xml:space="preserve">初始化状态</w:t>
             </w:r>
           </w:p>
         </w:tc>
       </w:tr>
     </w:tbl>
-    <w:p>
-      <w:pPr>
-        <w:pStyle w:val="Heading1"/>
-        <w:pageBreakBefore/>
-        <w:spacing w:after="140" w:before="180"/>
-      </w:pPr>
-      <w:r>
-        <w:t xml:space="preserve">4 详细设计</w:t>
-      </w:r>
-    </w:p>
+    <w:tbl>
+      <w:tblPr>
+        <w:tblW w:type="dxa" w:w="8400"/>
+        <w:tblBorders>
+          <w:top w:val="single" w:color="DCE5E8" w:sz="4"/>
+          <w:left w:val="single" w:color="DCE5E8" w:sz="4"/>
+          <w:bottom w:val="single" w:color="DCE5E8" w:sz="4"/>
+          <w:right w:val="single" w:color="DCE5E8" w:sz="4"/>
+          <w:insideH w:val="single" w:color="DCE5E8" w:sz="3"/>
+          <w:insideV w:val="single" w:color="DCE5E8" w:sz="3"/>
+        </w:tblBorders>
+      </w:tblPr>
+      <w:tblGrid>
+        <w:gridCol w:w="1500"/>
+        <w:gridCol w:w="3500"/>
+        <w:gridCol w:w="3400"/>
+      </w:tblGrid>
+      <w:tr>
+        <w:trPr>
+          <w:tblHeader/>
+        </w:trPr>
+        <w:tc>
+          <w:tcPr>
+            <w:tcW w:type="dxa" w:w="1500"/>
+            <w:shd w:fill="17324D" w:color="auto" w:val="clear"/>
+            <w:tcMar>
+              <w:top w:type="dxa" w:w="100"/>
+              <w:left w:type="dxa" w:w="120"/>
+              <w:bottom w:type="dxa" w:w="100"/>
+              <w:right w:type="dxa" w:w="120"/>
+            </w:tcMar>
+            <w:vAlign w:val="center"/>
+          </w:tcPr>
+          <w:p>
+            <w:r>
+              <w:rPr>
+                <w:b/>
+                <w:bCs/>
+                <w:color w:val="FFFFFF"/>
+                <w:sz w:val="19"/>
+                <w:szCs w:val="19"/>
+                <w:rFonts w:ascii="Microsoft YaHei" w:cs="Microsoft YaHei" w:eastAsia="Microsoft YaHei" w:hAnsi="Microsoft YaHei"/>
+              </w:rPr>
+              <w:t xml:space="preserve">对象</w:t>
+            </w:r>
+          </w:p>
+        </w:tc>
+        <w:tc>
+          <w:tcPr>
+            <w:tcW w:type="dxa" w:w="3500"/>
+            <w:shd w:fill="17324D" w:color="auto" w:val="clear"/>
+            <w:tcMar>
+              <w:top w:type="dxa" w:w="100"/>
+              <w:left w:type="dxa" w:w="120"/>
+              <w:bottom w:type="dxa" w:w="100"/>
+              <w:right w:type="dxa" w:w="120"/>
+            </w:tcMar>
+            <w:vAlign w:val="center"/>
+          </w:tcPr>
+          <w:p>
+            <w:r>
+              <w:rPr>
+                <w:b/>
+                <w:bCs/>
+                <w:color w:val="FFFFFF"/>
+                <w:sz w:val="19"/>
+                <w:szCs w:val="19"/>
+                <w:rFonts w:ascii="Microsoft YaHei" w:cs="Microsoft YaHei" w:eastAsia="Microsoft YaHei" w:hAnsi="Microsoft YaHei"/>
+              </w:rPr>
+              <w:t xml:space="preserve">关键字段</w:t>
+            </w:r>
+          </w:p>
+        </w:tc>
+        <w:tc>
+          <w:tcPr>
+            <w:tcW w:type="dxa" w:w="3400"/>
+            <w:shd w:fill="17324D" w:color="auto" w:val="clear"/>
+            <w:tcMar>
+              <w:top w:type="dxa" w:w="100"/>
+              <w:left w:type="dxa" w:w="120"/>
+              <w:bottom w:type="dxa" w:w="100"/>
+              <w:right w:type="dxa" w:w="120"/>
+            </w:tcMar>
+            <w:vAlign w:val="center"/>
+          </w:tcPr>
+          <w:p>
+            <w:r>
+              <w:rPr>
+                <w:b/>
+                <w:bCs/>
+                <w:color w:val="FFFFFF"/>
+                <w:sz w:val="19"/>
+                <w:szCs w:val="19"/>
+                <w:rFonts w:ascii="Microsoft YaHei" w:cs="Microsoft YaHei" w:eastAsia="Microsoft YaHei" w:hAnsi="Microsoft YaHei"/>
+              </w:rPr>
+              <w:t xml:space="preserve">设计说明</w:t>
+            </w:r>
+          </w:p>
+        </w:tc>
+      </w:tr>
+      <w:tr>
+        <w:tc>
+          <w:tcPr>
+            <w:tcW w:type="dxa" w:w="1500"/>
+            <w:shd w:fill="FCFDFC" w:color="auto" w:val="clear"/>
+            <w:tcMar>
+              <w:top w:type="dxa" w:w="100"/>
+              <w:left w:type="dxa" w:w="120"/>
+              <w:bottom w:type="dxa" w:w="100"/>
+              <w:right w:type="dxa" w:w="120"/>
+            </w:tcMar>
+            <w:vAlign w:val="center"/>
+          </w:tcPr>
+          <w:p>
+            <w:r>
+              <w:rPr>
+                <w:b w:val="false"/>
+                <w:bCs w:val="false"/>
+                <w:color w:val="17324D"/>
+                <w:sz w:val="19"/>
+                <w:szCs w:val="19"/>
+                <w:rFonts w:ascii="Microsoft YaHei" w:cs="Microsoft YaHei" w:eastAsia="Microsoft YaHei" w:hAnsi="Microsoft YaHei"/>
+              </w:rPr>
+              <w:t xml:space="preserve">Account</w:t>
+            </w:r>
+          </w:p>
+        </w:tc>
+        <w:tc>
+          <w:tcPr>
+            <w:tcW w:type="dxa" w:w="3500"/>
+            <w:shd w:fill="FCFDFC" w:color="auto" w:val="clear"/>
+            <w:tcMar>
+              <w:top w:type="dxa" w:w="100"/>
+              <w:left w:type="dxa" w:w="120"/>
+              <w:bottom w:type="dxa" w:w="100"/>
+              <w:right w:type="dxa" w:w="120"/>
+            </w:tcMar>
+            <w:vAlign w:val="center"/>
+          </w:tcPr>
+          <w:p>
+            <w:r>
+              <w:rPr>
+                <w:b w:val="false"/>
+                <w:bCs w:val="false"/>
+                <w:color w:val="17324D"/>
+                <w:sz w:val="19"/>
+                <w:szCs w:val="19"/>
+                <w:rFonts w:ascii="Microsoft YaHei" w:cs="Microsoft YaHei" w:eastAsia="Microsoft YaHei" w:hAnsi="Microsoft YaHei"/>
+              </w:rPr>
+              <w:t xml:space="preserve">id, name, kind, openingBalanceCents</w:t>
+            </w:r>
+          </w:p>
+        </w:tc>
+        <w:tc>
+          <w:tcPr>
+            <w:tcW w:type="dxa" w:w="3400"/>
+            <w:shd w:fill="FCFDFC" w:color="auto" w:val="clear"/>
+            <w:tcMar>
+              <w:top w:type="dxa" w:w="100"/>
+              <w:left w:type="dxa" w:w="120"/>
+              <w:bottom w:type="dxa" w:w="100"/>
+              <w:right w:type="dxa" w:w="120"/>
+            </w:tcMar>
+            <w:vAlign w:val="center"/>
+          </w:tcPr>
+          <w:p>
+            <w:r>
+              <w:rPr>
+                <w:b w:val="false"/>
+                <w:bCs w:val="false"/>
+                <w:color w:val="17324D"/>
+                <w:sz w:val="19"/>
+                <w:szCs w:val="19"/>
+                <w:rFonts w:ascii="Microsoft YaHei" w:cs="Microsoft YaHei" w:eastAsia="Microsoft YaHei" w:hAnsi="Microsoft YaHei"/>
+              </w:rPr>
+              <w:t xml:space="preserve">账户只保存期初值，实时余额由交易推导</w:t>
+            </w:r>
+          </w:p>
+        </w:tc>
+      </w:tr>
+      <w:tr>
+        <w:tc>
+          <w:tcPr>
+            <w:tcW w:type="dxa" w:w="1500"/>
+            <w:shd w:fill="FCFDFC" w:color="auto" w:val="clear"/>
+            <w:tcMar>
+              <w:top w:type="dxa" w:w="100"/>
+              <w:left w:type="dxa" w:w="120"/>
+              <w:bottom w:type="dxa" w:w="100"/>
+              <w:right w:type="dxa" w:w="120"/>
+            </w:tcMar>
+            <w:vAlign w:val="center"/>
+          </w:tcPr>
+          <w:p>
+            <w:r>
+              <w:rPr>
+                <w:b w:val="false"/>
+                <w:bCs w:val="false"/>
+                <w:color w:val="17324D"/>
+                <w:sz w:val="19"/>
+                <w:szCs w:val="19"/>
+                <w:rFonts w:ascii="Microsoft YaHei" w:cs="Microsoft YaHei" w:eastAsia="Microsoft YaHei" w:hAnsi="Microsoft YaHei"/>
+              </w:rPr>
+              <w:t xml:space="preserve">Transaction</w:t>
+            </w:r>
+          </w:p>
+        </w:tc>
+        <w:tc>
+          <w:tcPr>
+            <w:tcW w:type="dxa" w:w="3500"/>
+            <w:shd w:fill="FCFDFC" w:color="auto" w:val="clear"/>
+            <w:tcMar>
+              <w:top w:type="dxa" w:w="100"/>
+              <w:left w:type="dxa" w:w="120"/>
+              <w:bottom w:type="dxa" w:w="100"/>
+              <w:right w:type="dxa" w:w="120"/>
+            </w:tcMar>
+            <w:vAlign w:val="center"/>
+          </w:tcPr>
+          <w:p>
+            <w:r>
+              <w:rPr>
+                <w:b w:val="false"/>
+                <w:bCs w:val="false"/>
+                <w:color w:val="17324D"/>
+                <w:sz w:val="19"/>
+                <w:szCs w:val="19"/>
+                <w:rFonts w:ascii="Microsoft YaHei" w:cs="Microsoft YaHei" w:eastAsia="Microsoft YaHei" w:hAnsi="Microsoft YaHei"/>
+              </w:rPr>
+              <w:t xml:space="preserve">type, amountCents, date, accountId</w:t>
+            </w:r>
+          </w:p>
+        </w:tc>
+        <w:tc>
+          <w:tcPr>
+            <w:tcW w:type="dxa" w:w="3400"/>
+            <w:shd w:fill="FCFDFC" w:color="auto" w:val="clear"/>
+            <w:tcMar>
+              <w:top w:type="dxa" w:w="100"/>
+              <w:left w:type="dxa" w:w="120"/>
+              <w:bottom w:type="dxa" w:w="100"/>
+              <w:right w:type="dxa" w:w="120"/>
+            </w:tcMar>
+            <w:vAlign w:val="center"/>
+          </w:tcPr>
+          <w:p>
+            <w:r>
+              <w:rPr>
+                <w:b w:val="false"/>
+                <w:bCs w:val="false"/>
+                <w:color w:val="17324D"/>
+                <w:sz w:val="19"/>
+                <w:szCs w:val="19"/>
+                <w:rFonts w:ascii="Microsoft YaHei" w:cs="Microsoft YaHei" w:eastAsia="Microsoft YaHei" w:hAnsi="Microsoft YaHei"/>
+              </w:rPr>
+              <w:t xml:space="preserve">收入、支出、转账统一建模</w:t>
+            </w:r>
+          </w:p>
+        </w:tc>
+      </w:tr>
+      <w:tr>
+        <w:tc>
+          <w:tcPr>
+            <w:tcW w:type="dxa" w:w="1500"/>
+            <w:shd w:fill="FCFDFC" w:color="auto" w:val="clear"/>
+            <w:tcMar>
+              <w:top w:type="dxa" w:w="100"/>
+              <w:left w:type="dxa" w:w="120"/>
+              <w:bottom w:type="dxa" w:w="100"/>
+              <w:right w:type="dxa" w:w="120"/>
+            </w:tcMar>
+            <w:vAlign w:val="center"/>
+          </w:tcPr>
+          <w:p>
+            <w:r>
+              <w:rPr>
+                <w:b w:val="false"/>
+                <w:bCs w:val="false"/>
+                <w:color w:val="17324D"/>
+                <w:sz w:val="19"/>
+                <w:szCs w:val="19"/>
+                <w:rFonts w:ascii="Microsoft YaHei" w:cs="Microsoft YaHei" w:eastAsia="Microsoft YaHei" w:hAnsi="Microsoft YaHei"/>
+              </w:rPr>
+              <w:t xml:space="preserve">Budget</w:t>
+            </w:r>
+          </w:p>
+        </w:tc>
+        <w:tc>
+          <w:tcPr>
+            <w:tcW w:type="dxa" w:w="3500"/>
+            <w:shd w:fill="FCFDFC" w:color="auto" w:val="clear"/>
+            <w:tcMar>
+              <w:top w:type="dxa" w:w="100"/>
+              <w:left w:type="dxa" w:w="120"/>
+              <w:bottom w:type="dxa" w:w="100"/>
+              <w:right w:type="dxa" w:w="120"/>
+            </w:tcMar>
+            <w:vAlign w:val="center"/>
+          </w:tcPr>
+          <w:p>
+            <w:r>
+              <w:rPr>
+                <w:b w:val="false"/>
+                <w:bCs w:val="false"/>
+                <w:color w:val="17324D"/>
+                <w:sz w:val="19"/>
+                <w:szCs w:val="19"/>
+                <w:rFonts w:ascii="Microsoft YaHei" w:cs="Microsoft YaHei" w:eastAsia="Microsoft YaHei" w:hAnsi="Microsoft YaHei"/>
+              </w:rPr>
+              <w:t xml:space="preserve">month, category, limitCents</w:t>
+            </w:r>
+          </w:p>
+        </w:tc>
+        <w:tc>
+          <w:tcPr>
+            <w:tcW w:type="dxa" w:w="3400"/>
+            <w:shd w:fill="FCFDFC" w:color="auto" w:val="clear"/>
+            <w:tcMar>
+              <w:top w:type="dxa" w:w="100"/>
+              <w:left w:type="dxa" w:w="120"/>
+              <w:bottom w:type="dxa" w:w="100"/>
+              <w:right w:type="dxa" w:w="120"/>
+            </w:tcMar>
+            <w:vAlign w:val="center"/>
+          </w:tcPr>
+          <w:p>
+            <w:r>
+              <w:rPr>
+                <w:b w:val="false"/>
+                <w:bCs w:val="false"/>
+                <w:color w:val="17324D"/>
+                <w:sz w:val="19"/>
+                <w:szCs w:val="19"/>
+                <w:rFonts w:ascii="Microsoft YaHei" w:cs="Microsoft YaHei" w:eastAsia="Microsoft YaHei" w:hAnsi="Microsoft YaHei"/>
+              </w:rPr>
+              <w:t xml:space="preserve">月份与分类构成逻辑唯一键</w:t>
+            </w:r>
+          </w:p>
+        </w:tc>
+      </w:tr>
+      <w:tr>
+        <w:tc>
+          <w:tcPr>
+            <w:tcW w:type="dxa" w:w="1500"/>
+            <w:shd w:fill="FCFDFC" w:color="auto" w:val="clear"/>
+            <w:tcMar>
+              <w:top w:type="dxa" w:w="100"/>
+              <w:left w:type="dxa" w:w="120"/>
+              <w:bottom w:type="dxa" w:w="100"/>
+              <w:right w:type="dxa" w:w="120"/>
+            </w:tcMar>
+            <w:vAlign w:val="center"/>
+          </w:tcPr>
+          <w:p>
+            <w:r>
+              <w:rPr>
+                <w:b w:val="false"/>
+                <w:bCs w:val="false"/>
+                <w:color w:val="17324D"/>
+                <w:sz w:val="19"/>
+                <w:szCs w:val="19"/>
+                <w:rFonts w:ascii="Microsoft YaHei" w:cs="Microsoft YaHei" w:eastAsia="Microsoft YaHei" w:hAnsi="Microsoft YaHei"/>
+              </w:rPr>
+              <w:t xml:space="preserve">Goal</w:t>
+            </w:r>
+          </w:p>
+        </w:tc>
+        <w:tc>
+          <w:tcPr>
+            <w:tcW w:type="dxa" w:w="3500"/>
+            <w:shd w:fill="FCFDFC" w:color="auto" w:val="clear"/>
+            <w:tcMar>
+              <w:top w:type="dxa" w:w="100"/>
+              <w:left w:type="dxa" w:w="120"/>
+              <w:bottom w:type="dxa" w:w="100"/>
+              <w:right w:type="dxa" w:w="120"/>
+            </w:tcMar>
+            <w:vAlign w:val="center"/>
+          </w:tcPr>
+          <w:p>
+            <w:r>
+              <w:rPr>
+                <w:b w:val="false"/>
+                <w:bCs w:val="false"/>
+                <w:color w:val="17324D"/>
+                <w:sz w:val="19"/>
+                <w:szCs w:val="19"/>
+                <w:rFonts w:ascii="Microsoft YaHei" w:cs="Microsoft YaHei" w:eastAsia="Microsoft YaHei" w:hAnsi="Microsoft YaHei"/>
+              </w:rPr>
+              <w:t xml:space="preserve">targetCents, currentCents, targetDate</w:t>
+            </w:r>
+          </w:p>
+        </w:tc>
+        <w:tc>
+          <w:tcPr>
+            <w:tcW w:type="dxa" w:w="3400"/>
+            <w:shd w:fill="FCFDFC" w:color="auto" w:val="clear"/>
+            <w:tcMar>
+              <w:top w:type="dxa" w:w="100"/>
+              <w:left w:type="dxa" w:w="120"/>
+              <w:bottom w:type="dxa" w:w="100"/>
+              <w:right w:type="dxa" w:w="120"/>
+            </w:tcMar>
+            <w:vAlign w:val="center"/>
+          </w:tcPr>
+          <w:p>
+            <w:r>
+              <w:rPr>
+                <w:b w:val="false"/>
+                <w:bCs w:val="false"/>
+                <w:color w:val="17324D"/>
+                <w:sz w:val="19"/>
+                <w:szCs w:val="19"/>
+                <w:rFonts w:ascii="Microsoft YaHei" w:cs="Microsoft YaHei" w:eastAsia="Microsoft YaHei" w:hAnsi="Microsoft YaHei"/>
+              </w:rPr>
+              <w:t xml:space="preserve">支持储蓄与还债目标</w:t>
+            </w:r>
+          </w:p>
+        </w:tc>
+      </w:tr>
+      <w:tr>
+        <w:tc>
+          <w:tcPr>
+            <w:tcW w:type="dxa" w:w="1500"/>
+            <w:shd w:fill="FCFDFC" w:color="auto" w:val="clear"/>
+            <w:tcMar>
+              <w:top w:type="dxa" w:w="100"/>
+              <w:left w:type="dxa" w:w="120"/>
+              <w:bottom w:type="dxa" w:w="100"/>
+              <w:right w:type="dxa" w:w="120"/>
+            </w:tcMar>
+            <w:vAlign w:val="center"/>
+          </w:tcPr>
+          <w:p>
+            <w:r>
+              <w:rPr>
+                <w:b w:val="false"/>
+                <w:bCs w:val="false"/>
+                <w:color w:val="17324D"/>
+                <w:sz w:val="19"/>
+                <w:szCs w:val="19"/>
+                <w:rFonts w:ascii="Microsoft YaHei" w:cs="Microsoft YaHei" w:eastAsia="Microsoft YaHei" w:hAnsi="Microsoft YaHei"/>
+              </w:rPr>
+              <w:t xml:space="preserve">ImportBatch</w:t>
+            </w:r>
+          </w:p>
+        </w:tc>
+        <w:tc>
+          <w:tcPr>
+            <w:tcW w:type="dxa" w:w="3500"/>
+            <w:shd w:fill="FCFDFC" w:color="auto" w:val="clear"/>
+            <w:tcMar>
+              <w:top w:type="dxa" w:w="100"/>
+              <w:left w:type="dxa" w:w="120"/>
+              <w:bottom w:type="dxa" w:w="100"/>
+              <w:right w:type="dxa" w:w="120"/>
+            </w:tcMar>
+            <w:vAlign w:val="center"/>
+          </w:tcPr>
+          <w:p>
+            <w:r>
+              <w:rPr>
+                <w:b w:val="false"/>
+                <w:bCs w:val="false"/>
+                <w:color w:val="17324D"/>
+                <w:sz w:val="19"/>
+                <w:szCs w:val="19"/>
+                <w:rFonts w:ascii="Microsoft YaHei" w:cs="Microsoft YaHei" w:eastAsia="Microsoft YaHei" w:hAnsi="Microsoft YaHei"/>
+              </w:rPr>
+              <w:t xml:space="preserve">id, transactionCount, status</w:t>
+            </w:r>
+          </w:p>
+        </w:tc>
+        <w:tc>
+          <w:tcPr>
+            <w:tcW w:type="dxa" w:w="3400"/>
+            <w:shd w:fill="FCFDFC" w:color="auto" w:val="clear"/>
+            <w:tcMar>
+              <w:top w:type="dxa" w:w="100"/>
+              <w:left w:type="dxa" w:w="120"/>
+              <w:bottom w:type="dxa" w:w="100"/>
+              <w:right w:type="dxa" w:w="120"/>
+            </w:tcMar>
+            <w:vAlign w:val="center"/>
+          </w:tcPr>
+          <w:p>
+            <w:r>
+              <w:rPr>
+                <w:b w:val="false"/>
+                <w:bCs w:val="false"/>
+                <w:color w:val="17324D"/>
+                <w:sz w:val="19"/>
+                <w:szCs w:val="19"/>
+                <w:rFonts w:ascii="Microsoft YaHei" w:cs="Microsoft YaHei" w:eastAsia="Microsoft YaHei" w:hAnsi="Microsoft YaHei"/>
+              </w:rPr>
+              <w:t xml:space="preserve">保存导入批次并支持整批撤销</w:t>
+            </w:r>
+          </w:p>
+        </w:tc>
+      </w:tr>
+    </w:tbl>
     <w:p>
       <w:pPr>
         <w:pStyle w:val="Heading2"/>
-        <w:spacing w:after="140" w:before="180"/>
-      </w:pPr>
-      <w:r>
-        <w:t xml:space="preserve">4.1 核心数据模型</w:t>
-      </w:r>
-    </w:p>
-    <w:p>
-      <w:pPr>
-        <w:spacing w:after="80" w:before="120"/>
+        <w:spacing w:before="180" w:after="140"/>
+      </w:pPr>
+      <w:r>
+        <w:t xml:space="preserve">4.2 关键计算规则</w:t>
+      </w:r>
+    </w:p>
+    <w:p>
+      <w:pPr>
+        <w:pStyle w:val="ListParagraph"/>
+        <w:numPr>
+          <w:ilvl w:val="0"/>
+          <w:numId w:val="2"/>
+        </w:numPr>
+        <w:spacing w:after="80" w:line="320"/>
+      </w:pPr>
+      <w:r>
+        <w:rPr>
+          <w:color w:val="17324D"/>
+          <w:sz w:val="22"/>
+          <w:szCs w:val="22"/>
+          <w:rFonts w:ascii="Microsoft YaHei" w:cs="Microsoft YaHei" w:eastAsia="Microsoft YaHei" w:hAnsi="Microsoft YaHei"/>
+        </w:rPr>
+        <w:t xml:space="preserve">资产余额 = 期初余额 + 收入 + 转入 − 支出 − 转出。</w:t>
+      </w:r>
+    </w:p>
+    <w:p>
+      <w:pPr>
+        <w:pStyle w:val="ListParagraph"/>
+        <w:numPr>
+          <w:ilvl w:val="0"/>
+          <w:numId w:val="2"/>
+        </w:numPr>
+        <w:spacing w:after="80" w:line="320"/>
+      </w:pPr>
+      <w:r>
+        <w:rPr>
+          <w:color w:val="17324D"/>
+          <w:sz w:val="22"/>
+          <w:szCs w:val="22"/>
+          <w:rFonts w:ascii="Microsoft YaHei" w:cs="Microsoft YaHei" w:eastAsia="Microsoft YaHei" w:hAnsi="Microsoft YaHei"/>
+        </w:rPr>
+        <w:t xml:space="preserve">负债余额 = 期初未偿金额 + 消费支出 − 还款转入。</w:t>
+      </w:r>
+    </w:p>
+    <w:p>
+      <w:pPr>
+        <w:pStyle w:val="ListParagraph"/>
+        <w:numPr>
+          <w:ilvl w:val="0"/>
+          <w:numId w:val="2"/>
+        </w:numPr>
+        <w:spacing w:after="80" w:line="320"/>
+      </w:pPr>
+      <w:r>
+        <w:rPr>
+          <w:color w:val="17324D"/>
+          <w:sz w:val="22"/>
+          <w:szCs w:val="22"/>
+          <w:rFonts w:ascii="Microsoft YaHei" w:cs="Microsoft YaHei" w:eastAsia="Microsoft YaHei" w:hAnsi="Microsoft YaHei"/>
+        </w:rPr>
+        <w:t xml:space="preserve">净资产 = 资产账户余额合计 − 负债账户余额合计。</w:t>
+      </w:r>
+    </w:p>
+    <w:p>
+      <w:pPr>
+        <w:pStyle w:val="ListParagraph"/>
+        <w:numPr>
+          <w:ilvl w:val="0"/>
+          <w:numId w:val="2"/>
+        </w:numPr>
+        <w:spacing w:after="80" w:line="320"/>
+      </w:pPr>
+      <w:r>
+        <w:rPr>
+          <w:color w:val="17324D"/>
+          <w:sz w:val="22"/>
+          <w:szCs w:val="22"/>
+          <w:rFonts w:ascii="Microsoft YaHei" w:cs="Microsoft YaHei" w:eastAsia="Microsoft YaHei" w:hAnsi="Microsoft YaHei"/>
+        </w:rPr>
+        <w:t xml:space="preserve">结余率 =（收入 − 支出）÷ 收入；收入为零时显示“不适用”。</w:t>
+      </w:r>
+    </w:p>
+    <w:p>
+      <w:pPr>
+        <w:pStyle w:val="ListParagraph"/>
+        <w:numPr>
+          <w:ilvl w:val="0"/>
+          <w:numId w:val="2"/>
+        </w:numPr>
+        <w:spacing w:after="80" w:line="320"/>
+      </w:pPr>
+      <w:r>
+        <w:rPr>
+          <w:color w:val="17324D"/>
+          <w:sz w:val="22"/>
+          <w:szCs w:val="22"/>
+          <w:rFonts w:ascii="Microsoft YaHei" w:cs="Microsoft YaHei" w:eastAsia="Microsoft YaHei" w:hAnsi="Microsoft YaHei"/>
+        </w:rPr>
+        <w:t xml:space="preserve">预算使用率低于 80% 为正常，达到 80% 为提醒，达到 100% 为超支。</w:t>
+      </w:r>
+    </w:p>
+    <w:p>
+      <w:pPr>
+        <w:pStyle w:val="ListParagraph"/>
+        <w:numPr>
+          <w:ilvl w:val="0"/>
+          <w:numId w:val="2"/>
+        </w:numPr>
+        <w:spacing w:after="80" w:line="320"/>
+      </w:pPr>
+      <w:r>
+        <w:rPr>
+          <w:color w:val="17324D"/>
+          <w:sz w:val="22"/>
+          <w:szCs w:val="22"/>
+          <w:rFonts w:ascii="Microsoft YaHei" w:cs="Microsoft YaHei" w:eastAsia="Microsoft YaHei" w:hAnsi="Microsoft YaHei"/>
+        </w:rPr>
+        <w:t xml:space="preserve">转账只改变相关账户余额，不进入收入、支出和净现金流统计。</w:t>
+      </w:r>
+    </w:p>
+    <w:p>
+      <w:pPr>
+        <w:pStyle w:val="Heading2"/>
+        <w:spacing w:before="180" w:after="140"/>
+      </w:pPr>
+      <w:r>
+        <w:t xml:space="preserve">4.3 关键业务流程</w:t>
+      </w:r>
+    </w:p>
+    <w:p>
+      <w:pPr>
+        <w:spacing w:after="140" w:line="360"/>
+        <w:jc w:val="both"/>
+      </w:pPr>
+      <w:r>
+        <w:rPr>
+          <w:color w:val="17324D"/>
+          <w:sz w:val="22"/>
+          <w:szCs w:val="22"/>
+          <w:rFonts w:ascii="Microsoft YaHei" w:cs="Microsoft YaHei" w:eastAsia="Microsoft YaHei" w:hAnsi="Microsoft YaHei"/>
+        </w:rPr>
+        <w:t xml:space="preserve">新增交易流程为：用户打开表单并选择类型 → Controller 读取并规范化字段 → Store 校验金额和账户引用 → Persistence Adapter 调用 PUT /api/state → Java 服务在 SQLite 事务中更新规范化表 → Store 发布 transaction:added 事件 → Controller 取得新快照 → View 同步刷新余额、看板、预算和报表。</w:t>
+      </w:r>
+    </w:p>
+    <w:p>
+      <w:pPr>
+        <w:spacing w:before="120" w:after="80"/>
         <w:jc w:val="center"/>
       </w:pPr>
       <w:r>
         <w:drawing>
           <wp:inline distT="0" distB="0" distL="0" distR="0">
-            <wp:extent cx="6191250" cy="3095625"/>
+            <wp:extent cx="6191250" cy="3800475"/>
             <wp:effectExtent t="0" r="0" b="0" l="0"/>
             <wp:docPr id="1" name="" descr="" title=""/>
             <wp:cNvGraphicFramePr>
@@ -2191,7 +3483,7 @@
                   <pic:spPr bwMode="auto">
                     <a:xfrm>
                       <a:off x="0" y="0"/>
-                      <a:ext cx="6191250" cy="3095625"/>
+                      <a:ext cx="6191250" cy="3800475"/>
                     </a:xfrm>
                     <a:prstGeom prst="rect">
                       <a:avLst/>
@@ -2211,701 +3503,451 @@
       </w:pPr>
       <w:r>
         <w:rPr>
-          <w:rFonts w:ascii="Microsoft YaHei" w:cs="Microsoft YaHei" w:eastAsia="Microsoft YaHei" w:hAnsi="Microsoft YaHei"/>
           <w:i/>
           <w:iCs/>
           <w:color w:val="687D8F"/>
           <w:sz w:val="18"/>
           <w:szCs w:val="18"/>
-        </w:rPr>
-        <w:t xml:space="preserve">图 4-1  核心数据对象与关联</w:t>
-      </w:r>
-    </w:p>
-    <w:tbl>
-      <w:tblPr>
-        <w:tblW w:type="dxa" w:w="8400"/>
-        <w:tblBorders>
-          <w:top w:val="single" w:color="DCE5E8" w:sz="4"/>
-          <w:left w:val="single" w:color="DCE5E8" w:sz="4"/>
-          <w:bottom w:val="single" w:color="DCE5E8" w:sz="4"/>
-          <w:right w:val="single" w:color="DCE5E8" w:sz="4"/>
-          <w:insideH w:val="single" w:color="DCE5E8" w:sz="3"/>
-          <w:insideV w:val="single" w:color="DCE5E8" w:sz="3"/>
-        </w:tblBorders>
-      </w:tblPr>
-      <w:tblGrid>
-        <w:gridCol w:w="1500"/>
-        <w:gridCol w:w="3500"/>
-        <w:gridCol w:w="3400"/>
-      </w:tblGrid>
-      <w:tr>
-        <w:trPr>
-          <w:tblHeader/>
-        </w:trPr>
-        <w:tc>
-          <w:tcPr>
-            <w:tcW w:type="dxa" w:w="1500"/>
-            <w:shd w:fill="17324D" w:color="auto" w:val="clear"/>
-            <w:tcMar>
-              <w:top w:type="dxa" w:w="100"/>
-              <w:left w:type="dxa" w:w="120"/>
-              <w:bottom w:type="dxa" w:w="100"/>
-              <w:right w:type="dxa" w:w="120"/>
-            </w:tcMar>
-            <w:vAlign w:val="center"/>
-          </w:tcPr>
-          <w:p>
-            <w:r>
-              <w:rPr>
-                <w:rFonts w:ascii="Microsoft YaHei" w:cs="Microsoft YaHei" w:eastAsia="Microsoft YaHei" w:hAnsi="Microsoft YaHei"/>
-                <w:b/>
-                <w:bCs/>
-                <w:color w:val="FFFFFF"/>
-                <w:sz w:val="19"/>
-                <w:szCs w:val="19"/>
-              </w:rPr>
-              <w:t xml:space="preserve">对象</w:t>
-            </w:r>
-          </w:p>
-        </w:tc>
-        <w:tc>
-          <w:tcPr>
-            <w:tcW w:type="dxa" w:w="3500"/>
-            <w:shd w:fill="17324D" w:color="auto" w:val="clear"/>
-            <w:tcMar>
-              <w:top w:type="dxa" w:w="100"/>
-              <w:left w:type="dxa" w:w="120"/>
-              <w:bottom w:type="dxa" w:w="100"/>
-              <w:right w:type="dxa" w:w="120"/>
-            </w:tcMar>
-            <w:vAlign w:val="center"/>
-          </w:tcPr>
-          <w:p>
-            <w:r>
-              <w:rPr>
-                <w:rFonts w:ascii="Microsoft YaHei" w:cs="Microsoft YaHei" w:eastAsia="Microsoft YaHei" w:hAnsi="Microsoft YaHei"/>
-                <w:b/>
-                <w:bCs/>
-                <w:color w:val="FFFFFF"/>
-                <w:sz w:val="19"/>
-                <w:szCs w:val="19"/>
-              </w:rPr>
-              <w:t xml:space="preserve">关键字段</w:t>
-            </w:r>
-          </w:p>
-        </w:tc>
-        <w:tc>
-          <w:tcPr>
-            <w:tcW w:type="dxa" w:w="3400"/>
-            <w:shd w:fill="17324D" w:color="auto" w:val="clear"/>
-            <w:tcMar>
-              <w:top w:type="dxa" w:w="100"/>
-              <w:left w:type="dxa" w:w="120"/>
-              <w:bottom w:type="dxa" w:w="100"/>
-              <w:right w:type="dxa" w:w="120"/>
-            </w:tcMar>
-            <w:vAlign w:val="center"/>
-          </w:tcPr>
-          <w:p>
-            <w:r>
-              <w:rPr>
-                <w:rFonts w:ascii="Microsoft YaHei" w:cs="Microsoft YaHei" w:eastAsia="Microsoft YaHei" w:hAnsi="Microsoft YaHei"/>
-                <w:b/>
-                <w:bCs/>
-                <w:color w:val="FFFFFF"/>
-                <w:sz w:val="19"/>
-                <w:szCs w:val="19"/>
-              </w:rPr>
-              <w:t xml:space="preserve">设计说明</w:t>
-            </w:r>
-          </w:p>
-        </w:tc>
-      </w:tr>
-      <w:tr>
-        <w:tc>
-          <w:tcPr>
-            <w:tcW w:type="dxa" w:w="1500"/>
-            <w:shd w:fill="FCFDFC" w:color="auto" w:val="clear"/>
-            <w:tcMar>
-              <w:top w:type="dxa" w:w="100"/>
-              <w:left w:type="dxa" w:w="120"/>
-              <w:bottom w:type="dxa" w:w="100"/>
-              <w:right w:type="dxa" w:w="120"/>
-            </w:tcMar>
-            <w:vAlign w:val="center"/>
-          </w:tcPr>
-          <w:p>
-            <w:r>
-              <w:rPr>
-                <w:rFonts w:ascii="Microsoft YaHei" w:cs="Microsoft YaHei" w:eastAsia="Microsoft YaHei" w:hAnsi="Microsoft YaHei"/>
-                <w:b w:val="false"/>
-                <w:bCs w:val="false"/>
-                <w:color w:val="17324D"/>
-                <w:sz w:val="19"/>
-                <w:szCs w:val="19"/>
-              </w:rPr>
-              <w:t xml:space="preserve">Account</w:t>
-            </w:r>
-          </w:p>
-        </w:tc>
-        <w:tc>
-          <w:tcPr>
-            <w:tcW w:type="dxa" w:w="3500"/>
-            <w:shd w:fill="FCFDFC" w:color="auto" w:val="clear"/>
-            <w:tcMar>
-              <w:top w:type="dxa" w:w="100"/>
-              <w:left w:type="dxa" w:w="120"/>
-              <w:bottom w:type="dxa" w:w="100"/>
-              <w:right w:type="dxa" w:w="120"/>
-            </w:tcMar>
-            <w:vAlign w:val="center"/>
-          </w:tcPr>
-          <w:p>
-            <w:r>
-              <w:rPr>
-                <w:rFonts w:ascii="Microsoft YaHei" w:cs="Microsoft YaHei" w:eastAsia="Microsoft YaHei" w:hAnsi="Microsoft YaHei"/>
-                <w:b w:val="false"/>
-                <w:bCs w:val="false"/>
-                <w:color w:val="17324D"/>
-                <w:sz w:val="19"/>
-                <w:szCs w:val="19"/>
-              </w:rPr>
-              <w:t xml:space="preserve">id, name, kind, openingBalanceCents</w:t>
-            </w:r>
-          </w:p>
-        </w:tc>
-        <w:tc>
-          <w:tcPr>
-            <w:tcW w:type="dxa" w:w="3400"/>
-            <w:shd w:fill="FCFDFC" w:color="auto" w:val="clear"/>
-            <w:tcMar>
-              <w:top w:type="dxa" w:w="100"/>
-              <w:left w:type="dxa" w:w="120"/>
-              <w:bottom w:type="dxa" w:w="100"/>
-              <w:right w:type="dxa" w:w="120"/>
-            </w:tcMar>
-            <w:vAlign w:val="center"/>
-          </w:tcPr>
-          <w:p>
-            <w:r>
-              <w:rPr>
-                <w:rFonts w:ascii="Microsoft YaHei" w:cs="Microsoft YaHei" w:eastAsia="Microsoft YaHei" w:hAnsi="Microsoft YaHei"/>
-                <w:b w:val="false"/>
-                <w:bCs w:val="false"/>
-                <w:color w:val="17324D"/>
-                <w:sz w:val="19"/>
-                <w:szCs w:val="19"/>
-              </w:rPr>
-              <w:t xml:space="preserve">账户只保存期初值，实时余额由交易推导</w:t>
-            </w:r>
-          </w:p>
-        </w:tc>
-      </w:tr>
-      <w:tr>
-        <w:tc>
-          <w:tcPr>
-            <w:tcW w:type="dxa" w:w="1500"/>
-            <w:shd w:fill="FCFDFC" w:color="auto" w:val="clear"/>
-            <w:tcMar>
-              <w:top w:type="dxa" w:w="100"/>
-              <w:left w:type="dxa" w:w="120"/>
-              <w:bottom w:type="dxa" w:w="100"/>
-              <w:right w:type="dxa" w:w="120"/>
-            </w:tcMar>
-            <w:vAlign w:val="center"/>
-          </w:tcPr>
-          <w:p>
-            <w:r>
-              <w:rPr>
-                <w:rFonts w:ascii="Microsoft YaHei" w:cs="Microsoft YaHei" w:eastAsia="Microsoft YaHei" w:hAnsi="Microsoft YaHei"/>
-                <w:b w:val="false"/>
-                <w:bCs w:val="false"/>
-                <w:color w:val="17324D"/>
-                <w:sz w:val="19"/>
-                <w:szCs w:val="19"/>
-              </w:rPr>
-              <w:t xml:space="preserve">Transaction</w:t>
-            </w:r>
-          </w:p>
-        </w:tc>
-        <w:tc>
-          <w:tcPr>
-            <w:tcW w:type="dxa" w:w="3500"/>
-            <w:shd w:fill="FCFDFC" w:color="auto" w:val="clear"/>
-            <w:tcMar>
-              <w:top w:type="dxa" w:w="100"/>
-              <w:left w:type="dxa" w:w="120"/>
-              <w:bottom w:type="dxa" w:w="100"/>
-              <w:right w:type="dxa" w:w="120"/>
-            </w:tcMar>
-            <w:vAlign w:val="center"/>
-          </w:tcPr>
-          <w:p>
-            <w:r>
-              <w:rPr>
-                <w:rFonts w:ascii="Microsoft YaHei" w:cs="Microsoft YaHei" w:eastAsia="Microsoft YaHei" w:hAnsi="Microsoft YaHei"/>
-                <w:b w:val="false"/>
-                <w:bCs w:val="false"/>
-                <w:color w:val="17324D"/>
-                <w:sz w:val="19"/>
-                <w:szCs w:val="19"/>
-              </w:rPr>
-              <w:t xml:space="preserve">type, amountCents, date, accountId</w:t>
-            </w:r>
-          </w:p>
-        </w:tc>
-        <w:tc>
-          <w:tcPr>
-            <w:tcW w:type="dxa" w:w="3400"/>
-            <w:shd w:fill="FCFDFC" w:color="auto" w:val="clear"/>
-            <w:tcMar>
-              <w:top w:type="dxa" w:w="100"/>
-              <w:left w:type="dxa" w:w="120"/>
-              <w:bottom w:type="dxa" w:w="100"/>
-              <w:right w:type="dxa" w:w="120"/>
-            </w:tcMar>
-            <w:vAlign w:val="center"/>
-          </w:tcPr>
-          <w:p>
-            <w:r>
-              <w:rPr>
-                <w:rFonts w:ascii="Microsoft YaHei" w:cs="Microsoft YaHei" w:eastAsia="Microsoft YaHei" w:hAnsi="Microsoft YaHei"/>
-                <w:b w:val="false"/>
-                <w:bCs w:val="false"/>
-                <w:color w:val="17324D"/>
-                <w:sz w:val="19"/>
-                <w:szCs w:val="19"/>
-              </w:rPr>
-              <w:t xml:space="preserve">收入、支出、转账统一建模</w:t>
-            </w:r>
-          </w:p>
-        </w:tc>
-      </w:tr>
-      <w:tr>
-        <w:tc>
-          <w:tcPr>
-            <w:tcW w:type="dxa" w:w="1500"/>
-            <w:shd w:fill="FCFDFC" w:color="auto" w:val="clear"/>
-            <w:tcMar>
-              <w:top w:type="dxa" w:w="100"/>
-              <w:left w:type="dxa" w:w="120"/>
-              <w:bottom w:type="dxa" w:w="100"/>
-              <w:right w:type="dxa" w:w="120"/>
-            </w:tcMar>
-            <w:vAlign w:val="center"/>
-          </w:tcPr>
-          <w:p>
-            <w:r>
-              <w:rPr>
-                <w:rFonts w:ascii="Microsoft YaHei" w:cs="Microsoft YaHei" w:eastAsia="Microsoft YaHei" w:hAnsi="Microsoft YaHei"/>
-                <w:b w:val="false"/>
-                <w:bCs w:val="false"/>
-                <w:color w:val="17324D"/>
-                <w:sz w:val="19"/>
-                <w:szCs w:val="19"/>
-              </w:rPr>
-              <w:t xml:space="preserve">Budget</w:t>
-            </w:r>
-          </w:p>
-        </w:tc>
-        <w:tc>
-          <w:tcPr>
-            <w:tcW w:type="dxa" w:w="3500"/>
-            <w:shd w:fill="FCFDFC" w:color="auto" w:val="clear"/>
-            <w:tcMar>
-              <w:top w:type="dxa" w:w="100"/>
-              <w:left w:type="dxa" w:w="120"/>
-              <w:bottom w:type="dxa" w:w="100"/>
-              <w:right w:type="dxa" w:w="120"/>
-            </w:tcMar>
-            <w:vAlign w:val="center"/>
-          </w:tcPr>
-          <w:p>
-            <w:r>
-              <w:rPr>
-                <w:rFonts w:ascii="Microsoft YaHei" w:cs="Microsoft YaHei" w:eastAsia="Microsoft YaHei" w:hAnsi="Microsoft YaHei"/>
-                <w:b w:val="false"/>
-                <w:bCs w:val="false"/>
-                <w:color w:val="17324D"/>
-                <w:sz w:val="19"/>
-                <w:szCs w:val="19"/>
-              </w:rPr>
-              <w:t xml:space="preserve">month, category, limitCents</w:t>
-            </w:r>
-          </w:p>
-        </w:tc>
-        <w:tc>
-          <w:tcPr>
-            <w:tcW w:type="dxa" w:w="3400"/>
-            <w:shd w:fill="FCFDFC" w:color="auto" w:val="clear"/>
-            <w:tcMar>
-              <w:top w:type="dxa" w:w="100"/>
-              <w:left w:type="dxa" w:w="120"/>
-              <w:bottom w:type="dxa" w:w="100"/>
-              <w:right w:type="dxa" w:w="120"/>
-            </w:tcMar>
-            <w:vAlign w:val="center"/>
-          </w:tcPr>
-          <w:p>
-            <w:r>
-              <w:rPr>
-                <w:rFonts w:ascii="Microsoft YaHei" w:cs="Microsoft YaHei" w:eastAsia="Microsoft YaHei" w:hAnsi="Microsoft YaHei"/>
-                <w:b w:val="false"/>
-                <w:bCs w:val="false"/>
-                <w:color w:val="17324D"/>
-                <w:sz w:val="19"/>
-                <w:szCs w:val="19"/>
-              </w:rPr>
-              <w:t xml:space="preserve">月份与分类构成逻辑唯一键</w:t>
-            </w:r>
-          </w:p>
-        </w:tc>
-      </w:tr>
-      <w:tr>
-        <w:tc>
-          <w:tcPr>
-            <w:tcW w:type="dxa" w:w="1500"/>
-            <w:shd w:fill="FCFDFC" w:color="auto" w:val="clear"/>
-            <w:tcMar>
-              <w:top w:type="dxa" w:w="100"/>
-              <w:left w:type="dxa" w:w="120"/>
-              <w:bottom w:type="dxa" w:w="100"/>
-              <w:right w:type="dxa" w:w="120"/>
-            </w:tcMar>
-            <w:vAlign w:val="center"/>
-          </w:tcPr>
-          <w:p>
-            <w:r>
-              <w:rPr>
-                <w:rFonts w:ascii="Microsoft YaHei" w:cs="Microsoft YaHei" w:eastAsia="Microsoft YaHei" w:hAnsi="Microsoft YaHei"/>
-                <w:b w:val="false"/>
-                <w:bCs w:val="false"/>
-                <w:color w:val="17324D"/>
-                <w:sz w:val="19"/>
-                <w:szCs w:val="19"/>
-              </w:rPr>
-              <w:t xml:space="preserve">Goal</w:t>
-            </w:r>
-          </w:p>
-        </w:tc>
-        <w:tc>
-          <w:tcPr>
-            <w:tcW w:type="dxa" w:w="3500"/>
-            <w:shd w:fill="FCFDFC" w:color="auto" w:val="clear"/>
-            <w:tcMar>
-              <w:top w:type="dxa" w:w="100"/>
-              <w:left w:type="dxa" w:w="120"/>
-              <w:bottom w:type="dxa" w:w="100"/>
-              <w:right w:type="dxa" w:w="120"/>
-            </w:tcMar>
-            <w:vAlign w:val="center"/>
-          </w:tcPr>
-          <w:p>
-            <w:r>
-              <w:rPr>
-                <w:rFonts w:ascii="Microsoft YaHei" w:cs="Microsoft YaHei" w:eastAsia="Microsoft YaHei" w:hAnsi="Microsoft YaHei"/>
-                <w:b w:val="false"/>
-                <w:bCs w:val="false"/>
-                <w:color w:val="17324D"/>
-                <w:sz w:val="19"/>
-                <w:szCs w:val="19"/>
-              </w:rPr>
-              <w:t xml:space="preserve">targetCents, currentCents, targetDate</w:t>
-            </w:r>
-          </w:p>
-        </w:tc>
-        <w:tc>
-          <w:tcPr>
-            <w:tcW w:type="dxa" w:w="3400"/>
-            <w:shd w:fill="FCFDFC" w:color="auto" w:val="clear"/>
-            <w:tcMar>
-              <w:top w:type="dxa" w:w="100"/>
-              <w:left w:type="dxa" w:w="120"/>
-              <w:bottom w:type="dxa" w:w="100"/>
-              <w:right w:type="dxa" w:w="120"/>
-            </w:tcMar>
-            <w:vAlign w:val="center"/>
-          </w:tcPr>
-          <w:p>
-            <w:r>
-              <w:rPr>
-                <w:rFonts w:ascii="Microsoft YaHei" w:cs="Microsoft YaHei" w:eastAsia="Microsoft YaHei" w:hAnsi="Microsoft YaHei"/>
-                <w:b w:val="false"/>
-                <w:bCs w:val="false"/>
-                <w:color w:val="17324D"/>
-                <w:sz w:val="19"/>
-                <w:szCs w:val="19"/>
-              </w:rPr>
-              <w:t xml:space="preserve">支持储蓄与还债目标</w:t>
-            </w:r>
-          </w:p>
-        </w:tc>
-      </w:tr>
-      <w:tr>
-        <w:tc>
-          <w:tcPr>
-            <w:tcW w:type="dxa" w:w="1500"/>
-            <w:shd w:fill="FCFDFC" w:color="auto" w:val="clear"/>
-            <w:tcMar>
-              <w:top w:type="dxa" w:w="100"/>
-              <w:left w:type="dxa" w:w="120"/>
-              <w:bottom w:type="dxa" w:w="100"/>
-              <w:right w:type="dxa" w:w="120"/>
-            </w:tcMar>
-            <w:vAlign w:val="center"/>
-          </w:tcPr>
-          <w:p>
-            <w:r>
-              <w:rPr>
-                <w:rFonts w:ascii="Microsoft YaHei" w:cs="Microsoft YaHei" w:eastAsia="Microsoft YaHei" w:hAnsi="Microsoft YaHei"/>
-                <w:b w:val="false"/>
-                <w:bCs w:val="false"/>
-                <w:color w:val="17324D"/>
-                <w:sz w:val="19"/>
-                <w:szCs w:val="19"/>
-              </w:rPr>
-              <w:t xml:space="preserve">ImportBatch</w:t>
-            </w:r>
-          </w:p>
-        </w:tc>
-        <w:tc>
-          <w:tcPr>
-            <w:tcW w:type="dxa" w:w="3500"/>
-            <w:shd w:fill="FCFDFC" w:color="auto" w:val="clear"/>
-            <w:tcMar>
-              <w:top w:type="dxa" w:w="100"/>
-              <w:left w:type="dxa" w:w="120"/>
-              <w:bottom w:type="dxa" w:w="100"/>
-              <w:right w:type="dxa" w:w="120"/>
-            </w:tcMar>
-            <w:vAlign w:val="center"/>
-          </w:tcPr>
-          <w:p>
-            <w:r>
-              <w:rPr>
-                <w:rFonts w:ascii="Microsoft YaHei" w:cs="Microsoft YaHei" w:eastAsia="Microsoft YaHei" w:hAnsi="Microsoft YaHei"/>
-                <w:b w:val="false"/>
-                <w:bCs w:val="false"/>
-                <w:color w:val="17324D"/>
-                <w:sz w:val="19"/>
-                <w:szCs w:val="19"/>
-              </w:rPr>
-              <w:t xml:space="preserve">id, transactionCount, status</w:t>
-            </w:r>
-          </w:p>
-        </w:tc>
-        <w:tc>
-          <w:tcPr>
-            <w:tcW w:type="dxa" w:w="3400"/>
-            <w:shd w:fill="FCFDFC" w:color="auto" w:val="clear"/>
-            <w:tcMar>
-              <w:top w:type="dxa" w:w="100"/>
-              <w:left w:type="dxa" w:w="120"/>
-              <w:bottom w:type="dxa" w:w="100"/>
-              <w:right w:type="dxa" w:w="120"/>
-            </w:tcMar>
-            <w:vAlign w:val="center"/>
-          </w:tcPr>
-          <w:p>
-            <w:r>
-              <w:rPr>
-                <w:rFonts w:ascii="Microsoft YaHei" w:cs="Microsoft YaHei" w:eastAsia="Microsoft YaHei" w:hAnsi="Microsoft YaHei"/>
-                <w:b w:val="false"/>
-                <w:bCs w:val="false"/>
-                <w:color w:val="17324D"/>
-                <w:sz w:val="19"/>
-                <w:szCs w:val="19"/>
-              </w:rPr>
-              <w:t xml:space="preserve">保存导入批次并支持整批撤销</w:t>
-            </w:r>
-          </w:p>
-        </w:tc>
-      </w:tr>
-    </w:tbl>
+          <w:rFonts w:ascii="Microsoft YaHei" w:cs="Microsoft YaHei" w:eastAsia="Microsoft YaHei" w:hAnsi="Microsoft YaHei"/>
+        </w:rPr>
+        <w:t xml:space="preserve">图 4-2  新增交易时序图</w:t>
+      </w:r>
+    </w:p>
+    <w:p>
+      <w:pPr>
+        <w:pStyle w:val="Heading1"/>
+        <w:pageBreakBefore/>
+        <w:spacing w:before="180" w:after="140"/>
+      </w:pPr>
+      <w:r>
+        <w:t xml:space="preserve">5 设计模式应用</w:t>
+      </w:r>
+    </w:p>
     <w:p>
       <w:pPr>
         <w:pStyle w:val="Heading2"/>
-        <w:spacing w:after="140" w:before="180"/>
-      </w:pPr>
-      <w:r>
-        <w:t xml:space="preserve">4.2 关键计算规则</w:t>
-      </w:r>
-    </w:p>
-    <w:p>
-      <w:pPr>
-        <w:pStyle w:val="ListParagraph"/>
-        <w:numPr>
-          <w:ilvl w:val="0"/>
-          <w:numId w:val="2"/>
-        </w:numPr>
-        <w:spacing w:after="80" w:line="320"/>
-      </w:pPr>
-      <w:r>
-        <w:rPr>
-          <w:rFonts w:ascii="Microsoft YaHei" w:cs="Microsoft YaHei" w:eastAsia="Microsoft YaHei" w:hAnsi="Microsoft YaHei"/>
+        <w:spacing w:before="180" w:after="140"/>
+      </w:pPr>
+      <w:r>
+        <w:t xml:space="preserve">5.1 观察者模式</w:t>
+      </w:r>
+    </w:p>
+    <w:p>
+      <w:pPr>
+        <w:spacing w:after="140" w:line="360"/>
+        <w:jc w:val="both"/>
+      </w:pPr>
+      <w:r>
+        <w:rPr>
           <w:color w:val="17324D"/>
           <w:sz w:val="22"/>
           <w:szCs w:val="22"/>
-        </w:rPr>
-        <w:t xml:space="preserve">资产余额 = 期初余额 + 收入 + 转入 − 支出 − 转出。</w:t>
-      </w:r>
-    </w:p>
-    <w:p>
-      <w:pPr>
-        <w:pStyle w:val="ListParagraph"/>
-        <w:numPr>
-          <w:ilvl w:val="0"/>
-          <w:numId w:val="2"/>
-        </w:numPr>
-        <w:spacing w:after="80" w:line="320"/>
-      </w:pPr>
-      <w:r>
-        <w:rPr>
           <w:rFonts w:ascii="Microsoft YaHei" w:cs="Microsoft YaHei" w:eastAsia="Microsoft YaHei" w:hAnsi="Microsoft YaHei"/>
+        </w:rPr>
+        <w:t xml:space="preserve">FinanceStore 作为主题维护观察者集合，subscribe 用于订阅，所有成功写操作在持久化后发布事件。AppController 订阅状态变更并调用 DashboardView.render。这样，新增交易等业务操作无需知道有哪些界面组件依赖它，降低了模型与 DOM 的耦合。</w:t>
+      </w:r>
+    </w:p>
+    <w:p>
+      <w:pPr>
+        <w:spacing w:after="140" w:line="360"/>
+        <w:jc w:val="both"/>
+      </w:pPr>
+      <w:r>
+        <w:rPr>
           <w:color w:val="17324D"/>
           <w:sz w:val="22"/>
           <w:szCs w:val="22"/>
-        </w:rPr>
-        <w:t xml:space="preserve">负债余额 = 期初未偿金额 + 消费支出 − 还款转入。</w:t>
-      </w:r>
-    </w:p>
-    <w:p>
-      <w:pPr>
-        <w:pStyle w:val="ListParagraph"/>
-        <w:numPr>
-          <w:ilvl w:val="0"/>
-          <w:numId w:val="2"/>
-        </w:numPr>
-        <w:spacing w:after="80" w:line="320"/>
-      </w:pPr>
-      <w:r>
-        <w:rPr>
           <w:rFonts w:ascii="Microsoft YaHei" w:cs="Microsoft YaHei" w:eastAsia="Microsoft YaHei" w:hAnsi="Microsoft YaHei"/>
+        </w:rPr>
+        <w:t xml:space="preserve">关键代码片段如下，完整实现见 src/model/finance-model.js 与 src/controller/app-controller.js。</w:t>
+      </w:r>
+    </w:p>
+    <w:p>
+      <w:pPr>
+        <w:shd w:fill="F4F6F8" w:color="auto" w:val="clear"/>
+        <w:spacing w:after="0" w:line="240"/>
+        <w:ind w:left="260" w:right="260"/>
+      </w:pPr>
+      <w:r>
+        <w:rPr>
+          <w:color w:val="17324D"/>
+          <w:sz w:val="18"/>
+          <w:szCs w:val="18"/>
+          <w:rFonts w:ascii="Consolas" w:cs="Consolas" w:eastAsia="Consolas" w:hAnsi="Consolas"/>
+        </w:rPr>
+        <w:t xml:space="preserve">// 主题（Subject）：FinanceStore 维护观察者集合，状态变更后发布事件</w:t>
+      </w:r>
+    </w:p>
+    <w:p>
+      <w:pPr>
+        <w:shd w:fill="F4F6F8" w:color="auto" w:val="clear"/>
+        <w:spacing w:after="0" w:line="240"/>
+        <w:ind w:left="260" w:right="260"/>
+      </w:pPr>
+      <w:r>
+        <w:rPr>
+          <w:color w:val="17324D"/>
+          <w:sz w:val="18"/>
+          <w:szCs w:val="18"/>
+          <w:rFonts w:ascii="Consolas" w:cs="Consolas" w:eastAsia="Consolas" w:hAnsi="Consolas"/>
+        </w:rPr>
+        <w:t xml:space="preserve">const observers = new Set();</w:t>
+      </w:r>
+    </w:p>
+    <w:p>
+      <w:pPr>
+        <w:shd w:fill="F4F6F8" w:color="auto" w:val="clear"/>
+        <w:spacing w:after="0" w:line="240"/>
+        <w:ind w:left="260" w:right="260"/>
+      </w:pPr>
+      <w:r>
+        <w:rPr>
+          <w:color w:val="17324D"/>
+          <w:sz w:val="18"/>
+          <w:szCs w:val="18"/>
+          <w:rFonts w:ascii="Consolas" w:cs="Consolas" w:eastAsia="Consolas" w:hAnsi="Consolas"/>
+        </w:rPr>
+        <w:t xml:space="preserve">const publish = (event) =&gt; {</w:t>
+      </w:r>
+    </w:p>
+    <w:p>
+      <w:pPr>
+        <w:shd w:fill="F4F6F8" w:color="auto" w:val="clear"/>
+        <w:spacing w:after="0" w:line="240"/>
+        <w:ind w:left="260" w:right="260"/>
+      </w:pPr>
+      <w:r>
+        <w:rPr>
+          <w:color w:val="17324D"/>
+          <w:sz w:val="18"/>
+          <w:szCs w:val="18"/>
+          <w:rFonts w:ascii="Consolas" w:cs="Consolas" w:eastAsia="Consolas" w:hAnsi="Consolas"/>
+        </w:rPr>
+        <w:t xml:space="preserve">  persist(clone(state));</w:t>
+      </w:r>
+    </w:p>
+    <w:p>
+      <w:pPr>
+        <w:shd w:fill="F4F6F8" w:color="auto" w:val="clear"/>
+        <w:spacing w:after="0" w:line="240"/>
+        <w:ind w:left="260" w:right="260"/>
+      </w:pPr>
+      <w:r>
+        <w:rPr>
+          <w:color w:val="17324D"/>
+          <w:sz w:val="18"/>
+          <w:szCs w:val="18"/>
+          <w:rFonts w:ascii="Consolas" w:cs="Consolas" w:eastAsia="Consolas" w:hAnsi="Consolas"/>
+        </w:rPr>
+        <w:t xml:space="preserve">  observers.forEach((observer) =&gt; observer(clone(state), event));</w:t>
+      </w:r>
+    </w:p>
+    <w:p>
+      <w:pPr>
+        <w:shd w:fill="F4F6F8" w:color="auto" w:val="clear"/>
+        <w:spacing w:after="0" w:line="240"/>
+        <w:ind w:left="260" w:right="260"/>
+      </w:pPr>
+      <w:r>
+        <w:rPr>
+          <w:color w:val="17324D"/>
+          <w:sz w:val="18"/>
+          <w:szCs w:val="18"/>
+          <w:rFonts w:ascii="Consolas" w:cs="Consolas" w:eastAsia="Consolas" w:hAnsi="Consolas"/>
+        </w:rPr>
+        <w:t xml:space="preserve">};</w:t>
+      </w:r>
+    </w:p>
+    <w:p>
+      <w:pPr>
+        <w:shd w:fill="F4F6F8" w:color="auto" w:val="clear"/>
+        <w:spacing w:after="0" w:line="240"/>
+        <w:ind w:left="260" w:right="260"/>
+      </w:pPr>
+      <w:r>
+        <w:rPr>
+          <w:color w:val="17324D"/>
+          <w:sz w:val="18"/>
+          <w:szCs w:val="18"/>
+          <w:rFonts w:ascii="Consolas" w:cs="Consolas" w:eastAsia="Consolas" w:hAnsi="Consolas"/>
+        </w:rPr>
+        <w:t xml:space="preserve">// 观察者注册与注销接口</w:t>
+      </w:r>
+    </w:p>
+    <w:p>
+      <w:pPr>
+        <w:shd w:fill="F4F6F8" w:color="auto" w:val="clear"/>
+        <w:spacing w:after="0" w:line="240"/>
+        <w:ind w:left="260" w:right="260"/>
+      </w:pPr>
+      <w:r>
+        <w:rPr>
+          <w:color w:val="17324D"/>
+          <w:sz w:val="18"/>
+          <w:szCs w:val="18"/>
+          <w:rFonts w:ascii="Consolas" w:cs="Consolas" w:eastAsia="Consolas" w:hAnsi="Consolas"/>
+        </w:rPr>
+        <w:t xml:space="preserve">subscribe(observer) {</w:t>
+      </w:r>
+    </w:p>
+    <w:p>
+      <w:pPr>
+        <w:shd w:fill="F4F6F8" w:color="auto" w:val="clear"/>
+        <w:spacing w:after="0" w:line="240"/>
+        <w:ind w:left="260" w:right="260"/>
+      </w:pPr>
+      <w:r>
+        <w:rPr>
+          <w:color w:val="17324D"/>
+          <w:sz w:val="18"/>
+          <w:szCs w:val="18"/>
+          <w:rFonts w:ascii="Consolas" w:cs="Consolas" w:eastAsia="Consolas" w:hAnsi="Consolas"/>
+        </w:rPr>
+        <w:t xml:space="preserve">  observers.add(observer);</w:t>
+      </w:r>
+    </w:p>
+    <w:p>
+      <w:pPr>
+        <w:shd w:fill="F4F6F8" w:color="auto" w:val="clear"/>
+        <w:spacing w:after="0" w:line="240"/>
+        <w:ind w:left="260" w:right="260"/>
+      </w:pPr>
+      <w:r>
+        <w:rPr>
+          <w:color w:val="17324D"/>
+          <w:sz w:val="18"/>
+          <w:szCs w:val="18"/>
+          <w:rFonts w:ascii="Consolas" w:cs="Consolas" w:eastAsia="Consolas" w:hAnsi="Consolas"/>
+        </w:rPr>
+        <w:t xml:space="preserve">  return () =&gt; observers.delete(observer);</w:t>
+      </w:r>
+    </w:p>
+    <w:p>
+      <w:pPr>
+        <w:shd w:fill="F4F6F8" w:color="auto" w:val="clear"/>
+        <w:spacing w:after="0" w:line="240"/>
+        <w:ind w:left="260" w:right="260"/>
+      </w:pPr>
+      <w:r>
+        <w:rPr>
+          <w:color w:val="17324D"/>
+          <w:sz w:val="18"/>
+          <w:szCs w:val="18"/>
+          <w:rFonts w:ascii="Consolas" w:cs="Consolas" w:eastAsia="Consolas" w:hAnsi="Consolas"/>
+        </w:rPr>
+        <w:t xml:space="preserve">}</w:t>
+      </w:r>
+    </w:p>
+    <w:p>
+      <w:pPr>
+        <w:shd w:fill="F4F6F8" w:color="auto" w:val="clear"/>
+        <w:spacing w:after="0" w:line="240"/>
+        <w:ind w:left="260" w:right="260"/>
+      </w:pPr>
+      <w:r>
+        <w:rPr>
+          <w:color w:val="17324D"/>
+          <w:sz w:val="18"/>
+          <w:szCs w:val="18"/>
+          <w:rFonts w:ascii="Consolas" w:cs="Consolas" w:eastAsia="Consolas" w:hAnsi="Consolas"/>
+        </w:rPr>
+        <w:t xml:space="preserve">// 业务写操作成功后发布具名事件</w:t>
+      </w:r>
+    </w:p>
+    <w:p>
+      <w:pPr>
+        <w:shd w:fill="F4F6F8" w:color="auto" w:val="clear"/>
+        <w:spacing w:after="0" w:line="240"/>
+        <w:ind w:left="260" w:right="260"/>
+      </w:pPr>
+      <w:r>
+        <w:rPr>
+          <w:color w:val="17324D"/>
+          <w:sz w:val="18"/>
+          <w:szCs w:val="18"/>
+          <w:rFonts w:ascii="Consolas" w:cs="Consolas" w:eastAsia="Consolas" w:hAnsi="Consolas"/>
+        </w:rPr>
+        <w:t xml:space="preserve">addTransaction(transaction) {</w:t>
+      </w:r>
+    </w:p>
+    <w:p>
+      <w:pPr>
+        <w:shd w:fill="F4F6F8" w:color="auto" w:val="clear"/>
+        <w:spacing w:after="0" w:line="240"/>
+        <w:ind w:left="260" w:right="260"/>
+      </w:pPr>
+      <w:r>
+        <w:rPr>
+          <w:color w:val="17324D"/>
+          <w:sz w:val="18"/>
+          <w:szCs w:val="18"/>
+          <w:rFonts w:ascii="Consolas" w:cs="Consolas" w:eastAsia="Consolas" w:hAnsi="Consolas"/>
+        </w:rPr>
+        <w:t xml:space="preserve">  validateTransaction(transaction);</w:t>
+      </w:r>
+    </w:p>
+    <w:p>
+      <w:pPr>
+        <w:shd w:fill="F4F6F8" w:color="auto" w:val="clear"/>
+        <w:spacing w:after="0" w:line="240"/>
+        <w:ind w:left="260" w:right="260"/>
+      </w:pPr>
+      <w:r>
+        <w:rPr>
+          <w:color w:val="17324D"/>
+          <w:sz w:val="18"/>
+          <w:szCs w:val="18"/>
+          <w:rFonts w:ascii="Consolas" w:cs="Consolas" w:eastAsia="Consolas" w:hAnsi="Consolas"/>
+        </w:rPr>
+        <w:t xml:space="preserve">  state.transactions.unshift({ id: transaction.id, ...clone(transaction) });</w:t>
+      </w:r>
+    </w:p>
+    <w:p>
+      <w:pPr>
+        <w:shd w:fill="F4F6F8" w:color="auto" w:val="clear"/>
+        <w:spacing w:after="0" w:line="240"/>
+        <w:ind w:left="260" w:right="260"/>
+      </w:pPr>
+      <w:r>
+        <w:rPr>
+          <w:color w:val="17324D"/>
+          <w:sz w:val="18"/>
+          <w:szCs w:val="18"/>
+          <w:rFonts w:ascii="Consolas" w:cs="Consolas" w:eastAsia="Consolas" w:hAnsi="Consolas"/>
+        </w:rPr>
+        <w:t xml:space="preserve">  publish("transaction:added");</w:t>
+      </w:r>
+    </w:p>
+    <w:p>
+      <w:pPr>
+        <w:shd w:fill="F4F6F8" w:color="auto" w:val="clear"/>
+        <w:spacing w:after="0" w:line="240"/>
+        <w:ind w:left="260" w:right="260"/>
+      </w:pPr>
+      <w:r>
+        <w:rPr>
+          <w:color w:val="17324D"/>
+          <w:sz w:val="18"/>
+          <w:szCs w:val="18"/>
+          <w:rFonts w:ascii="Consolas" w:cs="Consolas" w:eastAsia="Consolas" w:hAnsi="Consolas"/>
+        </w:rPr>
+        <w:t xml:space="preserve">}</w:t>
+      </w:r>
+    </w:p>
+    <w:p>
+      <w:pPr>
+        <w:spacing w:after="140" w:line="360"/>
+        <w:jc w:val="both"/>
+      </w:pPr>
+      <w:r>
+        <w:rPr>
           <w:color w:val="17324D"/>
           <w:sz w:val="22"/>
           <w:szCs w:val="22"/>
-        </w:rPr>
-        <w:t xml:space="preserve">净资产 = 资产账户余额合计 − 负债账户余额合计。</w:t>
-      </w:r>
-    </w:p>
-    <w:p>
-      <w:pPr>
-        <w:pStyle w:val="ListParagraph"/>
-        <w:numPr>
-          <w:ilvl w:val="0"/>
-          <w:numId w:val="2"/>
-        </w:numPr>
-        <w:spacing w:after="80" w:line="320"/>
-      </w:pPr>
-      <w:r>
-        <w:rPr>
           <w:rFonts w:ascii="Microsoft YaHei" w:cs="Microsoft YaHei" w:eastAsia="Microsoft YaHei" w:hAnsi="Microsoft YaHei"/>
-          <w:color w:val="17324D"/>
-          <w:sz w:val="22"/>
-          <w:szCs w:val="22"/>
-        </w:rPr>
-        <w:t xml:space="preserve">结余率 =（收入 − 支出）÷ 收入；收入为零时显示“不适用”。</w:t>
-      </w:r>
-    </w:p>
-    <w:p>
-      <w:pPr>
-        <w:pStyle w:val="ListParagraph"/>
-        <w:numPr>
-          <w:ilvl w:val="0"/>
-          <w:numId w:val="2"/>
-        </w:numPr>
-        <w:spacing w:after="80" w:line="320"/>
-      </w:pPr>
-      <w:r>
-        <w:rPr>
-          <w:rFonts w:ascii="Microsoft YaHei" w:cs="Microsoft YaHei" w:eastAsia="Microsoft YaHei" w:hAnsi="Microsoft YaHei"/>
-          <w:color w:val="17324D"/>
-          <w:sz w:val="22"/>
-          <w:szCs w:val="22"/>
-        </w:rPr>
-        <w:t xml:space="preserve">预算使用率低于 80% 为正常，达到 80% 为提醒，达到 100% 为超支。</w:t>
-      </w:r>
-    </w:p>
-    <w:p>
-      <w:pPr>
-        <w:pStyle w:val="ListParagraph"/>
-        <w:numPr>
-          <w:ilvl w:val="0"/>
-          <w:numId w:val="2"/>
-        </w:numPr>
-        <w:spacing w:after="80" w:line="320"/>
-      </w:pPr>
-      <w:r>
-        <w:rPr>
-          <w:rFonts w:ascii="Microsoft YaHei" w:cs="Microsoft YaHei" w:eastAsia="Microsoft YaHei" w:hAnsi="Microsoft YaHei"/>
-          <w:color w:val="17324D"/>
-          <w:sz w:val="22"/>
-          <w:szCs w:val="22"/>
-        </w:rPr>
-        <w:t xml:space="preserve">转账只改变相关账户余额，不进入收入、支出和净现金流统计。</w:t>
-      </w:r>
-    </w:p>
-    <w:p>
-      <w:pPr>
-        <w:pStyle w:val="Heading2"/>
-        <w:spacing w:after="140" w:before="180"/>
-      </w:pPr>
-      <w:r>
-        <w:t xml:space="preserve">4.3 关键业务流程</w:t>
-      </w:r>
-    </w:p>
-    <w:p>
-      <w:pPr>
-        <w:spacing w:after="140" w:line="360"/>
-        <w:jc w:val="both"/>
-      </w:pPr>
-      <w:r>
-        <w:rPr>
-          <w:rFonts w:ascii="Microsoft YaHei" w:cs="Microsoft YaHei" w:eastAsia="Microsoft YaHei" w:hAnsi="Microsoft YaHei"/>
-          <w:color w:val="17324D"/>
-          <w:sz w:val="22"/>
-          <w:szCs w:val="22"/>
-        </w:rPr>
-        <w:t xml:space="preserve">新增交易流程为：用户打开表单并选择类型 → Controller 读取并规范化字段 → Store 校验金额和账户引用 → 状态写入 localStorage → Store 发布具名变更事件 → Controller 取得新快照 → View 同步刷新余额、看板、预算和报表。编辑与删除交易复用同一条通知链，因此不会出现局部界面更新而其他指标滞后的问题。</w:t>
-      </w:r>
-    </w:p>
-    <w:p>
-      <w:pPr>
-        <w:pStyle w:val="Heading1"/>
-        <w:pageBreakBefore/>
-        <w:spacing w:after="140" w:before="180"/>
-      </w:pPr>
-      <w:r>
-        <w:t xml:space="preserve">5 设计模式应用</w:t>
-      </w:r>
-    </w:p>
-    <w:p>
-      <w:pPr>
-        <w:pStyle w:val="Heading2"/>
-        <w:spacing w:after="140" w:before="180"/>
-      </w:pPr>
-      <w:r>
-        <w:t xml:space="preserve">5.1 观察者模式</w:t>
-      </w:r>
-    </w:p>
-    <w:p>
-      <w:pPr>
-        <w:spacing w:after="140" w:line="360"/>
-        <w:jc w:val="both"/>
-      </w:pPr>
-      <w:r>
-        <w:rPr>
-          <w:rFonts w:ascii="Microsoft YaHei" w:cs="Microsoft YaHei" w:eastAsia="Microsoft YaHei" w:hAnsi="Microsoft YaHei"/>
-          <w:color w:val="17324D"/>
-          <w:sz w:val="22"/>
-          <w:szCs w:val="22"/>
-        </w:rPr>
-        <w:t xml:space="preserve">FinanceStore 作为主题维护观察者集合，subscribe 用于订阅，所有成功写操作在持久化后发布事件。AppController 订阅状态变更并调用 DashboardView.render。这样，新增交易等业务操作无需知道有哪些界面组件依赖它，降低了模型与 DOM 的耦合。</w:t>
-      </w:r>
-    </w:p>
-    <w:p>
-      <w:pPr>
-        <w:spacing w:after="80" w:before="120"/>
+        </w:rPr>
+        <w:t xml:space="preserve">观察者（Observer）：AppController 启动时订阅 Store，收到事件后立即用最新只读快照刷新全部视图。</w:t>
+      </w:r>
+    </w:p>
+    <w:p>
+      <w:pPr>
+        <w:shd w:fill="F4F6F8" w:color="auto" w:val="clear"/>
+        <w:spacing w:after="0" w:line="240"/>
+        <w:ind w:left="260" w:right="260"/>
+      </w:pPr>
+      <w:r>
+        <w:rPr>
+          <w:color w:val="17324D"/>
+          <w:sz w:val="18"/>
+          <w:szCs w:val="18"/>
+          <w:rFonts w:ascii="Consolas" w:cs="Consolas" w:eastAsia="Consolas" w:hAnsi="Consolas"/>
+        </w:rPr>
+        <w:t xml:space="preserve">// app-controller.js —— 观察者订阅状态变更</w:t>
+      </w:r>
+    </w:p>
+    <w:p>
+      <w:pPr>
+        <w:shd w:fill="F4F6F8" w:color="auto" w:val="clear"/>
+        <w:spacing w:after="0" w:line="240"/>
+        <w:ind w:left="260" w:right="260"/>
+      </w:pPr>
+      <w:r>
+        <w:rPr>
+          <w:color w:val="17324D"/>
+          <w:sz w:val="18"/>
+          <w:szCs w:val="18"/>
+          <w:rFonts w:ascii="Consolas" w:cs="Consolas" w:eastAsia="Consolas" w:hAnsi="Consolas"/>
+        </w:rPr>
+        <w:t xml:space="preserve">start() {</w:t>
+      </w:r>
+    </w:p>
+    <w:p>
+      <w:pPr>
+        <w:shd w:fill="F4F6F8" w:color="auto" w:val="clear"/>
+        <w:spacing w:after="0" w:line="240"/>
+        <w:ind w:left="260" w:right="260"/>
+      </w:pPr>
+      <w:r>
+        <w:rPr>
+          <w:color w:val="17324D"/>
+          <w:sz w:val="18"/>
+          <w:szCs w:val="18"/>
+          <w:rFonts w:ascii="Consolas" w:cs="Consolas" w:eastAsia="Consolas" w:hAnsi="Consolas"/>
+        </w:rPr>
+        <w:t xml:space="preserve">  this.store.subscribe(() =&gt; this.render());</w:t>
+      </w:r>
+    </w:p>
+    <w:p>
+      <w:pPr>
+        <w:shd w:fill="F4F6F8" w:color="auto" w:val="clear"/>
+        <w:spacing w:after="0" w:line="240"/>
+        <w:ind w:left="260" w:right="260"/>
+      </w:pPr>
+      <w:r>
+        <w:rPr>
+          <w:color w:val="17324D"/>
+          <w:sz w:val="18"/>
+          <w:szCs w:val="18"/>
+          <w:rFonts w:ascii="Consolas" w:cs="Consolas" w:eastAsia="Consolas" w:hAnsi="Consolas"/>
+        </w:rPr>
+        <w:t xml:space="preserve">  this.bindEvents();</w:t>
+      </w:r>
+    </w:p>
+    <w:p>
+      <w:pPr>
+        <w:shd w:fill="F4F6F8" w:color="auto" w:val="clear"/>
+        <w:spacing w:after="0" w:line="240"/>
+        <w:ind w:left="260" w:right="260"/>
+      </w:pPr>
+      <w:r>
+        <w:rPr>
+          <w:color w:val="17324D"/>
+          <w:sz w:val="18"/>
+          <w:szCs w:val="18"/>
+          <w:rFonts w:ascii="Consolas" w:cs="Consolas" w:eastAsia="Consolas" w:hAnsi="Consolas"/>
+        </w:rPr>
+        <w:t xml:space="preserve">  this.render();</w:t>
+      </w:r>
+    </w:p>
+    <w:p>
+      <w:pPr>
+        <w:shd w:fill="F4F6F8" w:color="auto" w:val="clear"/>
+        <w:spacing w:after="0" w:line="240"/>
+        <w:ind w:left="260" w:right="260"/>
+      </w:pPr>
+      <w:r>
+        <w:rPr>
+          <w:color w:val="17324D"/>
+          <w:sz w:val="18"/>
+          <w:szCs w:val="18"/>
+          <w:rFonts w:ascii="Consolas" w:cs="Consolas" w:eastAsia="Consolas" w:hAnsi="Consolas"/>
+        </w:rPr>
+        <w:t xml:space="preserve">}</w:t>
+      </w:r>
+    </w:p>
+    <w:p>
+      <w:pPr>
+        <w:spacing w:before="120" w:after="80"/>
         <w:jc w:val="center"/>
       </w:pPr>
       <w:r>
@@ -2956,12 +3998,12 @@
       </w:pPr>
       <w:r>
         <w:rPr>
-          <w:rFonts w:ascii="Microsoft YaHei" w:cs="Microsoft YaHei" w:eastAsia="Microsoft YaHei" w:hAnsi="Microsoft YaHei"/>
           <w:i/>
           <w:iCs/>
           <w:color w:val="687D8F"/>
           <w:sz w:val="18"/>
           <w:szCs w:val="18"/>
+          <w:rFonts w:ascii="Microsoft YaHei" w:cs="Microsoft YaHei" w:eastAsia="Microsoft YaHei" w:hAnsi="Microsoft YaHei"/>
         </w:rPr>
         <w:t xml:space="preserve">图 5-1  观察者模式协作过程</w:t>
       </w:r>
@@ -2969,7 +4011,7 @@
     <w:p>
       <w:pPr>
         <w:pStyle w:val="Heading2"/>
-        <w:spacing w:after="140" w:before="180"/>
+        <w:spacing w:before="180" w:after="140"/>
       </w:pPr>
       <w:r>
         <w:t xml:space="preserve">5.2 策略化计算与适配点</w:t>
@@ -2982,19 +4024,19 @@
       </w:pPr>
       <w:r>
         <w:rPr>
-          <w:rFonts w:ascii="Microsoft YaHei" w:cs="Microsoft YaHei" w:eastAsia="Microsoft YaHei" w:hAnsi="Microsoft YaHei"/>
           <w:color w:val="17324D"/>
           <w:sz w:val="22"/>
           <w:szCs w:val="22"/>
-        </w:rPr>
-        <w:t xml:space="preserve">账户余额、月度汇总、预算进度、现金流序列和分类结构均实现为独立纯函数，可以视为可替换的计算策略。持久化通过统一 load/save 入口与业务操作隔离，当前适配 localStorage，未来可替换为远程仓储；服务器实现也同时提供 Node 开发形态和 Java 交付形态。</w:t>
+          <w:rFonts w:ascii="Microsoft YaHei" w:cs="Microsoft YaHei" w:eastAsia="Microsoft YaHei" w:hAnsi="Microsoft YaHei"/>
+        </w:rPr>
+        <w:t xml:space="preserve">账户余额、月度汇总、预算进度、现金流序列和分类结构均实现为独立纯函数，可以视为可替换的计算策略。持久化通过统一 load/save 接口与业务操作隔离，Java 交付形态使用 SQLite，Node 开发形态使用 localStorage 降级。</w:t>
       </w:r>
     </w:p>
     <w:p>
       <w:pPr>
         <w:pStyle w:val="Heading1"/>
         <w:pageBreakBefore/>
-        <w:spacing w:after="140" w:before="180"/>
+        <w:spacing w:before="180" w:after="140"/>
       </w:pPr>
       <w:r>
         <w:t xml:space="preserve">6 系统实现</w:t>
@@ -3003,7 +4045,7 @@
     <w:p>
       <w:pPr>
         <w:pStyle w:val="Heading2"/>
-        <w:spacing w:after="140" w:before="180"/>
+        <w:spacing w:before="180" w:after="140"/>
       </w:pPr>
       <w:r>
         <w:t xml:space="preserve">6.1 页面与交互</w:t>
@@ -3016,17 +4058,17 @@
       </w:pPr>
       <w:r>
         <w:rPr>
-          <w:rFonts w:ascii="Microsoft YaHei" w:cs="Microsoft YaHei" w:eastAsia="Microsoft YaHei" w:hAnsi="Microsoft YaHei"/>
           <w:color w:val="17324D"/>
           <w:sz w:val="22"/>
           <w:szCs w:val="22"/>
+          <w:rFonts w:ascii="Microsoft YaHei" w:cs="Microsoft YaHei" w:eastAsia="Microsoft YaHei" w:hAnsi="Microsoft YaHei"/>
         </w:rPr>
         <w:t xml:space="preserve">系统使用深海军蓝、克制绿色和橙色告警构成统一视觉语言。左侧导航在移动端转换为底部六宫格；概览页将净资产和本月现金流置于首要层级；交易、预算和目标均提供明确的创建及维护入口；报表页同时呈现趋势、结构和文字洞察。</w:t>
       </w:r>
     </w:p>
     <w:p>
       <w:pPr>
-        <w:spacing w:after="80" w:before="120"/>
+        <w:spacing w:before="120" w:after="80"/>
         <w:jc w:val="center"/>
       </w:pPr>
       <w:r>
@@ -3077,19 +4119,19 @@
       </w:pPr>
       <w:r>
         <w:rPr>
-          <w:rFonts w:ascii="Microsoft YaHei" w:cs="Microsoft YaHei" w:eastAsia="Microsoft YaHei" w:hAnsi="Microsoft YaHei"/>
           <w:i/>
           <w:iCs/>
           <w:color w:val="687D8F"/>
           <w:sz w:val="18"/>
           <w:szCs w:val="18"/>
+          <w:rFonts w:ascii="Microsoft YaHei" w:cs="Microsoft YaHei" w:eastAsia="Microsoft YaHei" w:hAnsi="Microsoft YaHei"/>
         </w:rPr>
         <w:t xml:space="preserve">图 6-1  财务概览桌面端界面</w:t>
       </w:r>
     </w:p>
     <w:p>
       <w:pPr>
-        <w:spacing w:after="80" w:before="120"/>
+        <w:spacing w:before="120" w:after="80"/>
         <w:jc w:val="center"/>
       </w:pPr>
       <w:r>
@@ -3140,12 +4182,12 @@
       </w:pPr>
       <w:r>
         <w:rPr>
-          <w:rFonts w:ascii="Microsoft YaHei" w:cs="Microsoft YaHei" w:eastAsia="Microsoft YaHei" w:hAnsi="Microsoft YaHei"/>
           <w:i/>
           <w:iCs/>
           <w:color w:val="687D8F"/>
           <w:sz w:val="18"/>
           <w:szCs w:val="18"/>
+          <w:rFonts w:ascii="Microsoft YaHei" w:cs="Microsoft YaHei" w:eastAsia="Microsoft YaHei" w:hAnsi="Microsoft YaHei"/>
         </w:rPr>
         <w:t xml:space="preserve">图 6-2  分析报表界面</w:t>
       </w:r>
@@ -3153,7 +4195,7 @@
     <w:p>
       <w:pPr>
         <w:pStyle w:val="Heading2"/>
-        <w:spacing w:after="140" w:before="180"/>
+        <w:spacing w:before="180" w:after="140"/>
       </w:pPr>
       <w:r>
         <w:t xml:space="preserve">6.2 数据导入与可追溯性</w:t>
@@ -3166,10 +4208,10 @@
       </w:pPr>
       <w:r>
         <w:rPr>
-          <w:rFonts w:ascii="Microsoft YaHei" w:cs="Microsoft YaHei" w:eastAsia="Microsoft YaHei" w:hAnsi="Microsoft YaHei"/>
           <w:color w:val="17324D"/>
           <w:sz w:val="22"/>
           <w:szCs w:val="22"/>
+          <w:rFonts w:ascii="Microsoft YaHei" w:cs="Microsoft YaHei" w:eastAsia="Microsoft YaHei" w:hAnsi="Microsoft YaHei"/>
         </w:rPr>
         <w:t xml:space="preserve">CSV 解析器支持中文表头和带引号字段，将元转换为整数分。重复指纹由日期、金额、账户和商户组合构成，疑似重复项必须经用户确认后跳过。每次导入形成独立 ImportBatch，并把 batchId 写入相关交易；撤销批次时按该标识精确删除，状态保留为已撤销，便于说明数据变化来源。</w:t>
       </w:r>
@@ -3177,7 +4219,7 @@
     <w:p>
       <w:pPr>
         <w:pStyle w:val="Heading2"/>
-        <w:spacing w:after="140" w:before="180"/>
+        <w:spacing w:before="180" w:after="140"/>
       </w:pPr>
       <w:r>
         <w:t xml:space="preserve">6.3 打包与运行</w:t>
@@ -3190,10 +4232,10 @@
       </w:pPr>
       <w:r>
         <w:rPr>
-          <w:rFonts w:ascii="Microsoft YaHei" w:cs="Microsoft YaHei" w:eastAsia="Microsoft YaHei" w:hAnsi="Microsoft YaHei"/>
           <w:color w:val="17324D"/>
           <w:sz w:val="22"/>
           <w:szCs w:val="22"/>
+          <w:rFonts w:ascii="Microsoft YaHei" w:cs="Microsoft YaHei" w:eastAsia="Microsoft YaHei" w:hAnsi="Microsoft YaHei"/>
         </w:rPr>
         <w:t xml:space="preserve">Maven 在构建时把 index.html、styles.css 与 src 下的 JavaScript 复制到 JAR 的 web 目录，Main 类使用 JDK 自带 HttpServer 从类路径读取资源。程序默认只绑定 127.0.0.1:4173，运行后浏览器访问该地址即可。run.bat 封装了 java -jar 命令，适合课堂现场演示。</w:t>
       </w:r>
@@ -3202,7 +4244,7 @@
       <w:pPr>
         <w:pStyle w:val="Heading1"/>
         <w:pageBreakBefore/>
-        <w:spacing w:after="140" w:before="180"/>
+        <w:spacing w:before="180" w:after="140"/>
       </w:pPr>
       <w:r>
         <w:t xml:space="preserve">7 测试与质量保证</w:t>
@@ -3211,7 +4253,7 @@
     <w:p>
       <w:pPr>
         <w:pStyle w:val="Heading2"/>
-        <w:spacing w:after="140" w:before="180"/>
+        <w:spacing w:before="180" w:after="140"/>
       </w:pPr>
       <w:r>
         <w:t xml:space="preserve">7.1 测试方法</w:t>
@@ -3253,12 +4295,12 @@
           <w:p>
             <w:r>
               <w:rPr>
-                <w:rFonts w:ascii="Microsoft YaHei" w:cs="Microsoft YaHei" w:eastAsia="Microsoft YaHei" w:hAnsi="Microsoft YaHei"/>
                 <w:b/>
                 <w:bCs/>
                 <w:color w:val="FFFFFF"/>
                 <w:sz w:val="19"/>
                 <w:szCs w:val="19"/>
+                <w:rFonts w:ascii="Microsoft YaHei" w:cs="Microsoft YaHei" w:eastAsia="Microsoft YaHei" w:hAnsi="Microsoft YaHei"/>
               </w:rPr>
               <w:t xml:space="preserve">测试层次</w:t>
             </w:r>
@@ -3279,12 +4321,12 @@
           <w:p>
             <w:r>
               <w:rPr>
-                <w:rFonts w:ascii="Microsoft YaHei" w:cs="Microsoft YaHei" w:eastAsia="Microsoft YaHei" w:hAnsi="Microsoft YaHei"/>
                 <w:b/>
                 <w:bCs/>
                 <w:color w:val="FFFFFF"/>
                 <w:sz w:val="19"/>
                 <w:szCs w:val="19"/>
+                <w:rFonts w:ascii="Microsoft YaHei" w:cs="Microsoft YaHei" w:eastAsia="Microsoft YaHei" w:hAnsi="Microsoft YaHei"/>
               </w:rPr>
               <w:t xml:space="preserve">覆盖内容</w:t>
             </w:r>
@@ -3305,12 +4347,12 @@
           <w:p>
             <w:r>
               <w:rPr>
-                <w:rFonts w:ascii="Microsoft YaHei" w:cs="Microsoft YaHei" w:eastAsia="Microsoft YaHei" w:hAnsi="Microsoft YaHei"/>
                 <w:b/>
                 <w:bCs/>
                 <w:color w:val="FFFFFF"/>
                 <w:sz w:val="19"/>
                 <w:szCs w:val="19"/>
+                <w:rFonts w:ascii="Microsoft YaHei" w:cs="Microsoft YaHei" w:eastAsia="Microsoft YaHei" w:hAnsi="Microsoft YaHei"/>
               </w:rPr>
               <w:t xml:space="preserve">结果</w:t>
             </w:r>
@@ -3333,14 +4375,14 @@
           <w:p>
             <w:r>
               <w:rPr>
-                <w:rFonts w:ascii="Microsoft YaHei" w:cs="Microsoft YaHei" w:eastAsia="Microsoft YaHei" w:hAnsi="Microsoft YaHei"/>
-                <w:b w:val="false"/>
-                <w:bCs w:val="false"/>
-                <w:color w:val="17324D"/>
-                <w:sz w:val="19"/>
-                <w:szCs w:val="19"/>
-              </w:rPr>
-              <w:t xml:space="preserve">领域单元测试</w:t>
+                <w:b w:val="false"/>
+                <w:bCs w:val="false"/>
+                <w:color w:val="17324D"/>
+                <w:sz w:val="19"/>
+                <w:szCs w:val="19"/>
+                <w:rFonts w:ascii="Microsoft YaHei" w:cs="Microsoft YaHei" w:eastAsia="Microsoft YaHei" w:hAnsi="Microsoft YaHei"/>
+              </w:rPr>
+              <w:t xml:space="preserve">Node 领域单元测试</w:t>
             </w:r>
           </w:p>
         </w:tc>
@@ -3359,14 +4401,14 @@
           <w:p>
             <w:r>
               <w:rPr>
-                <w:rFonts w:ascii="Microsoft YaHei" w:cs="Microsoft YaHei" w:eastAsia="Microsoft YaHei" w:hAnsi="Microsoft YaHei"/>
-                <w:b w:val="false"/>
-                <w:bCs w:val="false"/>
-                <w:color w:val="17324D"/>
-                <w:sz w:val="19"/>
-                <w:szCs w:val="19"/>
-              </w:rPr>
-              <w:t xml:space="preserve">余额、净资产、预算边界、CSV、重复识别、观察者、目标、报表、清空</w:t>
+                <w:b w:val="false"/>
+                <w:bCs w:val="false"/>
+                <w:color w:val="17324D"/>
+                <w:sz w:val="19"/>
+                <w:szCs w:val="19"/>
+                <w:rFonts w:ascii="Microsoft YaHei" w:cs="Microsoft YaHei" w:eastAsia="Microsoft YaHei" w:hAnsi="Microsoft YaHei"/>
+              </w:rPr>
+              <w:t xml:space="preserve">余额、净资产、预算边界、CSV、观察者、目标、报表</w:t>
             </w:r>
           </w:p>
         </w:tc>
@@ -3385,12 +4427,12 @@
           <w:p>
             <w:r>
               <w:rPr>
-                <w:rFonts w:ascii="Microsoft YaHei" w:cs="Microsoft YaHei" w:eastAsia="Microsoft YaHei" w:hAnsi="Microsoft YaHei"/>
-                <w:b w:val="false"/>
-                <w:bCs w:val="false"/>
-                <w:color w:val="17324D"/>
-                <w:sz w:val="19"/>
-                <w:szCs w:val="19"/>
+                <w:b w:val="false"/>
+                <w:bCs w:val="false"/>
+                <w:color w:val="17324D"/>
+                <w:sz w:val="19"/>
+                <w:szCs w:val="19"/>
+                <w:rFonts w:ascii="Microsoft YaHei" w:cs="Microsoft YaHei" w:eastAsia="Microsoft YaHei" w:hAnsi="Microsoft YaHei"/>
               </w:rPr>
               <w:t xml:space="preserve">全部通过</w:t>
             </w:r>
@@ -3413,14 +4455,14 @@
           <w:p>
             <w:r>
               <w:rPr>
-                <w:rFonts w:ascii="Microsoft YaHei" w:cs="Microsoft YaHei" w:eastAsia="Microsoft YaHei" w:hAnsi="Microsoft YaHei"/>
-                <w:b w:val="false"/>
-                <w:bCs w:val="false"/>
-                <w:color w:val="17324D"/>
-                <w:sz w:val="19"/>
-                <w:szCs w:val="19"/>
-              </w:rPr>
-              <w:t xml:space="preserve">结构与安全测试</w:t>
+                <w:b w:val="false"/>
+                <w:bCs w:val="false"/>
+                <w:color w:val="17324D"/>
+                <w:sz w:val="19"/>
+                <w:szCs w:val="19"/>
+                <w:rFonts w:ascii="Microsoft YaHei" w:cs="Microsoft YaHei" w:eastAsia="Microsoft YaHei" w:hAnsi="Microsoft YaHei"/>
+              </w:rPr>
+              <w:t xml:space="preserve">JUnit 数据库/API</w:t>
             </w:r>
           </w:p>
         </w:tc>
@@ -3439,14 +4481,14 @@
           <w:p>
             <w:r>
               <w:rPr>
-                <w:rFonts w:ascii="Microsoft YaHei" w:cs="Microsoft YaHei" w:eastAsia="Microsoft YaHei" w:hAnsi="Microsoft YaHei"/>
-                <w:b w:val="false"/>
-                <w:bCs w:val="false"/>
-                <w:color w:val="17324D"/>
-                <w:sz w:val="19"/>
-                <w:szCs w:val="19"/>
-              </w:rPr>
-              <w:t xml:space="preserve">MVC 组装、六页面、可访问表单、路径穿越、隐藏目录、JAR 配置</w:t>
+                <w:b w:val="false"/>
+                <w:bCs w:val="false"/>
+                <w:color w:val="17324D"/>
+                <w:sz w:val="19"/>
+                <w:szCs w:val="19"/>
+                <w:rFonts w:ascii="Microsoft YaHei" w:cs="Microsoft YaHei" w:eastAsia="Microsoft YaHei" w:hAnsi="Microsoft YaHei"/>
+              </w:rPr>
+              <w:t xml:space="preserve">建表、事务持久化、跨重启恢复、接口限制</w:t>
             </w:r>
           </w:p>
         </w:tc>
@@ -3465,12 +4507,12 @@
           <w:p>
             <w:r>
               <w:rPr>
-                <w:rFonts w:ascii="Microsoft YaHei" w:cs="Microsoft YaHei" w:eastAsia="Microsoft YaHei" w:hAnsi="Microsoft YaHei"/>
-                <w:b w:val="false"/>
-                <w:bCs w:val="false"/>
-                <w:color w:val="17324D"/>
-                <w:sz w:val="19"/>
-                <w:szCs w:val="19"/>
+                <w:b w:val="false"/>
+                <w:bCs w:val="false"/>
+                <w:color w:val="17324D"/>
+                <w:sz w:val="19"/>
+                <w:szCs w:val="19"/>
+                <w:rFonts w:ascii="Microsoft YaHei" w:cs="Microsoft YaHei" w:eastAsia="Microsoft YaHei" w:hAnsi="Microsoft YaHei"/>
               </w:rPr>
               <w:t xml:space="preserve">全部通过</w:t>
             </w:r>
@@ -3493,14 +4535,14 @@
           <w:p>
             <w:r>
               <w:rPr>
-                <w:rFonts w:ascii="Microsoft YaHei" w:cs="Microsoft YaHei" w:eastAsia="Microsoft YaHei" w:hAnsi="Microsoft YaHei"/>
-                <w:b w:val="false"/>
-                <w:bCs w:val="false"/>
-                <w:color w:val="17324D"/>
-                <w:sz w:val="19"/>
-                <w:szCs w:val="19"/>
-              </w:rPr>
-              <w:t xml:space="preserve">文档检查</w:t>
+                <w:b w:val="false"/>
+                <w:bCs w:val="false"/>
+                <w:color w:val="17324D"/>
+                <w:sz w:val="19"/>
+                <w:szCs w:val="19"/>
+                <w:rFonts w:ascii="Microsoft YaHei" w:cs="Microsoft YaHei" w:eastAsia="Microsoft YaHei" w:hAnsi="Microsoft YaHei"/>
+              </w:rPr>
+              <w:t xml:space="preserve">结构与安全测试</w:t>
             </w:r>
           </w:p>
         </w:tc>
@@ -3519,14 +4561,14 @@
           <w:p>
             <w:r>
               <w:rPr>
-                <w:rFonts w:ascii="Microsoft YaHei" w:cs="Microsoft YaHei" w:eastAsia="Microsoft YaHei" w:hAnsi="Microsoft YaHei"/>
-                <w:b w:val="false"/>
-                <w:bCs w:val="false"/>
-                <w:color w:val="17324D"/>
-                <w:sz w:val="19"/>
-                <w:szCs w:val="19"/>
-              </w:rPr>
-              <w:t xml:space="preserve">必需章节与 Markdown 内部链接</w:t>
+                <w:b w:val="false"/>
+                <w:bCs w:val="false"/>
+                <w:color w:val="17324D"/>
+                <w:sz w:val="19"/>
+                <w:szCs w:val="19"/>
+                <w:rFonts w:ascii="Microsoft YaHei" w:cs="Microsoft YaHei" w:eastAsia="Microsoft YaHei" w:hAnsi="Microsoft YaHei"/>
+              </w:rPr>
+              <w:t xml:space="preserve">MVC、页面、路径穿越、隐藏目录、JAR 配置</w:t>
             </w:r>
           </w:p>
         </w:tc>
@@ -3545,12 +4587,12 @@
           <w:p>
             <w:r>
               <w:rPr>
-                <w:rFonts w:ascii="Microsoft YaHei" w:cs="Microsoft YaHei" w:eastAsia="Microsoft YaHei" w:hAnsi="Microsoft YaHei"/>
-                <w:b w:val="false"/>
-                <w:bCs w:val="false"/>
-                <w:color w:val="17324D"/>
-                <w:sz w:val="19"/>
-                <w:szCs w:val="19"/>
+                <w:b w:val="false"/>
+                <w:bCs w:val="false"/>
+                <w:color w:val="17324D"/>
+                <w:sz w:val="19"/>
+                <w:szCs w:val="19"/>
+                <w:rFonts w:ascii="Microsoft YaHei" w:cs="Microsoft YaHei" w:eastAsia="Microsoft YaHei" w:hAnsi="Microsoft YaHei"/>
               </w:rPr>
               <w:t xml:space="preserve">全部通过</w:t>
             </w:r>
@@ -3573,12 +4615,12 @@
           <w:p>
             <w:r>
               <w:rPr>
-                <w:rFonts w:ascii="Microsoft YaHei" w:cs="Microsoft YaHei" w:eastAsia="Microsoft YaHei" w:hAnsi="Microsoft YaHei"/>
-                <w:b w:val="false"/>
-                <w:bCs w:val="false"/>
-                <w:color w:val="17324D"/>
-                <w:sz w:val="19"/>
-                <w:szCs w:val="19"/>
+                <w:b w:val="false"/>
+                <w:bCs w:val="false"/>
+                <w:color w:val="17324D"/>
+                <w:sz w:val="19"/>
+                <w:szCs w:val="19"/>
+                <w:rFonts w:ascii="Microsoft YaHei" w:cs="Microsoft YaHei" w:eastAsia="Microsoft YaHei" w:hAnsi="Microsoft YaHei"/>
               </w:rPr>
               <w:t xml:space="preserve">浏览器回归</w:t>
             </w:r>
@@ -3599,14 +4641,14 @@
           <w:p>
             <w:r>
               <w:rPr>
-                <w:rFonts w:ascii="Microsoft YaHei" w:cs="Microsoft YaHei" w:eastAsia="Microsoft YaHei" w:hAnsi="Microsoft YaHei"/>
-                <w:b w:val="false"/>
-                <w:bCs w:val="false"/>
-                <w:color w:val="17324D"/>
-                <w:sz w:val="19"/>
-                <w:szCs w:val="19"/>
-              </w:rPr>
-              <w:t xml:space="preserve">交易编辑、搜索筛选、导入撤销、预算、目标、报表、响应式截图</w:t>
+                <w:b w:val="false"/>
+                <w:bCs w:val="false"/>
+                <w:color w:val="17324D"/>
+                <w:sz w:val="19"/>
+                <w:szCs w:val="19"/>
+                <w:rFonts w:ascii="Microsoft YaHei" w:cs="Microsoft YaHei" w:eastAsia="Microsoft YaHei" w:hAnsi="Microsoft YaHei"/>
+              </w:rPr>
+              <w:t xml:space="preserve">交易编辑、导入撤销、预算、目标、报表、响应式布局</w:t>
             </w:r>
           </w:p>
         </w:tc>
@@ -3625,12 +4667,12 @@
           <w:p>
             <w:r>
               <w:rPr>
-                <w:rFonts w:ascii="Microsoft YaHei" w:cs="Microsoft YaHei" w:eastAsia="Microsoft YaHei" w:hAnsi="Microsoft YaHei"/>
-                <w:b w:val="false"/>
-                <w:bCs w:val="false"/>
-                <w:color w:val="17324D"/>
-                <w:sz w:val="19"/>
-                <w:szCs w:val="19"/>
+                <w:b w:val="false"/>
+                <w:bCs w:val="false"/>
+                <w:color w:val="17324D"/>
+                <w:sz w:val="19"/>
+                <w:szCs w:val="19"/>
+                <w:rFonts w:ascii="Microsoft YaHei" w:cs="Microsoft YaHei" w:eastAsia="Microsoft YaHei" w:hAnsi="Microsoft YaHei"/>
               </w:rPr>
               <w:t xml:space="preserve">全部通过</w:t>
             </w:r>
@@ -3641,7 +4683,7 @@
     <w:p>
       <w:pPr>
         <w:pStyle w:val="Heading2"/>
-        <w:spacing w:after="140" w:before="180"/>
+        <w:spacing w:before="180" w:after="140"/>
       </w:pPr>
       <w:r>
         <w:t xml:space="preserve">7.2 关键测试用例</w:t>
@@ -3683,12 +4725,12 @@
           <w:p>
             <w:r>
               <w:rPr>
-                <w:rFonts w:ascii="Microsoft YaHei" w:cs="Microsoft YaHei" w:eastAsia="Microsoft YaHei" w:hAnsi="Microsoft YaHei"/>
                 <w:b/>
                 <w:bCs/>
                 <w:color w:val="FFFFFF"/>
                 <w:sz w:val="19"/>
                 <w:szCs w:val="19"/>
+                <w:rFonts w:ascii="Microsoft YaHei" w:cs="Microsoft YaHei" w:eastAsia="Microsoft YaHei" w:hAnsi="Microsoft YaHei"/>
               </w:rPr>
               <w:t xml:space="preserve">编号</w:t>
             </w:r>
@@ -3709,12 +4751,12 @@
           <w:p>
             <w:r>
               <w:rPr>
-                <w:rFonts w:ascii="Microsoft YaHei" w:cs="Microsoft YaHei" w:eastAsia="Microsoft YaHei" w:hAnsi="Microsoft YaHei"/>
                 <w:b/>
                 <w:bCs/>
                 <w:color w:val="FFFFFF"/>
                 <w:sz w:val="19"/>
                 <w:szCs w:val="19"/>
+                <w:rFonts w:ascii="Microsoft YaHei" w:cs="Microsoft YaHei" w:eastAsia="Microsoft YaHei" w:hAnsi="Microsoft YaHei"/>
               </w:rPr>
               <w:t xml:space="preserve">场景</w:t>
             </w:r>
@@ -3735,12 +4777,12 @@
           <w:p>
             <w:r>
               <w:rPr>
-                <w:rFonts w:ascii="Microsoft YaHei" w:cs="Microsoft YaHei" w:eastAsia="Microsoft YaHei" w:hAnsi="Microsoft YaHei"/>
                 <w:b/>
                 <w:bCs/>
                 <w:color w:val="FFFFFF"/>
                 <w:sz w:val="19"/>
                 <w:szCs w:val="19"/>
+                <w:rFonts w:ascii="Microsoft YaHei" w:cs="Microsoft YaHei" w:eastAsia="Microsoft YaHei" w:hAnsi="Microsoft YaHei"/>
               </w:rPr>
               <w:t xml:space="preserve">预期结果</w:t>
             </w:r>
@@ -3763,12 +4805,12 @@
           <w:p>
             <w:r>
               <w:rPr>
-                <w:rFonts w:ascii="Microsoft YaHei" w:cs="Microsoft YaHei" w:eastAsia="Microsoft YaHei" w:hAnsi="Microsoft YaHei"/>
-                <w:b w:val="false"/>
-                <w:bCs w:val="false"/>
-                <w:color w:val="17324D"/>
-                <w:sz w:val="19"/>
-                <w:szCs w:val="19"/>
+                <w:b w:val="false"/>
+                <w:bCs w:val="false"/>
+                <w:color w:val="17324D"/>
+                <w:sz w:val="19"/>
+                <w:szCs w:val="19"/>
+                <w:rFonts w:ascii="Microsoft YaHei" w:cs="Microsoft YaHei" w:eastAsia="Microsoft YaHei" w:hAnsi="Microsoft YaHei"/>
               </w:rPr>
               <w:t xml:space="preserve">T01</w:t>
             </w:r>
@@ -3789,12 +4831,12 @@
           <w:p>
             <w:r>
               <w:rPr>
-                <w:rFonts w:ascii="Microsoft YaHei" w:cs="Microsoft YaHei" w:eastAsia="Microsoft YaHei" w:hAnsi="Microsoft YaHei"/>
-                <w:b w:val="false"/>
-                <w:bCs w:val="false"/>
-                <w:color w:val="17324D"/>
-                <w:sz w:val="19"/>
-                <w:szCs w:val="19"/>
+                <w:b w:val="false"/>
+                <w:bCs w:val="false"/>
+                <w:color w:val="17324D"/>
+                <w:sz w:val="19"/>
+                <w:szCs w:val="19"/>
+                <w:rFonts w:ascii="Microsoft YaHei" w:cs="Microsoft YaHei" w:eastAsia="Microsoft YaHei" w:hAnsi="Microsoft YaHei"/>
               </w:rPr>
               <w:t xml:space="preserve">资产账户发生收入、支出和转账</w:t>
             </w:r>
@@ -3815,12 +4857,12 @@
           <w:p>
             <w:r>
               <w:rPr>
-                <w:rFonts w:ascii="Microsoft YaHei" w:cs="Microsoft YaHei" w:eastAsia="Microsoft YaHei" w:hAnsi="Microsoft YaHei"/>
-                <w:b w:val="false"/>
-                <w:bCs w:val="false"/>
-                <w:color w:val="17324D"/>
-                <w:sz w:val="19"/>
-                <w:szCs w:val="19"/>
+                <w:b w:val="false"/>
+                <w:bCs w:val="false"/>
+                <w:color w:val="17324D"/>
+                <w:sz w:val="19"/>
+                <w:szCs w:val="19"/>
+                <w:rFonts w:ascii="Microsoft YaHei" w:cs="Microsoft YaHei" w:eastAsia="Microsoft YaHei" w:hAnsi="Microsoft YaHei"/>
               </w:rPr>
               <w:t xml:space="preserve">余额按规则准确更新</w:t>
             </w:r>
@@ -3843,12 +4885,12 @@
           <w:p>
             <w:r>
               <w:rPr>
-                <w:rFonts w:ascii="Microsoft YaHei" w:cs="Microsoft YaHei" w:eastAsia="Microsoft YaHei" w:hAnsi="Microsoft YaHei"/>
-                <w:b w:val="false"/>
-                <w:bCs w:val="false"/>
-                <w:color w:val="17324D"/>
-                <w:sz w:val="19"/>
-                <w:szCs w:val="19"/>
+                <w:b w:val="false"/>
+                <w:bCs w:val="false"/>
+                <w:color w:val="17324D"/>
+                <w:sz w:val="19"/>
+                <w:szCs w:val="19"/>
+                <w:rFonts w:ascii="Microsoft YaHei" w:cs="Microsoft YaHei" w:eastAsia="Microsoft YaHei" w:hAnsi="Microsoft YaHei"/>
               </w:rPr>
               <w:t xml:space="preserve">T02</w:t>
             </w:r>
@@ -3869,12 +4911,12 @@
           <w:p>
             <w:r>
               <w:rPr>
-                <w:rFonts w:ascii="Microsoft YaHei" w:cs="Microsoft YaHei" w:eastAsia="Microsoft YaHei" w:hAnsi="Microsoft YaHei"/>
-                <w:b w:val="false"/>
-                <w:bCs w:val="false"/>
-                <w:color w:val="17324D"/>
-                <w:sz w:val="19"/>
-                <w:szCs w:val="19"/>
+                <w:b w:val="false"/>
+                <w:bCs w:val="false"/>
+                <w:color w:val="17324D"/>
+                <w:sz w:val="19"/>
+                <w:szCs w:val="19"/>
+                <w:rFonts w:ascii="Microsoft YaHei" w:cs="Microsoft YaHei" w:eastAsia="Microsoft YaHei" w:hAnsi="Microsoft YaHei"/>
               </w:rPr>
               <w:t xml:space="preserve">信用卡消费后通过资产账户还款</w:t>
             </w:r>
@@ -3895,12 +4937,12 @@
           <w:p>
             <w:r>
               <w:rPr>
-                <w:rFonts w:ascii="Microsoft YaHei" w:cs="Microsoft YaHei" w:eastAsia="Microsoft YaHei" w:hAnsi="Microsoft YaHei"/>
-                <w:b w:val="false"/>
-                <w:bCs w:val="false"/>
-                <w:color w:val="17324D"/>
-                <w:sz w:val="19"/>
-                <w:szCs w:val="19"/>
+                <w:b w:val="false"/>
+                <w:bCs w:val="false"/>
+                <w:color w:val="17324D"/>
+                <w:sz w:val="19"/>
+                <w:szCs w:val="19"/>
+                <w:rFonts w:ascii="Microsoft YaHei" w:cs="Microsoft YaHei" w:eastAsia="Microsoft YaHei" w:hAnsi="Microsoft YaHei"/>
               </w:rPr>
               <w:t xml:space="preserve">负债先增加后减少</w:t>
             </w:r>
@@ -3923,12 +4965,12 @@
           <w:p>
             <w:r>
               <w:rPr>
-                <w:rFonts w:ascii="Microsoft YaHei" w:cs="Microsoft YaHei" w:eastAsia="Microsoft YaHei" w:hAnsi="Microsoft YaHei"/>
-                <w:b w:val="false"/>
-                <w:bCs w:val="false"/>
-                <w:color w:val="17324D"/>
-                <w:sz w:val="19"/>
-                <w:szCs w:val="19"/>
+                <w:b w:val="false"/>
+                <w:bCs w:val="false"/>
+                <w:color w:val="17324D"/>
+                <w:sz w:val="19"/>
+                <w:szCs w:val="19"/>
+                <w:rFonts w:ascii="Microsoft YaHei" w:cs="Microsoft YaHei" w:eastAsia="Microsoft YaHei" w:hAnsi="Microsoft YaHei"/>
               </w:rPr>
               <w:t xml:space="preserve">T03</w:t>
             </w:r>
@@ -3949,12 +4991,12 @@
           <w:p>
             <w:r>
               <w:rPr>
-                <w:rFonts w:ascii="Microsoft YaHei" w:cs="Microsoft YaHei" w:eastAsia="Microsoft YaHei" w:hAnsi="Microsoft YaHei"/>
-                <w:b w:val="false"/>
-                <w:bCs w:val="false"/>
-                <w:color w:val="17324D"/>
-                <w:sz w:val="19"/>
-                <w:szCs w:val="19"/>
+                <w:b w:val="false"/>
+                <w:bCs w:val="false"/>
+                <w:color w:val="17324D"/>
+                <w:sz w:val="19"/>
+                <w:szCs w:val="19"/>
+                <w:rFonts w:ascii="Microsoft YaHei" w:cs="Microsoft YaHei" w:eastAsia="Microsoft YaHei" w:hAnsi="Microsoft YaHei"/>
               </w:rPr>
               <w:t xml:space="preserve">收入为零时计算结余率</w:t>
             </w:r>
@@ -3975,12 +5017,12 @@
           <w:p>
             <w:r>
               <w:rPr>
-                <w:rFonts w:ascii="Microsoft YaHei" w:cs="Microsoft YaHei" w:eastAsia="Microsoft YaHei" w:hAnsi="Microsoft YaHei"/>
-                <w:b w:val="false"/>
-                <w:bCs w:val="false"/>
-                <w:color w:val="17324D"/>
-                <w:sz w:val="19"/>
-                <w:szCs w:val="19"/>
+                <w:b w:val="false"/>
+                <w:bCs w:val="false"/>
+                <w:color w:val="17324D"/>
+                <w:sz w:val="19"/>
+                <w:szCs w:val="19"/>
+                <w:rFonts w:ascii="Microsoft YaHei" w:cs="Microsoft YaHei" w:eastAsia="Microsoft YaHei" w:hAnsi="Microsoft YaHei"/>
               </w:rPr>
               <w:t xml:space="preserve">返回不适用，无 Infinity/NaN</w:t>
             </w:r>
@@ -4003,12 +5045,12 @@
           <w:p>
             <w:r>
               <w:rPr>
-                <w:rFonts w:ascii="Microsoft YaHei" w:cs="Microsoft YaHei" w:eastAsia="Microsoft YaHei" w:hAnsi="Microsoft YaHei"/>
-                <w:b w:val="false"/>
-                <w:bCs w:val="false"/>
-                <w:color w:val="17324D"/>
-                <w:sz w:val="19"/>
-                <w:szCs w:val="19"/>
+                <w:b w:val="false"/>
+                <w:bCs w:val="false"/>
+                <w:color w:val="17324D"/>
+                <w:sz w:val="19"/>
+                <w:szCs w:val="19"/>
+                <w:rFonts w:ascii="Microsoft YaHei" w:cs="Microsoft YaHei" w:eastAsia="Microsoft YaHei" w:hAnsi="Microsoft YaHei"/>
               </w:rPr>
               <w:t xml:space="preserve">T04</w:t>
             </w:r>
@@ -4029,12 +5071,12 @@
           <w:p>
             <w:r>
               <w:rPr>
-                <w:rFonts w:ascii="Microsoft YaHei" w:cs="Microsoft YaHei" w:eastAsia="Microsoft YaHei" w:hAnsi="Microsoft YaHei"/>
-                <w:b w:val="false"/>
-                <w:bCs w:val="false"/>
-                <w:color w:val="17324D"/>
-                <w:sz w:val="19"/>
-                <w:szCs w:val="19"/>
+                <w:b w:val="false"/>
+                <w:bCs w:val="false"/>
+                <w:color w:val="17324D"/>
+                <w:sz w:val="19"/>
+                <w:szCs w:val="19"/>
+                <w:rFonts w:ascii="Microsoft YaHei" w:cs="Microsoft YaHei" w:eastAsia="Microsoft YaHei" w:hAnsi="Microsoft YaHei"/>
               </w:rPr>
               <w:t xml:space="preserve">CSV 含引号商户并重复导入</w:t>
             </w:r>
@@ -4055,12 +5097,12 @@
           <w:p>
             <w:r>
               <w:rPr>
-                <w:rFonts w:ascii="Microsoft YaHei" w:cs="Microsoft YaHei" w:eastAsia="Microsoft YaHei" w:hAnsi="Microsoft YaHei"/>
-                <w:b w:val="false"/>
-                <w:bCs w:val="false"/>
-                <w:color w:val="17324D"/>
-                <w:sz w:val="19"/>
-                <w:szCs w:val="19"/>
+                <w:b w:val="false"/>
+                <w:bCs w:val="false"/>
+                <w:color w:val="17324D"/>
+                <w:sz w:val="19"/>
+                <w:szCs w:val="19"/>
+                <w:rFonts w:ascii="Microsoft YaHei" w:cs="Microsoft YaHei" w:eastAsia="Microsoft YaHei" w:hAnsi="Microsoft YaHei"/>
               </w:rPr>
               <w:t xml:space="preserve">正确解析并提示疑似重复</w:t>
             </w:r>
@@ -4083,12 +5125,12 @@
           <w:p>
             <w:r>
               <w:rPr>
-                <w:rFonts w:ascii="Microsoft YaHei" w:cs="Microsoft YaHei" w:eastAsia="Microsoft YaHei" w:hAnsi="Microsoft YaHei"/>
-                <w:b w:val="false"/>
-                <w:bCs w:val="false"/>
-                <w:color w:val="17324D"/>
-                <w:sz w:val="19"/>
-                <w:szCs w:val="19"/>
+                <w:b w:val="false"/>
+                <w:bCs w:val="false"/>
+                <w:color w:val="17324D"/>
+                <w:sz w:val="19"/>
+                <w:szCs w:val="19"/>
+                <w:rFonts w:ascii="Microsoft YaHei" w:cs="Microsoft YaHei" w:eastAsia="Microsoft YaHei" w:hAnsi="Microsoft YaHei"/>
               </w:rPr>
               <w:t xml:space="preserve">T05</w:t>
             </w:r>
@@ -4109,12 +5151,12 @@
           <w:p>
             <w:r>
               <w:rPr>
-                <w:rFonts w:ascii="Microsoft YaHei" w:cs="Microsoft YaHei" w:eastAsia="Microsoft YaHei" w:hAnsi="Microsoft YaHei"/>
-                <w:b w:val="false"/>
-                <w:bCs w:val="false"/>
-                <w:color w:val="17324D"/>
-                <w:sz w:val="19"/>
-                <w:szCs w:val="19"/>
+                <w:b w:val="false"/>
+                <w:bCs w:val="false"/>
+                <w:color w:val="17324D"/>
+                <w:sz w:val="19"/>
+                <w:szCs w:val="19"/>
+                <w:rFonts w:ascii="Microsoft YaHei" w:cs="Microsoft YaHei" w:eastAsia="Microsoft YaHei" w:hAnsi="Microsoft YaHei"/>
               </w:rPr>
               <w:t xml:space="preserve">撤销一个导入批次</w:t>
             </w:r>
@@ -4135,12 +5177,12 @@
           <w:p>
             <w:r>
               <w:rPr>
-                <w:rFonts w:ascii="Microsoft YaHei" w:cs="Microsoft YaHei" w:eastAsia="Microsoft YaHei" w:hAnsi="Microsoft YaHei"/>
-                <w:b w:val="false"/>
-                <w:bCs w:val="false"/>
-                <w:color w:val="17324D"/>
-                <w:sz w:val="19"/>
-                <w:szCs w:val="19"/>
+                <w:b w:val="false"/>
+                <w:bCs w:val="false"/>
+                <w:color w:val="17324D"/>
+                <w:sz w:val="19"/>
+                <w:szCs w:val="19"/>
+                <w:rFonts w:ascii="Microsoft YaHei" w:cs="Microsoft YaHei" w:eastAsia="Microsoft YaHei" w:hAnsi="Microsoft YaHei"/>
               </w:rPr>
               <w:t xml:space="preserve">仅移除该批次交易并重算指标</w:t>
             </w:r>
@@ -4163,12 +5205,12 @@
           <w:p>
             <w:r>
               <w:rPr>
-                <w:rFonts w:ascii="Microsoft YaHei" w:cs="Microsoft YaHei" w:eastAsia="Microsoft YaHei" w:hAnsi="Microsoft YaHei"/>
-                <w:b w:val="false"/>
-                <w:bCs w:val="false"/>
-                <w:color w:val="17324D"/>
-                <w:sz w:val="19"/>
-                <w:szCs w:val="19"/>
+                <w:b w:val="false"/>
+                <w:bCs w:val="false"/>
+                <w:color w:val="17324D"/>
+                <w:sz w:val="19"/>
+                <w:szCs w:val="19"/>
+                <w:rFonts w:ascii="Microsoft YaHei" w:cs="Microsoft YaHei" w:eastAsia="Microsoft YaHei" w:hAnsi="Microsoft YaHei"/>
               </w:rPr>
               <w:t xml:space="preserve">T06</w:t>
             </w:r>
@@ -4189,12 +5231,12 @@
           <w:p>
             <w:r>
               <w:rPr>
-                <w:rFonts w:ascii="Microsoft YaHei" w:cs="Microsoft YaHei" w:eastAsia="Microsoft YaHei" w:hAnsi="Microsoft YaHei"/>
-                <w:b w:val="false"/>
-                <w:bCs w:val="false"/>
-                <w:color w:val="17324D"/>
-                <w:sz w:val="19"/>
-                <w:szCs w:val="19"/>
+                <w:b w:val="false"/>
+                <w:bCs w:val="false"/>
+                <w:color w:val="17324D"/>
+                <w:sz w:val="19"/>
+                <w:szCs w:val="19"/>
+                <w:rFonts w:ascii="Microsoft YaHei" w:cs="Microsoft YaHei" w:eastAsia="Microsoft YaHei" w:hAnsi="Microsoft YaHei"/>
               </w:rPr>
               <w:t xml:space="preserve">访问编码路径穿越地址</w:t>
             </w:r>
@@ -4215,12 +5257,12 @@
           <w:p>
             <w:r>
               <w:rPr>
-                <w:rFonts w:ascii="Microsoft YaHei" w:cs="Microsoft YaHei" w:eastAsia="Microsoft YaHei" w:hAnsi="Microsoft YaHei"/>
-                <w:b w:val="false"/>
-                <w:bCs w:val="false"/>
-                <w:color w:val="17324D"/>
-                <w:sz w:val="19"/>
-                <w:szCs w:val="19"/>
+                <w:b w:val="false"/>
+                <w:bCs w:val="false"/>
+                <w:color w:val="17324D"/>
+                <w:sz w:val="19"/>
+                <w:szCs w:val="19"/>
+                <w:rFonts w:ascii="Microsoft YaHei" w:cs="Microsoft YaHei" w:eastAsia="Microsoft YaHei" w:hAnsi="Microsoft YaHei"/>
               </w:rPr>
               <w:t xml:space="preserve">服务器拒绝并不暴露文件</w:t>
             </w:r>
@@ -4243,12 +5285,12 @@
           <w:p>
             <w:r>
               <w:rPr>
-                <w:rFonts w:ascii="Microsoft YaHei" w:cs="Microsoft YaHei" w:eastAsia="Microsoft YaHei" w:hAnsi="Microsoft YaHei"/>
-                <w:b w:val="false"/>
-                <w:bCs w:val="false"/>
-                <w:color w:val="17324D"/>
-                <w:sz w:val="19"/>
-                <w:szCs w:val="19"/>
+                <w:b w:val="false"/>
+                <w:bCs w:val="false"/>
+                <w:color w:val="17324D"/>
+                <w:sz w:val="19"/>
+                <w:szCs w:val="19"/>
+                <w:rFonts w:ascii="Microsoft YaHei" w:cs="Microsoft YaHei" w:eastAsia="Microsoft YaHei" w:hAnsi="Microsoft YaHei"/>
               </w:rPr>
               <w:t xml:space="preserve">T07</w:t>
             </w:r>
@@ -4269,12 +5311,12 @@
           <w:p>
             <w:r>
               <w:rPr>
-                <w:rFonts w:ascii="Microsoft YaHei" w:cs="Microsoft YaHei" w:eastAsia="Microsoft YaHei" w:hAnsi="Microsoft YaHei"/>
-                <w:b w:val="false"/>
-                <w:bCs w:val="false"/>
-                <w:color w:val="17324D"/>
-                <w:sz w:val="19"/>
-                <w:szCs w:val="19"/>
+                <w:b w:val="false"/>
+                <w:bCs w:val="false"/>
+                <w:color w:val="17324D"/>
+                <w:sz w:val="19"/>
+                <w:szCs w:val="19"/>
+                <w:rFonts w:ascii="Microsoft YaHei" w:cs="Microsoft YaHei" w:eastAsia="Microsoft YaHei" w:hAnsi="Microsoft YaHei"/>
               </w:rPr>
               <w:t xml:space="preserve">切换到报表页</w:t>
             </w:r>
@@ -4295,12 +5337,12 @@
           <w:p>
             <w:r>
               <w:rPr>
-                <w:rFonts w:ascii="Microsoft YaHei" w:cs="Microsoft YaHei" w:eastAsia="Microsoft YaHei" w:hAnsi="Microsoft YaHei"/>
-                <w:b w:val="false"/>
-                <w:bCs w:val="false"/>
-                <w:color w:val="17324D"/>
-                <w:sz w:val="19"/>
-                <w:szCs w:val="19"/>
+                <w:b w:val="false"/>
+                <w:bCs w:val="false"/>
+                <w:color w:val="17324D"/>
+                <w:sz w:val="19"/>
+                <w:szCs w:val="19"/>
+                <w:rFonts w:ascii="Microsoft YaHei" w:cs="Microsoft YaHei" w:eastAsia="Microsoft YaHei" w:hAnsi="Microsoft YaHei"/>
               </w:rPr>
               <w:t xml:space="preserve">趋势、分类结构和洞察均可见</w:t>
             </w:r>
@@ -4315,19 +5357,19 @@
       </w:pPr>
       <w:r>
         <w:rPr>
-          <w:rFonts w:ascii="Microsoft YaHei" w:cs="Microsoft YaHei" w:eastAsia="Microsoft YaHei" w:hAnsi="Microsoft YaHei"/>
           <w:color w:val="17324D"/>
           <w:sz w:val="22"/>
           <w:szCs w:val="22"/>
-        </w:rPr>
-        <w:t xml:space="preserve">截至提交版本，Node 自动化测试共 32 项，全部通过；真实 Chromium 回归执行通过，页面无控制台错误。测试命令为 npm run validate 和 npm run test:browser。</w:t>
+          <w:rFonts w:ascii="Microsoft YaHei" w:cs="Microsoft YaHei" w:eastAsia="Microsoft YaHei" w:hAnsi="Microsoft YaHei"/>
+        </w:rPr>
+        <w:t xml:space="preserve">截至提交版本，Node 自动化测试共 39 项、JUnit 集成测试共 5 项，全部通过；真实 Chromium 回归在交付 JAR 上执行通过，页面无控制台错误。测试命令为 npm run validate、mvn test 和 npm run test:browser。</w:t>
       </w:r>
     </w:p>
     <w:p>
       <w:pPr>
         <w:pStyle w:val="Heading1"/>
         <w:pageBreakBefore/>
-        <w:spacing w:after="140" w:before="180"/>
+        <w:spacing w:before="180" w:after="140"/>
       </w:pPr>
       <w:r>
         <w:t xml:space="preserve">8 安全性与可靠性</w:t>
@@ -4344,10 +5386,10 @@
       </w:pPr>
       <w:r>
         <w:rPr>
-          <w:rFonts w:ascii="Microsoft YaHei" w:cs="Microsoft YaHei" w:eastAsia="Microsoft YaHei" w:hAnsi="Microsoft YaHei"/>
           <w:color w:val="17324D"/>
           <w:sz w:val="22"/>
           <w:szCs w:val="22"/>
+          <w:rFonts w:ascii="Microsoft YaHei" w:cs="Microsoft YaHei" w:eastAsia="Microsoft YaHei" w:hAnsi="Microsoft YaHei"/>
         </w:rPr>
         <w:t xml:space="preserve">所有写入 innerHTML 的用户字段统一做 HTML 实体编码，降低存储型脚本注入风险。</w:t>
       </w:r>
@@ -4363,10 +5405,10 @@
       </w:pPr>
       <w:r>
         <w:rPr>
-          <w:rFonts w:ascii="Microsoft YaHei" w:cs="Microsoft YaHei" w:eastAsia="Microsoft YaHei" w:hAnsi="Microsoft YaHei"/>
           <w:color w:val="17324D"/>
           <w:sz w:val="22"/>
           <w:szCs w:val="22"/>
+          <w:rFonts w:ascii="Microsoft YaHei" w:cs="Microsoft YaHei" w:eastAsia="Microsoft YaHei" w:hAnsi="Microsoft YaHei"/>
         </w:rPr>
         <w:t xml:space="preserve">CSV 内容上限为 2MB；交易金额必须为正；账户引用必须存在；编辑不存在记录时拒绝静默创建。</w:t>
       </w:r>
@@ -4382,12 +5424,12 @@
       </w:pPr>
       <w:r>
         <w:rPr>
-          <w:rFonts w:ascii="Microsoft YaHei" w:cs="Microsoft YaHei" w:eastAsia="Microsoft YaHei" w:hAnsi="Microsoft YaHei"/>
           <w:color w:val="17324D"/>
           <w:sz w:val="22"/>
           <w:szCs w:val="22"/>
-        </w:rPr>
-        <w:t xml:space="preserve">Java 与 Node 服务器都只允许 GET/HEAD，拒绝路径穿越和隐藏目录访问。</w:t>
+          <w:rFonts w:ascii="Microsoft YaHei" w:cs="Microsoft YaHei" w:eastAsia="Microsoft YaHei" w:hAnsi="Microsoft YaHei"/>
+        </w:rPr>
+        <w:t xml:space="preserve">静态资源只允许 GET/HEAD；状态 API 只允许 GET/PUT，并拒绝超过 2MB 的请求。</w:t>
       </w:r>
     </w:p>
     <w:p>
@@ -4401,10 +5443,10 @@
       </w:pPr>
       <w:r>
         <w:rPr>
-          <w:rFonts w:ascii="Microsoft YaHei" w:cs="Microsoft YaHei" w:eastAsia="Microsoft YaHei" w:hAnsi="Microsoft YaHei"/>
           <w:color w:val="17324D"/>
           <w:sz w:val="22"/>
           <w:szCs w:val="22"/>
+          <w:rFonts w:ascii="Microsoft YaHei" w:cs="Microsoft YaHei" w:eastAsia="Microsoft YaHei" w:hAnsi="Microsoft YaHei"/>
         </w:rPr>
         <w:t xml:space="preserve">响应包含 CSP、X-Content-Type-Options、X-Frame-Options 和 Referrer-Policy。</w:t>
       </w:r>
@@ -4420,10 +5462,10 @@
       </w:pPr>
       <w:r>
         <w:rPr>
-          <w:rFonts w:ascii="Microsoft YaHei" w:cs="Microsoft YaHei" w:eastAsia="Microsoft YaHei" w:hAnsi="Microsoft YaHei"/>
           <w:color w:val="17324D"/>
           <w:sz w:val="22"/>
           <w:szCs w:val="22"/>
+          <w:rFonts w:ascii="Microsoft YaHei" w:cs="Microsoft YaHei" w:eastAsia="Microsoft YaHei" w:hAnsi="Microsoft YaHei"/>
         </w:rPr>
         <w:t xml:space="preserve">清空全部数据、删除交易、撤销导入等高影响操作均需用户确认。</w:t>
       </w:r>
@@ -4439,10 +5481,10 @@
       </w:pPr>
       <w:r>
         <w:rPr>
-          <w:rFonts w:ascii="Microsoft YaHei" w:cs="Microsoft YaHei" w:eastAsia="Microsoft YaHei" w:hAnsi="Microsoft YaHei"/>
           <w:color w:val="17324D"/>
           <w:sz w:val="22"/>
           <w:szCs w:val="22"/>
+          <w:rFonts w:ascii="Microsoft YaHei" w:cs="Microsoft YaHei" w:eastAsia="Microsoft YaHei" w:hAnsi="Microsoft YaHei"/>
         </w:rPr>
         <w:t xml:space="preserve">本地存储不宣称提供多用户隔离；若产品化，必须增加认证授权、服务端事务、传输和静态加密。</w:t>
       </w:r>
@@ -4451,7 +5493,7 @@
       <w:pPr>
         <w:pStyle w:val="Heading1"/>
         <w:pageBreakBefore/>
-        <w:spacing w:after="140" w:before="180"/>
+        <w:spacing w:before="180" w:after="140"/>
       </w:pPr>
       <w:r>
         <w:t xml:space="preserve">9 项目成果与总结</w:t>
@@ -4464,10 +5506,10 @@
       </w:pPr>
       <w:r>
         <w:rPr>
-          <w:rFonts w:ascii="Microsoft YaHei" w:cs="Microsoft YaHei" w:eastAsia="Microsoft YaHei" w:hAnsi="Microsoft YaHei"/>
           <w:color w:val="17324D"/>
           <w:sz w:val="22"/>
           <w:szCs w:val="22"/>
+          <w:rFonts w:ascii="Microsoft YaHei" w:cs="Microsoft YaHei" w:eastAsia="Microsoft YaHei" w:hAnsi="Microsoft YaHei"/>
         </w:rPr>
         <w:t xml:space="preserve">本项目完成了从需求分析、产品设计、体系结构设计、详细设计到编码、测试和部署的完整实训链路。系统不以静态原型结束，而是交付可直接运行的 Java 程序和配套源代码；核心业务闭环、报表分析、数据治理及安全边界均有实现与测试证据。MVC 使关注点清晰分离，观察者模式保证不同视图对同一状态变更保持一致，整数分和纯函数计算提高了财务数据的正确性与可测试性。</w:t>
       </w:r>
@@ -4479,19 +5521,19 @@
       </w:pPr>
       <w:r>
         <w:rPr>
-          <w:rFonts w:ascii="Microsoft YaHei" w:cs="Microsoft YaHei" w:eastAsia="Microsoft YaHei" w:hAnsi="Microsoft YaHei"/>
           <w:color w:val="17324D"/>
           <w:sz w:val="22"/>
           <w:szCs w:val="22"/>
-        </w:rPr>
-        <w:t xml:space="preserve">后续可以在保持领域接口稳定的基础上增加登录与服务端数据库、可视化字段映射、分类维护、年度预算和多端同步。本次实训说明了体系结构并非形式化图示，而是直接影响代码可读性、变化成本、测试难度和部署可靠性的工程决策。</w:t>
+          <w:rFonts w:ascii="Microsoft YaHei" w:cs="Microsoft YaHei" w:eastAsia="Microsoft YaHei" w:hAnsi="Microsoft YaHei"/>
+        </w:rPr>
+        <w:t xml:space="preserve">后续可以在保持领域接口稳定的基础上增加登录授权、数据库迁移、可视化字段映射、年度预算和多端同步。本次实训说明了体系结构并非形式化图示，而是直接影响代码可读性、变化成本、测试难度和部署可靠性的工程决策。</w:t>
       </w:r>
     </w:p>
     <w:p>
       <w:pPr>
         <w:pStyle w:val="Heading1"/>
         <w:pageBreakBefore/>
-        <w:spacing w:after="140" w:before="180"/>
+        <w:spacing w:before="180" w:after="140"/>
       </w:pPr>
       <w:r>
         <w:t xml:space="preserve">10 小组分工</w:t>
@@ -4534,12 +5576,12 @@
           <w:p>
             <w:r>
               <w:rPr>
-                <w:rFonts w:ascii="Microsoft YaHei" w:cs="Microsoft YaHei" w:eastAsia="Microsoft YaHei" w:hAnsi="Microsoft YaHei"/>
                 <w:b/>
                 <w:bCs/>
                 <w:color w:val="FFFFFF"/>
                 <w:sz w:val="19"/>
                 <w:szCs w:val="19"/>
+                <w:rFonts w:ascii="Microsoft YaHei" w:cs="Microsoft YaHei" w:eastAsia="Microsoft YaHei" w:hAnsi="Microsoft YaHei"/>
               </w:rPr>
               <w:t xml:space="preserve">成员</w:t>
             </w:r>
@@ -4560,12 +5602,12 @@
           <w:p>
             <w:r>
               <w:rPr>
-                <w:rFonts w:ascii="Microsoft YaHei" w:cs="Microsoft YaHei" w:eastAsia="Microsoft YaHei" w:hAnsi="Microsoft YaHei"/>
                 <w:b/>
                 <w:bCs/>
                 <w:color w:val="FFFFFF"/>
                 <w:sz w:val="19"/>
                 <w:szCs w:val="19"/>
+                <w:rFonts w:ascii="Microsoft YaHei" w:cs="Microsoft YaHei" w:eastAsia="Microsoft YaHei" w:hAnsi="Microsoft YaHei"/>
               </w:rPr>
               <w:t xml:space="preserve">学号</w:t>
             </w:r>
@@ -4586,12 +5628,12 @@
           <w:p>
             <w:r>
               <w:rPr>
-                <w:rFonts w:ascii="Microsoft YaHei" w:cs="Microsoft YaHei" w:eastAsia="Microsoft YaHei" w:hAnsi="Microsoft YaHei"/>
                 <w:b/>
                 <w:bCs/>
                 <w:color w:val="FFFFFF"/>
                 <w:sz w:val="19"/>
                 <w:szCs w:val="19"/>
+                <w:rFonts w:ascii="Microsoft YaHei" w:cs="Microsoft YaHei" w:eastAsia="Microsoft YaHei" w:hAnsi="Microsoft YaHei"/>
               </w:rPr>
               <w:t xml:space="preserve">主要工作</w:t>
             </w:r>
@@ -4612,12 +5654,12 @@
           <w:p>
             <w:r>
               <w:rPr>
-                <w:rFonts w:ascii="Microsoft YaHei" w:cs="Microsoft YaHei" w:eastAsia="Microsoft YaHei" w:hAnsi="Microsoft YaHei"/>
                 <w:b/>
                 <w:bCs/>
                 <w:color w:val="FFFFFF"/>
                 <w:sz w:val="19"/>
                 <w:szCs w:val="19"/>
+                <w:rFonts w:ascii="Microsoft YaHei" w:cs="Microsoft YaHei" w:eastAsia="Microsoft YaHei" w:hAnsi="Microsoft YaHei"/>
               </w:rPr>
               <w:t xml:space="preserve">贡献比例</w:t>
             </w:r>
@@ -4640,14 +5682,14 @@
           <w:p>
             <w:r>
               <w:rPr>
-                <w:rFonts w:ascii="Microsoft YaHei" w:cs="Microsoft YaHei" w:eastAsia="Microsoft YaHei" w:hAnsi="Microsoft YaHei"/>
-                <w:b w:val="false"/>
-                <w:bCs w:val="false"/>
-                <w:color w:val="17324D"/>
-                <w:sz w:val="19"/>
-                <w:szCs w:val="19"/>
-              </w:rPr>
-              <w:t xml:space="preserve">蓝思钰</w:t>
+                <w:b w:val="false"/>
+                <w:bCs w:val="false"/>
+                <w:color w:val="17324D"/>
+                <w:sz w:val="19"/>
+                <w:szCs w:val="19"/>
+                <w:rFonts w:ascii="Microsoft YaHei" w:cs="Microsoft YaHei" w:eastAsia="Microsoft YaHei" w:hAnsi="Microsoft YaHei"/>
+              </w:rPr>
+              <w:t xml:space="preserve">姜萱萱</w:t>
             </w:r>
           </w:p>
         </w:tc>
@@ -4666,14 +5708,14 @@
           <w:p>
             <w:r>
               <w:rPr>
-                <w:rFonts w:ascii="Microsoft YaHei" w:cs="Microsoft YaHei" w:eastAsia="Microsoft YaHei" w:hAnsi="Microsoft YaHei"/>
-                <w:b w:val="false"/>
-                <w:bCs w:val="false"/>
-                <w:color w:val="17324D"/>
-                <w:sz w:val="19"/>
-                <w:szCs w:val="19"/>
-              </w:rPr>
-              <w:t xml:space="preserve">52302042011</w:t>
+                <w:b w:val="false"/>
+                <w:bCs w:val="false"/>
+                <w:color w:val="17324D"/>
+                <w:sz w:val="19"/>
+                <w:szCs w:val="19"/>
+                <w:rFonts w:ascii="Microsoft YaHei" w:cs="Microsoft YaHei" w:eastAsia="Microsoft YaHei" w:hAnsi="Microsoft YaHei"/>
+              </w:rPr>
+              <w:t xml:space="preserve">52302042008</w:t>
             </w:r>
           </w:p>
         </w:tc>
@@ -4692,14 +5734,14 @@
           <w:p>
             <w:r>
               <w:rPr>
-                <w:rFonts w:ascii="Microsoft YaHei" w:cs="Microsoft YaHei" w:eastAsia="Microsoft YaHei" w:hAnsi="Microsoft YaHei"/>
-                <w:b w:val="false"/>
-                <w:bCs w:val="false"/>
-                <w:color w:val="17324D"/>
-                <w:sz w:val="19"/>
-                <w:szCs w:val="19"/>
-              </w:rPr>
-              <w:t xml:space="preserve">需求分析、产品方案与总体设计</w:t>
+                <w:b w:val="false"/>
+                <w:bCs w:val="false"/>
+                <w:color w:val="17324D"/>
+                <w:sz w:val="19"/>
+                <w:szCs w:val="19"/>
+                <w:rFonts w:ascii="Microsoft YaHei" w:cs="Microsoft YaHei" w:eastAsia="Microsoft YaHei" w:hAnsi="Microsoft YaHei"/>
+              </w:rPr>
+              <w:t xml:space="preserve">系统架构设计与代码实现、自动化测试</w:t>
             </w:r>
           </w:p>
         </w:tc>
@@ -4718,14 +5760,14 @@
           <w:p>
             <w:r>
               <w:rPr>
-                <w:rFonts w:ascii="Microsoft YaHei" w:cs="Microsoft YaHei" w:eastAsia="Microsoft YaHei" w:hAnsi="Microsoft YaHei"/>
-                <w:b w:val="false"/>
-                <w:bCs w:val="false"/>
-                <w:color w:val="17324D"/>
-                <w:sz w:val="19"/>
-                <w:szCs w:val="19"/>
-              </w:rPr>
-              <w:t xml:space="preserve">20%</w:t>
+                <w:b w:val="false"/>
+                <w:bCs w:val="false"/>
+                <w:color w:val="17324D"/>
+                <w:sz w:val="19"/>
+                <w:szCs w:val="19"/>
+                <w:rFonts w:ascii="Microsoft YaHei" w:cs="Microsoft YaHei" w:eastAsia="Microsoft YaHei" w:hAnsi="Microsoft YaHei"/>
+              </w:rPr>
+              <w:t xml:space="preserve">40%</w:t>
             </w:r>
           </w:p>
         </w:tc>
@@ -4746,14 +5788,14 @@
           <w:p>
             <w:r>
               <w:rPr>
-                <w:rFonts w:ascii="Microsoft YaHei" w:cs="Microsoft YaHei" w:eastAsia="Microsoft YaHei" w:hAnsi="Microsoft YaHei"/>
-                <w:b w:val="false"/>
-                <w:bCs w:val="false"/>
-                <w:color w:val="17324D"/>
-                <w:sz w:val="19"/>
-                <w:szCs w:val="19"/>
-              </w:rPr>
-              <w:t xml:space="preserve">姜萱萱</w:t>
+                <w:b w:val="false"/>
+                <w:bCs w:val="false"/>
+                <w:color w:val="17324D"/>
+                <w:sz w:val="19"/>
+                <w:szCs w:val="19"/>
+                <w:rFonts w:ascii="Microsoft YaHei" w:cs="Microsoft YaHei" w:eastAsia="Microsoft YaHei" w:hAnsi="Microsoft YaHei"/>
+              </w:rPr>
+              <w:t xml:space="preserve">蓝思钰</w:t>
             </w:r>
           </w:p>
         </w:tc>
@@ -4772,14 +5814,14 @@
           <w:p>
             <w:r>
               <w:rPr>
-                <w:rFonts w:ascii="Microsoft YaHei" w:cs="Microsoft YaHei" w:eastAsia="Microsoft YaHei" w:hAnsi="Microsoft YaHei"/>
-                <w:b w:val="false"/>
-                <w:bCs w:val="false"/>
-                <w:color w:val="17324D"/>
-                <w:sz w:val="19"/>
-                <w:szCs w:val="19"/>
-              </w:rPr>
-              <w:t xml:space="preserve">52302042008</w:t>
+                <w:b w:val="false"/>
+                <w:bCs w:val="false"/>
+                <w:color w:val="17324D"/>
+                <w:sz w:val="19"/>
+                <w:szCs w:val="19"/>
+                <w:rFonts w:ascii="Microsoft YaHei" w:cs="Microsoft YaHei" w:eastAsia="Microsoft YaHei" w:hAnsi="Microsoft YaHei"/>
+              </w:rPr>
+              <w:t xml:space="preserve">52302042011</w:t>
             </w:r>
           </w:p>
         </w:tc>
@@ -4798,14 +5840,14 @@
           <w:p>
             <w:r>
               <w:rPr>
-                <w:rFonts w:ascii="Microsoft YaHei" w:cs="Microsoft YaHei" w:eastAsia="Microsoft YaHei" w:hAnsi="Microsoft YaHei"/>
-                <w:b w:val="false"/>
-                <w:bCs w:val="false"/>
-                <w:color w:val="17324D"/>
-                <w:sz w:val="19"/>
-                <w:szCs w:val="19"/>
-              </w:rPr>
-              <w:t xml:space="preserve">界面设计、响应式布局与交互实现</w:t>
+                <w:b w:val="false"/>
+                <w:bCs w:val="false"/>
+                <w:color w:val="17324D"/>
+                <w:sz w:val="19"/>
+                <w:szCs w:val="19"/>
+                <w:rFonts w:ascii="Microsoft YaHei" w:cs="Microsoft YaHei" w:eastAsia="Microsoft YaHei" w:hAnsi="Microsoft YaHei"/>
+              </w:rPr>
+              <w:t xml:space="preserve">需求分析与产品设计文档整理</w:t>
             </w:r>
           </w:p>
         </w:tc>
@@ -4824,14 +5866,14 @@
           <w:p>
             <w:r>
               <w:rPr>
-                <w:rFonts w:ascii="Microsoft YaHei" w:cs="Microsoft YaHei" w:eastAsia="Microsoft YaHei" w:hAnsi="Microsoft YaHei"/>
-                <w:b w:val="false"/>
-                <w:bCs w:val="false"/>
-                <w:color w:val="17324D"/>
-                <w:sz w:val="19"/>
-                <w:szCs w:val="19"/>
-              </w:rPr>
-              <w:t xml:space="preserve">20%</w:t>
+                <w:b w:val="false"/>
+                <w:bCs w:val="false"/>
+                <w:color w:val="17324D"/>
+                <w:sz w:val="19"/>
+                <w:szCs w:val="19"/>
+                <w:rFonts w:ascii="Microsoft YaHei" w:cs="Microsoft YaHei" w:eastAsia="Microsoft YaHei" w:hAnsi="Microsoft YaHei"/>
+              </w:rPr>
+              <w:t xml:space="preserve">15%</w:t>
             </w:r>
           </w:p>
         </w:tc>
@@ -4852,12 +5894,12 @@
           <w:p>
             <w:r>
               <w:rPr>
-                <w:rFonts w:ascii="Microsoft YaHei" w:cs="Microsoft YaHei" w:eastAsia="Microsoft YaHei" w:hAnsi="Microsoft YaHei"/>
-                <w:b w:val="false"/>
-                <w:bCs w:val="false"/>
-                <w:color w:val="17324D"/>
-                <w:sz w:val="19"/>
-                <w:szCs w:val="19"/>
+                <w:b w:val="false"/>
+                <w:bCs w:val="false"/>
+                <w:color w:val="17324D"/>
+                <w:sz w:val="19"/>
+                <w:szCs w:val="19"/>
+                <w:rFonts w:ascii="Microsoft YaHei" w:cs="Microsoft YaHei" w:eastAsia="Microsoft YaHei" w:hAnsi="Microsoft YaHei"/>
               </w:rPr>
               <w:t xml:space="preserve">刘晓盼</w:t>
             </w:r>
@@ -4878,12 +5920,12 @@
           <w:p>
             <w:r>
               <w:rPr>
-                <w:rFonts w:ascii="Microsoft YaHei" w:cs="Microsoft YaHei" w:eastAsia="Microsoft YaHei" w:hAnsi="Microsoft YaHei"/>
-                <w:b w:val="false"/>
-                <w:bCs w:val="false"/>
-                <w:color w:val="17324D"/>
-                <w:sz w:val="19"/>
-                <w:szCs w:val="19"/>
+                <w:b w:val="false"/>
+                <w:bCs w:val="false"/>
+                <w:color w:val="17324D"/>
+                <w:sz w:val="19"/>
+                <w:szCs w:val="19"/>
+                <w:rFonts w:ascii="Microsoft YaHei" w:cs="Microsoft YaHei" w:eastAsia="Microsoft YaHei" w:hAnsi="Microsoft YaHei"/>
               </w:rPr>
               <w:t xml:space="preserve">52302042019</w:t>
             </w:r>
@@ -4904,14 +5946,14 @@
           <w:p>
             <w:r>
               <w:rPr>
-                <w:rFonts w:ascii="Microsoft YaHei" w:cs="Microsoft YaHei" w:eastAsia="Microsoft YaHei" w:hAnsi="Microsoft YaHei"/>
-                <w:b w:val="false"/>
-                <w:bCs w:val="false"/>
-                <w:color w:val="17324D"/>
-                <w:sz w:val="19"/>
-                <w:szCs w:val="19"/>
-              </w:rPr>
-              <w:t xml:space="preserve">领域模型、业务规则与报表计算</w:t>
+                <w:b w:val="false"/>
+                <w:bCs w:val="false"/>
+                <w:color w:val="17324D"/>
+                <w:sz w:val="19"/>
+                <w:szCs w:val="19"/>
+                <w:rFonts w:ascii="Microsoft YaHei" w:cs="Microsoft YaHei" w:eastAsia="Microsoft YaHei" w:hAnsi="Microsoft YaHei"/>
+              </w:rPr>
+              <w:t xml:space="preserve">数据库设计与技术设计文档整理</w:t>
             </w:r>
           </w:p>
         </w:tc>
@@ -4930,14 +5972,14 @@
           <w:p>
             <w:r>
               <w:rPr>
-                <w:rFonts w:ascii="Microsoft YaHei" w:cs="Microsoft YaHei" w:eastAsia="Microsoft YaHei" w:hAnsi="Microsoft YaHei"/>
-                <w:b w:val="false"/>
-                <w:bCs w:val="false"/>
-                <w:color w:val="17324D"/>
-                <w:sz w:val="19"/>
-                <w:szCs w:val="19"/>
-              </w:rPr>
-              <w:t xml:space="preserve">20%</w:t>
+                <w:b w:val="false"/>
+                <w:bCs w:val="false"/>
+                <w:color w:val="17324D"/>
+                <w:sz w:val="19"/>
+                <w:szCs w:val="19"/>
+                <w:rFonts w:ascii="Microsoft YaHei" w:cs="Microsoft YaHei" w:eastAsia="Microsoft YaHei" w:hAnsi="Microsoft YaHei"/>
+              </w:rPr>
+              <w:t xml:space="preserve">15%</w:t>
             </w:r>
           </w:p>
         </w:tc>
@@ -4958,12 +6000,12 @@
           <w:p>
             <w:r>
               <w:rPr>
-                <w:rFonts w:ascii="Microsoft YaHei" w:cs="Microsoft YaHei" w:eastAsia="Microsoft YaHei" w:hAnsi="Microsoft YaHei"/>
-                <w:b w:val="false"/>
-                <w:bCs w:val="false"/>
-                <w:color w:val="17324D"/>
-                <w:sz w:val="19"/>
-                <w:szCs w:val="19"/>
+                <w:b w:val="false"/>
+                <w:bCs w:val="false"/>
+                <w:color w:val="17324D"/>
+                <w:sz w:val="19"/>
+                <w:szCs w:val="19"/>
+                <w:rFonts w:ascii="Microsoft YaHei" w:cs="Microsoft YaHei" w:eastAsia="Microsoft YaHei" w:hAnsi="Microsoft YaHei"/>
               </w:rPr>
               <w:t xml:space="preserve">王晨</w:t>
             </w:r>
@@ -4984,12 +6026,12 @@
           <w:p>
             <w:r>
               <w:rPr>
-                <w:rFonts w:ascii="Microsoft YaHei" w:cs="Microsoft YaHei" w:eastAsia="Microsoft YaHei" w:hAnsi="Microsoft YaHei"/>
-                <w:b w:val="false"/>
-                <w:bCs w:val="false"/>
-                <w:color w:val="17324D"/>
-                <w:sz w:val="19"/>
-                <w:szCs w:val="19"/>
+                <w:b w:val="false"/>
+                <w:bCs w:val="false"/>
+                <w:color w:val="17324D"/>
+                <w:sz w:val="19"/>
+                <w:szCs w:val="19"/>
+                <w:rFonts w:ascii="Microsoft YaHei" w:cs="Microsoft YaHei" w:eastAsia="Microsoft YaHei" w:hAnsi="Microsoft YaHei"/>
               </w:rPr>
               <w:t xml:space="preserve">52302042035</w:t>
             </w:r>
@@ -5010,14 +6052,14 @@
           <w:p>
             <w:r>
               <w:rPr>
-                <w:rFonts w:ascii="Microsoft YaHei" w:cs="Microsoft YaHei" w:eastAsia="Microsoft YaHei" w:hAnsi="Microsoft YaHei"/>
-                <w:b w:val="false"/>
-                <w:bCs w:val="false"/>
-                <w:color w:val="17324D"/>
-                <w:sz w:val="19"/>
-                <w:szCs w:val="19"/>
-              </w:rPr>
-              <w:t xml:space="preserve">数据导入、安全控制与自动化测试</w:t>
+                <w:b w:val="false"/>
+                <w:bCs w:val="false"/>
+                <w:color w:val="17324D"/>
+                <w:sz w:val="19"/>
+                <w:szCs w:val="19"/>
+                <w:rFonts w:ascii="Microsoft YaHei" w:cs="Microsoft YaHei" w:eastAsia="Microsoft YaHei" w:hAnsi="Microsoft YaHei"/>
+              </w:rPr>
+              <w:t xml:space="preserve">测试用例整理与质量验证文档</w:t>
             </w:r>
           </w:p>
         </w:tc>
@@ -5036,14 +6078,14 @@
           <w:p>
             <w:r>
               <w:rPr>
-                <w:rFonts w:ascii="Microsoft YaHei" w:cs="Microsoft YaHei" w:eastAsia="Microsoft YaHei" w:hAnsi="Microsoft YaHei"/>
-                <w:b w:val="false"/>
-                <w:bCs w:val="false"/>
-                <w:color w:val="17324D"/>
-                <w:sz w:val="19"/>
-                <w:szCs w:val="19"/>
-              </w:rPr>
-              <w:t xml:space="preserve">20%</w:t>
+                <w:b w:val="false"/>
+                <w:bCs w:val="false"/>
+                <w:color w:val="17324D"/>
+                <w:sz w:val="19"/>
+                <w:szCs w:val="19"/>
+                <w:rFonts w:ascii="Microsoft YaHei" w:cs="Microsoft YaHei" w:eastAsia="Microsoft YaHei" w:hAnsi="Microsoft YaHei"/>
+              </w:rPr>
+              <w:t xml:space="preserve">15%</w:t>
             </w:r>
           </w:p>
         </w:tc>
@@ -5064,12 +6106,12 @@
           <w:p>
             <w:r>
               <w:rPr>
-                <w:rFonts w:ascii="Microsoft YaHei" w:cs="Microsoft YaHei" w:eastAsia="Microsoft YaHei" w:hAnsi="Microsoft YaHei"/>
-                <w:b w:val="false"/>
-                <w:bCs w:val="false"/>
-                <w:color w:val="17324D"/>
-                <w:sz w:val="19"/>
-                <w:szCs w:val="19"/>
+                <w:b w:val="false"/>
+                <w:bCs w:val="false"/>
+                <w:color w:val="17324D"/>
+                <w:sz w:val="19"/>
+                <w:szCs w:val="19"/>
+                <w:rFonts w:ascii="Microsoft YaHei" w:cs="Microsoft YaHei" w:eastAsia="Microsoft YaHei" w:hAnsi="Microsoft YaHei"/>
               </w:rPr>
               <w:t xml:space="preserve">朱婷婷</w:t>
             </w:r>
@@ -5090,12 +6132,12 @@
           <w:p>
             <w:r>
               <w:rPr>
-                <w:rFonts w:ascii="Microsoft YaHei" w:cs="Microsoft YaHei" w:eastAsia="Microsoft YaHei" w:hAnsi="Microsoft YaHei"/>
-                <w:b w:val="false"/>
-                <w:bCs w:val="false"/>
-                <w:color w:val="17324D"/>
-                <w:sz w:val="19"/>
-                <w:szCs w:val="19"/>
+                <w:b w:val="false"/>
+                <w:bCs w:val="false"/>
+                <w:color w:val="17324D"/>
+                <w:sz w:val="19"/>
+                <w:szCs w:val="19"/>
+                <w:rFonts w:ascii="Microsoft YaHei" w:cs="Microsoft YaHei" w:eastAsia="Microsoft YaHei" w:hAnsi="Microsoft YaHei"/>
               </w:rPr>
               <w:t xml:space="preserve">52302042055</w:t>
             </w:r>
@@ -5116,14 +6158,14 @@
           <w:p>
             <w:r>
               <w:rPr>
-                <w:rFonts w:ascii="Microsoft YaHei" w:cs="Microsoft YaHei" w:eastAsia="Microsoft YaHei" w:hAnsi="Microsoft YaHei"/>
-                <w:b w:val="false"/>
-                <w:bCs w:val="false"/>
-                <w:color w:val="17324D"/>
-                <w:sz w:val="19"/>
-                <w:szCs w:val="19"/>
-              </w:rPr>
-              <w:t xml:space="preserve">部署打包、实训报告与答辩材料</w:t>
+                <w:b w:val="false"/>
+                <w:bCs w:val="false"/>
+                <w:color w:val="17324D"/>
+                <w:sz w:val="19"/>
+                <w:szCs w:val="19"/>
+                <w:rFonts w:ascii="Microsoft YaHei" w:cs="Microsoft YaHei" w:eastAsia="Microsoft YaHei" w:hAnsi="Microsoft YaHei"/>
+              </w:rPr>
+              <w:t xml:space="preserve">实训报告排版与答辩材料整理</w:t>
             </w:r>
           </w:p>
         </w:tc>
@@ -5142,14 +6184,14 @@
           <w:p>
             <w:r>
               <w:rPr>
-                <w:rFonts w:ascii="Microsoft YaHei" w:cs="Microsoft YaHei" w:eastAsia="Microsoft YaHei" w:hAnsi="Microsoft YaHei"/>
-                <w:b w:val="false"/>
-                <w:bCs w:val="false"/>
-                <w:color w:val="17324D"/>
-                <w:sz w:val="19"/>
-                <w:szCs w:val="19"/>
-              </w:rPr>
-              <w:t xml:space="preserve">20%</w:t>
+                <w:b w:val="false"/>
+                <w:bCs w:val="false"/>
+                <w:color w:val="17324D"/>
+                <w:sz w:val="19"/>
+                <w:szCs w:val="19"/>
+                <w:rFonts w:ascii="Microsoft YaHei" w:cs="Microsoft YaHei" w:eastAsia="Microsoft YaHei" w:hAnsi="Microsoft YaHei"/>
+              </w:rPr>
+              <w:t xml:space="preserve">15%</w:t>
             </w:r>
           </w:p>
         </w:tc>
@@ -5159,7 +6201,7 @@
       <w:pPr>
         <w:pStyle w:val="Heading1"/>
         <w:pageBreakBefore/>
-        <w:spacing w:after="140" w:before="180"/>
+        <w:spacing w:before="180" w:after="140"/>
       </w:pPr>
       <w:r>
         <w:t xml:space="preserve">参考文献</w:t>
@@ -5172,10 +6214,10 @@
       </w:pPr>
       <w:r>
         <w:rPr>
-          <w:rFonts w:ascii="Microsoft YaHei" w:cs="Microsoft YaHei" w:eastAsia="Microsoft YaHei" w:hAnsi="Microsoft YaHei"/>
           <w:color w:val="17324D"/>
           <w:sz w:val="22"/>
           <w:szCs w:val="22"/>
+          <w:rFonts w:ascii="Microsoft YaHei" w:cs="Microsoft YaHei" w:eastAsia="Microsoft YaHei" w:hAnsi="Microsoft YaHei"/>
         </w:rPr>
         <w:t xml:space="preserve">[1] 软件系统设计与体系结构综合实训指导书，蚌埠学院计算机与信息工程学院。</w:t>
       </w:r>
@@ -5187,10 +6229,10 @@
       </w:pPr>
       <w:r>
         <w:rPr>
-          <w:rFonts w:ascii="Microsoft YaHei" w:cs="Microsoft YaHei" w:eastAsia="Microsoft YaHei" w:hAnsi="Microsoft YaHei"/>
           <w:color w:val="17324D"/>
           <w:sz w:val="22"/>
           <w:szCs w:val="22"/>
+          <w:rFonts w:ascii="Microsoft YaHei" w:cs="Microsoft YaHei" w:eastAsia="Microsoft YaHei" w:hAnsi="Microsoft YaHei"/>
         </w:rPr>
         <w:t xml:space="preserve">[2] Gamma E, Helm R, Johnson R, Vlissides J. Design Patterns: Elements of Reusable Object-Oriented Software. Addison-Wesley, 1994.</w:t>
       </w:r>
@@ -5202,10 +6244,10 @@
       </w:pPr>
       <w:r>
         <w:rPr>
-          <w:rFonts w:ascii="Microsoft YaHei" w:cs="Microsoft YaHei" w:eastAsia="Microsoft YaHei" w:hAnsi="Microsoft YaHei"/>
           <w:color w:val="17324D"/>
           <w:sz w:val="22"/>
           <w:szCs w:val="22"/>
+          <w:rFonts w:ascii="Microsoft YaHei" w:cs="Microsoft YaHei" w:eastAsia="Microsoft YaHei" w:hAnsi="Microsoft YaHei"/>
         </w:rPr>
         <w:t xml:space="preserve">[3] Fielding R. Architectural Styles and the Design of Network-based Software Architectures. University of California, Irvine, 2000.</w:t>
       </w:r>
@@ -5217,16 +6259,16 @@
       </w:pPr>
       <w:r>
         <w:rPr>
-          <w:rFonts w:ascii="Microsoft YaHei" w:cs="Microsoft YaHei" w:eastAsia="Microsoft YaHei" w:hAnsi="Microsoft YaHei"/>
           <w:color w:val="17324D"/>
           <w:sz w:val="22"/>
           <w:szCs w:val="22"/>
+          <w:rFonts w:ascii="Microsoft YaHei" w:cs="Microsoft YaHei" w:eastAsia="Microsoft YaHei" w:hAnsi="Microsoft YaHei"/>
         </w:rPr>
         <w:t xml:space="preserve">[4] WHATWG. HTML Living Standard. 表单、Dialog、Web Storage 相关规范。</w:t>
       </w:r>
     </w:p>
     <w:sectPr>
-      <w:footerReference w:type="default" r:id="rId7"/>
+      <w:footerReference w:type="default" r:id="rId6"/>
       <w:pgSz w:w="11906" w:h="16838" w:orient="portrait"/>
       <w:pgMar w:top="1134" w:right="1134" w:bottom="1134" w:left="1134" w:header="708" w:footer="708" w:gutter="0"/>
       <w:pgNumType/>
@@ -5240,43 +6282,6 @@
 <w:comments xmlns:cx="http://schemas.microsoft.com/office/drawing/2014/chartex" xmlns:cx1="http://schemas.microsoft.com/office/drawing/2015/9/8/chartex" xmlns:cx2="http://schemas.microsoft.com/office/drawing/2015/10/21/chartex" xmlns:cx3="http://schemas.microsoft.com/office/drawing/2016/5/9/chartex" xmlns:cx4="http://schemas.microsoft.com/office/drawing/2016/5/10/chartex" xmlns:cx5="http://schemas.microsoft.com/office/drawing/2016/5/11/chartex" xmlns:cx6="http://schemas.microsoft.com/office/drawing/2016/5/12/chartex" xmlns:cx7="http://schemas.microsoft.com/office/drawing/2016/5/13/chartex" xmlns:cx8="http://schemas.microsoft.com/office/drawing/2016/5/14/chartex" xmlns:mc="http://schemas.openxmlformats.org/markup-compatibility/2006" xmlns:aink="http://schemas.microsoft.com/office/drawing/2016/ink" xmlns:am3d="http://schemas.microsoft.com/office/drawing/2017/model3d" xmlns:o="urn:schemas-microsoft-com:office:office" xmlns:r="http://schemas.openxmlformats.org/officeDocument/2006/relationships" xmlns:m="http://schemas.openxmlformats.org/officeDocument/2006/math" xmlns:v="urn:schemas-microsoft-com:vml" xmlns:wp14="http://schemas.microsoft.com/office/word/2010/wordprocessingDrawing" xmlns:wp="http://schemas.openxmlformats.org/drawingml/2006/wordprocessingDrawing" xmlns:w10="urn:schemas-microsoft-com:office:word" xmlns:w="http://schemas.openxmlformats.org/wordprocessingml/2006/main" xmlns:w14="http://schemas.microsoft.com/office/word/2010/wordml" xmlns:w15="http://schemas.microsoft.com/office/word/2012/wordml" xmlns:w16cex="http://schemas.microsoft.com/office/word/2018/wordml/cex" xmlns:w16cid="http://schemas.microsoft.com/office/word/2016/wordml/cid" xmlns:w16="http://schemas.microsoft.com/office/word/2018/wordml" xmlns:w16sdtdh="http://schemas.microsoft.com/office/word/2020/wordml/sdtdatahash" xmlns:w16se="http://schemas.microsoft.com/office/word/2015/wordml/symex" xmlns:wpg="http://schemas.microsoft.com/office/word/2010/wordprocessingGroup" xmlns:wpi="http://schemas.microsoft.com/office/word/2010/wordprocessingInk" xmlns:wne="http://schemas.microsoft.com/office/word/2006/wordml" xmlns:wps="http://schemas.microsoft.com/office/word/2010/wordprocessingShape"/>
 </file>
 
-<file path=word/endnotes.xml><?xml version="1.0" encoding="utf-8"?>
-<w:endnotes xmlns:wpc="http://schemas.microsoft.com/office/word/2010/wordprocessingCanvas" xmlns:mc="http://schemas.openxmlformats.org/markup-compatibility/2006" xmlns:o="urn:schemas-microsoft-com:office:office" xmlns:r="http://schemas.openxmlformats.org/officeDocument/2006/relationships" xmlns:m="http://schemas.openxmlformats.org/officeDocument/2006/math" xmlns:v="urn:schemas-microsoft-com:vml" xmlns:wp14="http://schemas.microsoft.com/office/word/2010/wordprocessingDrawing" xmlns:wp="http://schemas.openxmlformats.org/drawingml/2006/wordprocessingDrawing" xmlns:w10="urn:schemas-microsoft-com:office:word" xmlns:w="http://schemas.openxmlformats.org/wordprocessingml/2006/main" xmlns:w14="http://schemas.microsoft.com/office/word/2010/wordml" xmlns:w15="http://schemas.microsoft.com/office/word/2012/wordml" xmlns:wpg="http://schemas.microsoft.com/office/word/2010/wordprocessingGroup" xmlns:wpi="http://schemas.microsoft.com/office/word/2010/wordprocessingInk" xmlns:wne="http://schemas.microsoft.com/office/word/2006/wordml" xmlns:wps="http://schemas.microsoft.com/office/word/2010/wordprocessingShape" mc:Ignorable="w14 w15 wp14">
-  <w:endnote w:type="separator" w:id="-1">
-    <w:p>
-      <w:pPr>
-        <w:spacing w:after="0" w:line="240" w:lineRule="auto"/>
-      </w:pPr>
-      <w:r>
-        <w:rPr>
-          <w:rStyle w:val="EndnoteReference"/>
-        </w:rPr>
-        <w:endnoteRef/>
-      </w:r>
-      <w:r>
-        <w:separator/>
-      </w:r>
-    </w:p>
-  </w:endnote>
-  <w:endnote w:type="continuationSeparator" w:id="0">
-    <w:p>
-      <w:pPr>
-        <w:spacing w:after="0" w:line="240" w:lineRule="auto"/>
-      </w:pPr>
-      <w:r>
-        <w:rPr>
-          <w:rStyle w:val="EndnoteReference"/>
-        </w:rPr>
-        <w:endnoteRef/>
-      </w:r>
-      <w:r>
-        <w:continuationSeparator/>
-      </w:r>
-    </w:p>
-  </w:endnote>
-</w:endnotes>
-</file>
-
 <file path=word/footer1.xml><?xml version="1.0" encoding="utf-8"?>
 <w:ftr xmlns:wpc="http://schemas.microsoft.com/office/word/2010/wordprocessingCanvas" xmlns:mc="http://schemas.openxmlformats.org/markup-compatibility/2006" xmlns:o="urn:schemas-microsoft-com:office:office" xmlns:r="http://schemas.openxmlformats.org/officeDocument/2006/relationships" xmlns:m="http://schemas.openxmlformats.org/officeDocument/2006/math" xmlns:v="urn:schemas-microsoft-com:vml" xmlns:wp14="http://schemas.microsoft.com/office/word/2010/wordprocessingDrawing" xmlns:wp="http://schemas.openxmlformats.org/drawingml/2006/wordprocessingDrawing" xmlns:w10="urn:schemas-microsoft-com:office:word" xmlns:w="http://schemas.openxmlformats.org/wordprocessingml/2006/main" xmlns:w14="http://schemas.microsoft.com/office/word/2010/wordml" xmlns:w15="http://schemas.microsoft.com/office/word/2012/wordml" xmlns:wpg="http://schemas.microsoft.com/office/word/2010/wordprocessingGroup" xmlns:wpi="http://schemas.microsoft.com/office/word/2010/wordprocessingInk" xmlns:wne="http://schemas.microsoft.com/office/word/2006/wordml" xmlns:wps="http://schemas.microsoft.com/office/word/2010/wordprocessingShape">
   <w:p>
@@ -5285,10 +6290,10 @@
     </w:pPr>
     <w:r>
       <w:rPr>
-        <w:rFonts w:ascii="Microsoft YaHei" w:cs="Microsoft YaHei" w:eastAsia="Microsoft YaHei" w:hAnsi="Microsoft YaHei"/>
         <w:color w:val="687D8F"/>
         <w:sz w:val="17"/>
         <w:szCs w:val="17"/>
+        <w:rFonts w:ascii="Microsoft YaHei" w:cs="Microsoft YaHei" w:eastAsia="Microsoft YaHei" w:hAnsi="Microsoft YaHei"/>
       </w:rPr>
       <w:t xml:space="preserve">一目 · 个人财务管理与可视化看板    </w:t>
     </w:r>
@@ -5462,10 +6467,10 @@
   <w:docDefaults>
     <w:rPrDefault>
       <w:rPr>
-        <w:rFonts w:ascii="Microsoft YaHei" w:cs="Microsoft YaHei" w:eastAsia="Microsoft YaHei" w:hAnsi="Microsoft YaHei"/>
         <w:color w:val="17324D"/>
         <w:sz w:val="22"/>
         <w:szCs w:val="22"/>
+        <w:rFonts w:ascii="Microsoft YaHei" w:cs="Microsoft YaHei" w:eastAsia="Microsoft YaHei" w:hAnsi="Microsoft YaHei"/>
       </w:rPr>
     </w:rPrDefault>
     <w:pPrDefault>
@@ -5567,8 +6572,8 @@
     <w:uiPriority w:val="99"/>
     <w:unhideWhenUsed/>
     <w:rPr>
+      <w:u w:val="single"/>
       <w:color w:val="0563C1"/>
-      <w:u w:val="single"/>
     </w:rPr>
   </w:style>
   <w:style w:type="character" w:styleId="FootnoteReference">
@@ -5608,58 +6613,21 @@
       <w:szCs w:val="20"/>
     </w:rPr>
   </w:style>
-  <w:style w:type="character" w:styleId="EndnoteReference">
-    <w:name w:val="endnote reference"/>
-    <w:basedOn w:val="DefaultParagraphFont"/>
-    <w:uiPriority w:val="99"/>
-    <w:semiHidden/>
-    <w:unhideWhenUsed/>
-    <w:rPr>
-      <w:vertAlign w:val="superscript"/>
-    </w:rPr>
-  </w:style>
-  <w:style w:type="paragraph" w:styleId="EndnoteText">
-    <w:name w:val="endnote text"/>
-    <w:basedOn w:val="Normal"/>
-    <w:link w:val="EndnoteTextChar"/>
-    <w:uiPriority w:val="99"/>
-    <w:semiHidden/>
-    <w:unhideWhenUsed/>
-    <w:pPr>
-      <w:spacing w:after="0" w:line="240" w:lineRule="auto"/>
-    </w:pPr>
-    <w:rPr>
-      <w:sz w:val="20"/>
-      <w:szCs w:val="20"/>
-    </w:rPr>
-  </w:style>
-  <w:style w:type="character" w:styleId="EndnoteTextChar">
-    <w:name w:val="Endnote Text Char"/>
-    <w:basedOn w:val="DefaultParagraphFont"/>
-    <w:link w:val="EndnoteText"/>
-    <w:uiPriority w:val="99"/>
-    <w:semiHidden/>
-    <w:unhideWhenUsed/>
-    <w:rPr>
-      <w:sz w:val="20"/>
-      <w:szCs w:val="20"/>
-    </w:rPr>
-  </w:style>
   <w:style w:type="paragraph" w:styleId="Title">
     <w:name w:val="Title"/>
     <w:basedOn w:val="Normal"/>
     <w:next w:val="Normal"/>
     <w:pPr>
-      <w:spacing w:after="220" w:before="180"/>
+      <w:spacing w:before="180" w:after="220"/>
       <w:jc w:val="center"/>
     </w:pPr>
     <w:rPr>
-      <w:rFonts w:ascii="Microsoft YaHei" w:cs="Microsoft YaHei" w:eastAsia="Microsoft YaHei" w:hAnsi="Microsoft YaHei"/>
       <w:b/>
       <w:bCs/>
       <w:color w:val="17324D"/>
       <w:sz w:val="44"/>
       <w:szCs w:val="44"/>
+      <w:rFonts w:ascii="Microsoft YaHei" w:cs="Microsoft YaHei" w:eastAsia="Microsoft YaHei" w:hAnsi="Microsoft YaHei"/>
     </w:rPr>
   </w:style>
   <w:style w:type="paragraph" w:styleId="Heading1">
@@ -5669,16 +6637,16 @@
     <w:qFormat/>
     <w:pPr>
       <w:keepNext/>
-      <w:spacing w:after="160" w:before="260"/>
+      <w:spacing w:before="260" w:after="160"/>
       <w:outlineLvl w:val="0"/>
     </w:pPr>
     <w:rPr>
-      <w:rFonts w:ascii="Microsoft YaHei" w:cs="Microsoft YaHei" w:eastAsia="Microsoft YaHei" w:hAnsi="Microsoft YaHei"/>
       <w:b/>
       <w:bCs/>
       <w:color w:val="17324D"/>
       <w:sz w:val="32"/>
       <w:szCs w:val="32"/>
+      <w:rFonts w:ascii="Microsoft YaHei" w:cs="Microsoft YaHei" w:eastAsia="Microsoft YaHei" w:hAnsi="Microsoft YaHei"/>
     </w:rPr>
   </w:style>
   <w:style w:type="paragraph" w:styleId="Heading2">
@@ -5688,16 +6656,16 @@
     <w:qFormat/>
     <w:pPr>
       <w:keepNext/>
-      <w:spacing w:after="120" w:before="200"/>
+      <w:spacing w:before="200" w:after="120"/>
       <w:outlineLvl w:val="1"/>
     </w:pPr>
     <w:rPr>
-      <w:rFonts w:ascii="Microsoft YaHei" w:cs="Microsoft YaHei" w:eastAsia="Microsoft YaHei" w:hAnsi="Microsoft YaHei"/>
       <w:b/>
       <w:bCs/>
       <w:color w:val="167B68"/>
       <w:sz w:val="26"/>
       <w:szCs w:val="26"/>
+      <w:rFonts w:ascii="Microsoft YaHei" w:cs="Microsoft YaHei" w:eastAsia="Microsoft YaHei" w:hAnsi="Microsoft YaHei"/>
     </w:rPr>
   </w:style>
   <w:style w:type="paragraph" w:styleId="Heading3">
@@ -5707,16 +6675,16 @@
     <w:qFormat/>
     <w:pPr>
       <w:keepNext/>
-      <w:spacing w:after="100" w:before="160"/>
+      <w:spacing w:before="160" w:after="100"/>
       <w:outlineLvl w:val="2"/>
     </w:pPr>
     <w:rPr>
-      <w:rFonts w:ascii="Microsoft YaHei" w:cs="Microsoft YaHei" w:eastAsia="Microsoft YaHei" w:hAnsi="Microsoft YaHei"/>
       <w:b/>
       <w:bCs/>
       <w:color w:val="4B729B"/>
       <w:sz w:val="23"/>
       <w:szCs w:val="23"/>
+      <w:rFonts w:ascii="Microsoft YaHei" w:cs="Microsoft YaHei" w:eastAsia="Microsoft YaHei" w:hAnsi="Microsoft YaHei"/>
     </w:rPr>
   </w:style>
 </w:styles>
